--- a/public/2026/seq03/FICHE_S3-A02_Filius1_4eme.docx
+++ b/public/2026/seq03/FICHE_S3-A02_Filius1_4eme.docx
@@ -279,7 +279,7 @@
     </w:tbl>
     <w:p>
       <w:pPr>
-        <w:spacing w:after="60"/>
+        <w:spacing w:after="96"/>
       </w:pPr>
     </w:p>
     <w:tbl>
@@ -329,8 +329,8 @@
                 <w:bCs/>
                 <w:i w:val="false"/>
                 <w:iCs w:val="false"/>
-                <w:sz w:val="16"/>
-                <w:szCs w:val="16"/>
+                <w:sz w:val="24"/>
+                <w:szCs w:val="24"/>
               </w:rPr>
               <w:t xml:space="preserve">Nom : </w:t>
             </w:r>
@@ -341,10 +341,10 @@
                 <w:bCs w:val="false"/>
                 <w:i w:val="false"/>
                 <w:iCs w:val="false"/>
-                <w:sz w:val="16"/>
-                <w:szCs w:val="16"/>
-              </w:rPr>
-              <w:t xml:space="preserve">....................................</w:t>
+                <w:sz w:val="24"/>
+                <w:szCs w:val="24"/>
+              </w:rPr>
+              <w:t xml:space="preserve">...................</w:t>
             </w:r>
           </w:p>
         </w:tc>
@@ -376,8 +376,8 @@
                 <w:bCs/>
                 <w:i w:val="false"/>
                 <w:iCs w:val="false"/>
-                <w:sz w:val="16"/>
-                <w:szCs w:val="16"/>
+                <w:sz w:val="24"/>
+                <w:szCs w:val="24"/>
               </w:rPr>
               <w:t xml:space="preserve">Prénom : </w:t>
             </w:r>
@@ -388,10 +388,10 @@
                 <w:bCs w:val="false"/>
                 <w:i w:val="false"/>
                 <w:iCs w:val="false"/>
-                <w:sz w:val="16"/>
-                <w:szCs w:val="16"/>
-              </w:rPr>
-              <w:t xml:space="preserve">...............................</w:t>
+                <w:sz w:val="24"/>
+                <w:szCs w:val="24"/>
+              </w:rPr>
+              <w:t xml:space="preserve">................</w:t>
             </w:r>
           </w:p>
         </w:tc>
@@ -423,8 +423,8 @@
                 <w:bCs/>
                 <w:i w:val="false"/>
                 <w:iCs w:val="false"/>
-                <w:sz w:val="16"/>
-                <w:szCs w:val="16"/>
+                <w:sz w:val="24"/>
+                <w:szCs w:val="24"/>
               </w:rPr>
               <w:t xml:space="preserve">Classe : </w:t>
             </w:r>
@@ -435,10 +435,10 @@
                 <w:bCs w:val="false"/>
                 <w:i w:val="false"/>
                 <w:iCs w:val="false"/>
-                <w:sz w:val="16"/>
-                <w:szCs w:val="16"/>
-              </w:rPr>
-              <w:t xml:space="preserve">..........</w:t>
+                <w:sz w:val="24"/>
+                <w:szCs w:val="24"/>
+              </w:rPr>
+              <w:t xml:space="preserve">......</w:t>
             </w:r>
           </w:p>
         </w:tc>
@@ -470,8 +470,8 @@
                 <w:bCs/>
                 <w:i w:val="false"/>
                 <w:iCs w:val="false"/>
-                <w:sz w:val="16"/>
-                <w:szCs w:val="16"/>
+                <w:sz w:val="24"/>
+                <w:szCs w:val="24"/>
               </w:rPr>
               <w:t xml:space="preserve">Maison : </w:t>
             </w:r>
@@ -482,10 +482,10 @@
                 <w:bCs w:val="false"/>
                 <w:i w:val="false"/>
                 <w:iCs w:val="false"/>
-                <w:sz w:val="16"/>
-                <w:szCs w:val="16"/>
-              </w:rPr>
-              <w:t xml:space="preserve">................</w:t>
+                <w:sz w:val="24"/>
+                <w:szCs w:val="24"/>
+              </w:rPr>
+              <w:t xml:space="preserve">......</w:t>
             </w:r>
           </w:p>
         </w:tc>
@@ -493,7 +493,7 @@
     </w:tbl>
     <w:p>
       <w:pPr>
-        <w:spacing w:after="80"/>
+        <w:spacing w:after="128"/>
       </w:pPr>
     </w:p>
     <w:tbl>
@@ -542,8 +542,8 @@
                 <w:bCs/>
                 <w:i w:val="false"/>
                 <w:iCs w:val="false"/>
-                <w:sz w:val="24"/>
-                <w:szCs w:val="24"/>
+                <w:sz w:val="32"/>
+                <w:szCs w:val="32"/>
               </w:rPr>
               <w:t xml:space="preserve">FILIUS (1) : MON RÉSEAU LOCAL OPÉRATIONNEL</w:t>
             </w:r>
@@ -553,7 +553,7 @@
     </w:tbl>
     <w:p>
       <w:pPr>
-        <w:spacing w:after="80"/>
+        <w:spacing w:after="128"/>
       </w:pPr>
     </w:p>
     <w:tbl>
@@ -591,17 +591,17 @@
           </w:tcPr>
           <w:p>
             <w:pPr>
-              <w:spacing w:after="30"/>
-            </w:pPr>
-            <w:r>
-              <w:rPr>
-                <w:rFonts w:ascii="Arial" w:cs="Arial" w:eastAsia="Arial" w:hAnsi="Arial"/>
-                <w:b w:val="false"/>
-                <w:bCs w:val="false"/>
-                <w:i w:val="false"/>
-                <w:iCs w:val="false"/>
-                <w:sz w:val="18"/>
-                <w:szCs w:val="18"/>
+              <w:spacing w:after="48"/>
+            </w:pPr>
+            <w:r>
+              <w:rPr>
+                <w:rFonts w:ascii="Arial" w:cs="Arial" w:eastAsia="Arial" w:hAnsi="Arial"/>
+                <w:b w:val="false"/>
+                <w:bCs w:val="false"/>
+                <w:i w:val="false"/>
+                <w:iCs w:val="false"/>
+                <w:sz w:val="26"/>
+                <w:szCs w:val="26"/>
               </w:rPr>
               <w:t xml:space="preserve">Le collège doit équiper une nouvelle salle informatique. Avant d'acheter des kilomètres de câbles, le technicien SIMULE le réseau : c'est ton travail aujourd'hui, avec le logiciel Filius.</w:t>
             </w:r>
@@ -617,8 +617,8 @@
                 <w:bCs/>
                 <w:i/>
                 <w:iCs/>
-                <w:sz w:val="18"/>
-                <w:szCs w:val="18"/>
+                <w:sz w:val="26"/>
+                <w:szCs w:val="26"/>
               </w:rPr>
               <w:t xml:space="preserve">PROBLÉMATIQUE : Comment construire un réseau local et PROUVER qu'il fonctionne ?</w:t>
             </w:r>
@@ -628,7 +628,7 @@
     </w:tbl>
     <w:p>
       <w:pPr>
-        <w:spacing w:after="80"/>
+        <w:spacing w:after="128"/>
       </w:pPr>
     </w:p>
     <w:tbl>
@@ -676,8 +676,8 @@
                 <w:bCs/>
                 <w:i w:val="false"/>
                 <w:iCs w:val="false"/>
-                <w:sz w:val="20"/>
-                <w:szCs w:val="20"/>
+                <w:sz w:val="28"/>
+                <w:szCs w:val="28"/>
               </w:rPr>
               <w:t xml:space="preserve">PARTIE 1 — Deux machines qui se parlent</w:t>
             </w:r>
@@ -687,12 +687,12 @@
     </w:tbl>
     <w:p>
       <w:pPr>
-        <w:spacing w:after="40"/>
+        <w:spacing w:after="64"/>
       </w:pPr>
     </w:p>
     <w:p>
       <w:pPr>
-        <w:spacing w:after="60"/>
+        <w:spacing w:after="96"/>
       </w:pPr>
       <w:r>
         <w:rPr>
@@ -701,8 +701,8 @@
           <w:bCs/>
           <w:i w:val="false"/>
           <w:iCs w:val="false"/>
-          <w:sz w:val="18"/>
-          <w:szCs w:val="18"/>
+          <w:sz w:val="26"/>
+          <w:szCs w:val="26"/>
         </w:rPr>
         <w:t xml:space="preserve">➤ </w:t>
       </w:r>
@@ -713,8 +713,8 @@
           <w:bCs w:val="false"/>
           <w:i w:val="false"/>
           <w:iCs w:val="false"/>
-          <w:sz w:val="18"/>
-          <w:szCs w:val="18"/>
+          <w:sz w:val="26"/>
+          <w:szCs w:val="26"/>
         </w:rPr>
         <w:t xml:space="preserve">Réalise puis coche. En cas de blocage : relis, réessaie, PUIS lève la main.</w:t>
       </w:r>
@@ -765,8 +765,8 @@
                 <w:bCs/>
                 <w:i w:val="false"/>
                 <w:iCs w:val="false"/>
-                <w:sz w:val="16"/>
-                <w:szCs w:val="16"/>
+                <w:sz w:val="24"/>
+                <w:szCs w:val="24"/>
               </w:rPr>
               <w:t xml:space="preserve">Fait</w:t>
             </w:r>
@@ -801,8 +801,8 @@
                 <w:bCs/>
                 <w:i w:val="false"/>
                 <w:iCs w:val="false"/>
-                <w:sz w:val="16"/>
-                <w:szCs w:val="16"/>
+                <w:sz w:val="24"/>
+                <w:szCs w:val="24"/>
               </w:rPr>
               <w:t xml:space="preserve">Étape</w:t>
             </w:r>
@@ -838,8 +838,8 @@
                 <w:bCs w:val="false"/>
                 <w:i w:val="false"/>
                 <w:iCs w:val="false"/>
-                <w:sz w:val="16"/>
-                <w:szCs w:val="16"/>
+                <w:sz w:val="24"/>
+                <w:szCs w:val="24"/>
               </w:rPr>
               <w:t xml:space="preserve">☐ 1</w:t>
             </w:r>
@@ -873,8 +873,8 @@
                 <w:bCs w:val="false"/>
                 <w:i w:val="false"/>
                 <w:iCs w:val="false"/>
-                <w:sz w:val="16"/>
-                <w:szCs w:val="16"/>
+                <w:sz w:val="24"/>
+                <w:szCs w:val="24"/>
               </w:rPr>
               <w:t xml:space="preserve">Glisse 2 portables, relie-les par un câble.</w:t>
             </w:r>
@@ -910,8 +910,8 @@
                 <w:bCs w:val="false"/>
                 <w:i w:val="false"/>
                 <w:iCs w:val="false"/>
-                <w:sz w:val="16"/>
-                <w:szCs w:val="16"/>
+                <w:sz w:val="24"/>
+                <w:szCs w:val="24"/>
               </w:rPr>
               <w:t xml:space="preserve">☐ 2</w:t>
             </w:r>
@@ -945,8 +945,8 @@
                 <w:bCs w:val="false"/>
                 <w:i w:val="false"/>
                 <w:iCs w:val="false"/>
-                <w:sz w:val="16"/>
-                <w:szCs w:val="16"/>
+                <w:sz w:val="24"/>
+                <w:szCs w:val="24"/>
               </w:rPr>
               <w:t xml:space="preserve">Double-clic sur chaque PC → adresse IP : 192.168.0.10 et 192.168.0.11 (masque 255.255.255.0). Mets l'IP comme nom.</w:t>
             </w:r>
@@ -982,8 +982,8 @@
                 <w:bCs w:val="false"/>
                 <w:i w:val="false"/>
                 <w:iCs w:val="false"/>
-                <w:sz w:val="16"/>
-                <w:szCs w:val="16"/>
+                <w:sz w:val="24"/>
+                <w:szCs w:val="24"/>
               </w:rPr>
               <w:t xml:space="preserve">☐ 3</w:t>
             </w:r>
@@ -1017,8 +1017,8 @@
                 <w:bCs w:val="false"/>
                 <w:i w:val="false"/>
                 <w:iCs w:val="false"/>
-                <w:sz w:val="16"/>
-                <w:szCs w:val="16"/>
+                <w:sz w:val="24"/>
+                <w:szCs w:val="24"/>
               </w:rPr>
               <w:t xml:space="preserve">Mode simulation ▶ → sur le PC .10, installe la « Ligne de commande ».</w:t>
             </w:r>
@@ -1054,8 +1054,8 @@
                 <w:bCs w:val="false"/>
                 <w:i w:val="false"/>
                 <w:iCs w:val="false"/>
-                <w:sz w:val="16"/>
-                <w:szCs w:val="16"/>
+                <w:sz w:val="24"/>
+                <w:szCs w:val="24"/>
               </w:rPr>
               <w:t xml:space="preserve">☐ 4</w:t>
             </w:r>
@@ -1089,8 +1089,8 @@
                 <w:bCs w:val="false"/>
                 <w:i w:val="false"/>
                 <w:iCs w:val="false"/>
-                <w:sz w:val="16"/>
-                <w:szCs w:val="16"/>
+                <w:sz w:val="24"/>
+                <w:szCs w:val="24"/>
               </w:rPr>
               <w:t xml:space="preserve">Tape : ping 192.168.0.11 → note le résultat en 1a.</w:t>
             </w:r>
@@ -1126,8 +1126,8 @@
                 <w:bCs w:val="false"/>
                 <w:i w:val="false"/>
                 <w:iCs w:val="false"/>
-                <w:sz w:val="16"/>
-                <w:szCs w:val="16"/>
+                <w:sz w:val="24"/>
+                <w:szCs w:val="24"/>
               </w:rPr>
               <w:t xml:space="preserve">☐ 5</w:t>
             </w:r>
@@ -1161,8 +1161,8 @@
                 <w:bCs w:val="false"/>
                 <w:i w:val="false"/>
                 <w:iCs w:val="false"/>
-                <w:sz w:val="16"/>
-                <w:szCs w:val="16"/>
+                <w:sz w:val="24"/>
+                <w:szCs w:val="24"/>
               </w:rPr>
               <w:t xml:space="preserve">Tape : ping 192.168.0.12 (adresse inexistante) → note en 1b.</w:t>
             </w:r>
@@ -1172,7 +1172,7 @@
     </w:tbl>
     <w:p>
       <w:pPr>
-        <w:spacing w:after="40" w:before="60"/>
+        <w:spacing w:after="64" w:before="60"/>
       </w:pPr>
       <w:r>
         <w:rPr>
@@ -1181,15 +1181,15 @@
           <w:bCs w:val="false"/>
           <w:i w:val="false"/>
           <w:iCs w:val="false"/>
-          <w:sz w:val="16"/>
-          <w:szCs w:val="16"/>
+          <w:sz w:val="24"/>
+          <w:szCs w:val="24"/>
         </w:rPr>
         <w:t xml:space="preserve">1a. ping .11 : ....... paquets transmis, ....... reçus, ....... % perdus  →  communication : ☐ OK ☐ échec</w:t>
       </w:r>
     </w:p>
     <w:p>
       <w:pPr>
-        <w:spacing w:after="50"/>
+        <w:spacing w:after="80"/>
       </w:pPr>
       <w:r>
         <w:rPr>
@@ -1198,10 +1198,10 @@
           <w:bCs w:val="false"/>
           <w:i w:val="false"/>
           <w:iCs w:val="false"/>
-          <w:sz w:val="16"/>
-          <w:szCs w:val="16"/>
+          <w:sz w:val="24"/>
+          <w:szCs w:val="24"/>
         </w:rPr>
-        <w:t xml:space="preserve">1b. ping .12 : ....... % perdus. Interprétation : ....................................................................................</w:t>
+        <w:t xml:space="preserve">1b. ping .12 : ....... % perdus. Interprétation : ......................................................</w:t>
       </w:r>
     </w:p>
     <w:tbl>
@@ -1249,8 +1249,8 @@
                 <w:bCs/>
                 <w:i w:val="false"/>
                 <w:iCs w:val="false"/>
-                <w:sz w:val="20"/>
-                <w:szCs w:val="20"/>
+                <w:sz w:val="28"/>
+                <w:szCs w:val="28"/>
               </w:rPr>
               <w:t xml:space="preserve">PARTIE 2 — Le réseau en étoile, comme une vraie salle</w:t>
             </w:r>
@@ -1260,7 +1260,7 @@
     </w:tbl>
     <w:p>
       <w:pPr>
-        <w:spacing w:after="40"/>
+        <w:spacing w:after="64"/>
       </w:pPr>
     </w:p>
     <w:tbl>
@@ -1309,8 +1309,8 @@
                 <w:bCs/>
                 <w:i w:val="false"/>
                 <w:iCs w:val="false"/>
-                <w:sz w:val="16"/>
-                <w:szCs w:val="16"/>
+                <w:sz w:val="24"/>
+                <w:szCs w:val="24"/>
               </w:rPr>
               <w:t xml:space="preserve">Fait</w:t>
             </w:r>
@@ -1345,8 +1345,8 @@
                 <w:bCs/>
                 <w:i w:val="false"/>
                 <w:iCs w:val="false"/>
-                <w:sz w:val="16"/>
-                <w:szCs w:val="16"/>
+                <w:sz w:val="24"/>
+                <w:szCs w:val="24"/>
               </w:rPr>
               <w:t xml:space="preserve">Étape</w:t>
             </w:r>
@@ -1382,8 +1382,8 @@
                 <w:bCs w:val="false"/>
                 <w:i w:val="false"/>
                 <w:iCs w:val="false"/>
-                <w:sz w:val="16"/>
-                <w:szCs w:val="16"/>
+                <w:sz w:val="24"/>
+                <w:szCs w:val="24"/>
               </w:rPr>
               <w:t xml:space="preserve">☐ 6</w:t>
             </w:r>
@@ -1417,8 +1417,8 @@
                 <w:bCs w:val="false"/>
                 <w:i w:val="false"/>
                 <w:iCs w:val="false"/>
-                <w:sz w:val="16"/>
-                <w:szCs w:val="16"/>
+                <w:sz w:val="24"/>
+                <w:szCs w:val="24"/>
               </w:rPr>
               <w:t xml:space="preserve">Mode conception : supprime le câble direct, ajoute un SWITCH et un SERVEUR (192.168.0.12).</w:t>
             </w:r>
@@ -1454,8 +1454,8 @@
                 <w:bCs w:val="false"/>
                 <w:i w:val="false"/>
                 <w:iCs w:val="false"/>
-                <w:sz w:val="16"/>
-                <w:szCs w:val="16"/>
+                <w:sz w:val="24"/>
+                <w:szCs w:val="24"/>
               </w:rPr>
               <w:t xml:space="preserve">☐ 7</w:t>
             </w:r>
@@ -1489,8 +1489,8 @@
                 <w:bCs w:val="false"/>
                 <w:i w:val="false"/>
                 <w:iCs w:val="false"/>
-                <w:sz w:val="16"/>
-                <w:szCs w:val="16"/>
+                <w:sz w:val="24"/>
+                <w:szCs w:val="24"/>
               </w:rPr>
               <w:t xml:space="preserve">Relie PC et serveur au switch (topologie en étoile).</w:t>
             </w:r>
@@ -1526,8 +1526,8 @@
                 <w:bCs w:val="false"/>
                 <w:i w:val="false"/>
                 <w:iCs w:val="false"/>
-                <w:sz w:val="16"/>
-                <w:szCs w:val="16"/>
+                <w:sz w:val="24"/>
+                <w:szCs w:val="24"/>
               </w:rPr>
               <w:t xml:space="preserve">☐ 8</w:t>
             </w:r>
@@ -1561,8 +1561,8 @@
                 <w:bCs w:val="false"/>
                 <w:i w:val="false"/>
                 <w:iCs w:val="false"/>
-                <w:sz w:val="16"/>
-                <w:szCs w:val="16"/>
+                <w:sz w:val="24"/>
+                <w:szCs w:val="24"/>
               </w:rPr>
               <w:t xml:space="preserve">Simulation ▶ : ping du PC .10 vers .11 PUIS vers .12 → 0 % perdus exigé.</w:t>
             </w:r>
@@ -1598,8 +1598,8 @@
                 <w:bCs w:val="false"/>
                 <w:i w:val="false"/>
                 <w:iCs w:val="false"/>
-                <w:sz w:val="16"/>
-                <w:szCs w:val="16"/>
+                <w:sz w:val="24"/>
+                <w:szCs w:val="24"/>
               </w:rPr>
               <w:t xml:space="preserve">☐ 9</w:t>
             </w:r>
@@ -1633,8 +1633,8 @@
                 <w:bCs w:val="false"/>
                 <w:i w:val="false"/>
                 <w:iCs w:val="false"/>
-                <w:sz w:val="16"/>
-                <w:szCs w:val="16"/>
+                <w:sz w:val="24"/>
+                <w:szCs w:val="24"/>
               </w:rPr>
               <w:t xml:space="preserve">Tape ipconfig sur le PC .10 et relève les informations en 2a.</w:t>
             </w:r>
@@ -1644,7 +1644,7 @@
     </w:tbl>
     <w:p>
       <w:pPr>
-        <w:spacing w:after="50" w:before="60"/>
+        <w:spacing w:after="80" w:before="60"/>
       </w:pPr>
       <w:r>
         <w:rPr>
@@ -1653,10 +1653,10 @@
           <w:bCs w:val="false"/>
           <w:i w:val="false"/>
           <w:iCs w:val="false"/>
-          <w:sz w:val="16"/>
-          <w:szCs w:val="16"/>
+          <w:sz w:val="24"/>
+          <w:szCs w:val="24"/>
         </w:rPr>
-        <w:t xml:space="preserve">2a. ipconfig → Adresse IP : ........................... | Masque : ........................... | Adresse MAC : ...........................</w:t>
+        <w:t xml:space="preserve">2a. ipconfig → Adresse IP : ............. | Masque : ............. | Adresse MAC : .............</w:t>
       </w:r>
     </w:p>
     <w:tbl>
@@ -1704,8 +1704,8 @@
                 <w:bCs/>
                 <w:i w:val="false"/>
                 <w:iCs w:val="false"/>
-                <w:sz w:val="20"/>
-                <w:szCs w:val="20"/>
+                <w:sz w:val="28"/>
+                <w:szCs w:val="28"/>
               </w:rPr>
               <w:t xml:space="preserve">PARTIE 3 — Compte-rendu du technicien</w:t>
             </w:r>
@@ -1715,12 +1715,12 @@
     </w:tbl>
     <w:p>
       <w:pPr>
-        <w:spacing w:after="40"/>
+        <w:spacing w:after="64"/>
       </w:pPr>
     </w:p>
     <w:p>
       <w:pPr>
-        <w:spacing w:after="60"/>
+        <w:spacing w:after="96"/>
       </w:pPr>
       <w:r>
         <w:rPr>
@@ -1729,8 +1729,8 @@
           <w:bCs/>
           <w:i w:val="false"/>
           <w:iCs w:val="false"/>
-          <w:sz w:val="18"/>
-          <w:szCs w:val="18"/>
+          <w:sz w:val="26"/>
+          <w:szCs w:val="26"/>
         </w:rPr>
         <w:t xml:space="preserve">➤ </w:t>
       </w:r>
@@ -1741,8 +1741,8 @@
           <w:bCs w:val="false"/>
           <w:i w:val="false"/>
           <w:iCs w:val="false"/>
-          <w:sz w:val="18"/>
-          <w:szCs w:val="18"/>
+          <w:sz w:val="26"/>
+          <w:szCs w:val="26"/>
         </w:rPr>
         <w:t xml:space="preserve">Complète le rapport de tests, comme un vrai technicien réseau.</w:t>
       </w:r>
@@ -1793,8 +1793,8 @@
                 <w:bCs/>
                 <w:i w:val="false"/>
                 <w:iCs w:val="false"/>
-                <w:sz w:val="16"/>
-                <w:szCs w:val="16"/>
+                <w:sz w:val="24"/>
+                <w:szCs w:val="24"/>
               </w:rPr>
               <w:t xml:space="preserve">Test effectué</w:t>
             </w:r>
@@ -1829,8 +1829,8 @@
                 <w:bCs/>
                 <w:i w:val="false"/>
                 <w:iCs w:val="false"/>
-                <w:sz w:val="16"/>
-                <w:szCs w:val="16"/>
+                <w:sz w:val="24"/>
+                <w:szCs w:val="24"/>
               </w:rPr>
               <w:t xml:space="preserve">Rapport</w:t>
             </w:r>
@@ -1866,8 +1866,8 @@
                 <w:bCs w:val="false"/>
                 <w:i w:val="false"/>
                 <w:iCs w:val="false"/>
-                <w:sz w:val="16"/>
-                <w:szCs w:val="16"/>
+                <w:sz w:val="24"/>
+                <w:szCs w:val="24"/>
               </w:rPr>
               <w:t xml:space="preserve">ping 192.168.0.11</w:t>
             </w:r>
@@ -1901,10 +1901,10 @@
                 <w:bCs w:val="false"/>
                 <w:i w:val="false"/>
                 <w:iCs w:val="false"/>
-                <w:sz w:val="16"/>
-                <w:szCs w:val="16"/>
-              </w:rPr>
-              <w:t xml:space="preserve">Résultat : ............................ | Conclusion : .......................................................</w:t>
+                <w:sz w:val="24"/>
+                <w:szCs w:val="24"/>
+              </w:rPr>
+              <w:t xml:space="preserve">Résultat : .............. | Conclusion : ...................................</w:t>
             </w:r>
           </w:p>
         </w:tc>
@@ -1938,8 +1938,8 @@
                 <w:bCs w:val="false"/>
                 <w:i w:val="false"/>
                 <w:iCs w:val="false"/>
-                <w:sz w:val="16"/>
-                <w:szCs w:val="16"/>
+                <w:sz w:val="24"/>
+                <w:szCs w:val="24"/>
               </w:rPr>
               <w:t xml:space="preserve">ping 192.168.0.12 (avant le serveur)</w:t>
             </w:r>
@@ -1973,10 +1973,10 @@
                 <w:bCs w:val="false"/>
                 <w:i w:val="false"/>
                 <w:iCs w:val="false"/>
-                <w:sz w:val="16"/>
-                <w:szCs w:val="16"/>
-              </w:rPr>
-              <w:t xml:space="preserve">Résultat : ............................ | Conclusion : .......................................................</w:t>
+                <w:sz w:val="24"/>
+                <w:szCs w:val="24"/>
+              </w:rPr>
+              <w:t xml:space="preserve">Résultat : .............. | Conclusion : ...................................</w:t>
             </w:r>
           </w:p>
         </w:tc>
@@ -2010,8 +2010,8 @@
                 <w:bCs w:val="false"/>
                 <w:i w:val="false"/>
                 <w:iCs w:val="false"/>
-                <w:sz w:val="16"/>
-                <w:szCs w:val="16"/>
+                <w:sz w:val="24"/>
+                <w:szCs w:val="24"/>
               </w:rPr>
               <w:t xml:space="preserve">ping 192.168.0.12 (étoile terminée)</w:t>
             </w:r>
@@ -2045,10 +2045,10 @@
                 <w:bCs w:val="false"/>
                 <w:i w:val="false"/>
                 <w:iCs w:val="false"/>
-                <w:sz w:val="16"/>
-                <w:szCs w:val="16"/>
-              </w:rPr>
-              <w:t xml:space="preserve">Résultat : ............................ | Conclusion : .......................................................</w:t>
+                <w:sz w:val="24"/>
+                <w:szCs w:val="24"/>
+              </w:rPr>
+              <w:t xml:space="preserve">Résultat : .............. | Conclusion : ...................................</w:t>
             </w:r>
           </w:p>
         </w:tc>
@@ -2056,7 +2056,7 @@
     </w:tbl>
     <w:p>
       <w:pPr>
-        <w:spacing w:after="30" w:before="50"/>
+        <w:spacing w:after="48" w:before="50"/>
       </w:pPr>
       <w:r>
         <w:rPr>
@@ -2065,15 +2065,15 @@
           <w:bCs w:val="false"/>
           <w:i w:val="false"/>
           <w:iCs w:val="false"/>
-          <w:sz w:val="16"/>
-          <w:szCs w:val="16"/>
+          <w:sz w:val="24"/>
+          <w:szCs w:val="24"/>
         </w:rPr>
         <w:t xml:space="preserve">3a. Pourquoi la topologie en étoile (avec switch) est-elle utilisée dans les vraies salles plutôt que des câbles entre chaque paire de machines ?</w:t>
       </w:r>
     </w:p>
     <w:p>
       <w:pPr>
-        <w:spacing w:after="60"/>
+        <w:spacing w:after="96"/>
       </w:pPr>
       <w:r>
         <w:rPr>
@@ -2082,15 +2082,15 @@
           <w:bCs w:val="false"/>
           <w:i w:val="false"/>
           <w:iCs w:val="false"/>
-          <w:sz w:val="16"/>
-          <w:szCs w:val="16"/>
+          <w:sz w:val="24"/>
+          <w:szCs w:val="24"/>
         </w:rPr>
-        <w:t xml:space="preserve">......................................................................................................................</w:t>
+        <w:t xml:space="preserve">.............................................................................</w:t>
       </w:r>
     </w:p>
     <w:p>
       <w:pPr>
-        <w:spacing w:after="60"/>
+        <w:spacing w:after="96"/>
       </w:pPr>
       <w:r>
         <w:rPr>
@@ -2099,15 +2099,15 @@
           <w:bCs w:val="false"/>
           <w:i w:val="false"/>
           <w:iCs w:val="false"/>
-          <w:sz w:val="16"/>
-          <w:szCs w:val="16"/>
+          <w:sz w:val="24"/>
+          <w:szCs w:val="24"/>
         </w:rPr>
-        <w:t xml:space="preserve">......................................................................................................................</w:t>
+        <w:t xml:space="preserve">.............................................................................</w:t>
       </w:r>
     </w:p>
     <w:p>
       <w:pPr>
-        <w:spacing w:after="30"/>
+        <w:spacing w:after="48"/>
       </w:pPr>
     </w:p>
     <w:tbl>
@@ -2146,7 +2146,7 @@
           </w:tcPr>
           <w:p>
             <w:pPr>
-              <w:spacing w:after="60"/>
+              <w:spacing w:after="96"/>
             </w:pPr>
             <w:r>
               <w:rPr>
@@ -2155,44 +2155,44 @@
                 <w:bCs/>
                 <w:i w:val="false"/>
                 <w:iCs w:val="false"/>
-                <w:sz w:val="20"/>
-                <w:szCs w:val="20"/>
+                <w:sz w:val="28"/>
+                <w:szCs w:val="28"/>
               </w:rPr>
               <w:t xml:space="preserve">BILAN — Ce que je retiens</w:t>
             </w:r>
           </w:p>
           <w:p>
             <w:pPr>
-              <w:spacing w:after="60"/>
-            </w:pPr>
-            <w:r>
-              <w:rPr>
-                <w:rFonts w:ascii="Arial" w:cs="Arial" w:eastAsia="Arial" w:hAnsi="Arial"/>
-                <w:b w:val="false"/>
-                <w:bCs w:val="false"/>
-                <w:i w:val="false"/>
-                <w:iCs w:val="false"/>
-                <w:sz w:val="18"/>
-                <w:szCs w:val="18"/>
-              </w:rPr>
-              <w:t xml:space="preserve">La commande ...................................... teste la communication ; ...................................... affiche la configuration réseau d'une machine.</w:t>
-            </w:r>
-          </w:p>
-          <w:p>
-            <w:pPr>
-              <w:spacing w:after="60"/>
-            </w:pPr>
-            <w:r>
-              <w:rPr>
-                <w:rFonts w:ascii="Arial" w:cs="Arial" w:eastAsia="Arial" w:hAnsi="Arial"/>
-                <w:b w:val="false"/>
-                <w:bCs w:val="false"/>
-                <w:i w:val="false"/>
-                <w:iCs w:val="false"/>
-                <w:sz w:val="18"/>
-                <w:szCs w:val="18"/>
-              </w:rPr>
-              <w:t xml:space="preserve">En topologie ...................................... , toutes les machines sont reliées à un commutateur central.</w:t>
+              <w:spacing w:after="96"/>
+            </w:pPr>
+            <w:r>
+              <w:rPr>
+                <w:rFonts w:ascii="Arial" w:cs="Arial" w:eastAsia="Arial" w:hAnsi="Arial"/>
+                <w:b w:val="false"/>
+                <w:bCs w:val="false"/>
+                <w:i w:val="false"/>
+                <w:iCs w:val="false"/>
+                <w:sz w:val="26"/>
+                <w:szCs w:val="26"/>
+              </w:rPr>
+              <w:t xml:space="preserve">La commande ..................... teste la communication ; ..................... affiche la configuration réseau d'une machine.</w:t>
+            </w:r>
+          </w:p>
+          <w:p>
+            <w:pPr>
+              <w:spacing w:after="96"/>
+            </w:pPr>
+            <w:r>
+              <w:rPr>
+                <w:rFonts w:ascii="Arial" w:cs="Arial" w:eastAsia="Arial" w:hAnsi="Arial"/>
+                <w:b w:val="false"/>
+                <w:bCs w:val="false"/>
+                <w:i w:val="false"/>
+                <w:iCs w:val="false"/>
+                <w:sz w:val="26"/>
+                <w:szCs w:val="26"/>
+              </w:rPr>
+              <w:t xml:space="preserve">En topologie ..................... , toutes les machines sont reliées à un commutateur central.</w:t>
             </w:r>
           </w:p>
         </w:tc>
@@ -2210,8 +2210,8 @@
           <w:bCs w:val="false"/>
           <w:i/>
           <w:iCs/>
-          <w:sz w:val="16"/>
-          <w:szCs w:val="16"/>
+          <w:sz w:val="24"/>
+          <w:szCs w:val="24"/>
         </w:rPr>
         <w:t xml:space="preserve">« Tester, c'est prouver. » — devise du technicien réseau</w:t>
       </w:r>
@@ -2364,8 +2364,8 @@
     <w:rPrDefault>
       <w:rPr>
         <w:rFonts w:ascii="Arial" w:cs="Arial" w:eastAsia="Arial" w:hAnsi="Arial"/>
-        <w:sz w:val="18"/>
-        <w:szCs w:val="18"/>
+        <w:sz w:val="24"/>
+        <w:szCs w:val="24"/>
       </w:rPr>
     </w:rPrDefault>
     <w:pPrDefault/>

--- a/public/2026/seq03/FICHE_S3-A02_Filius1_4eme.docx
+++ b/public/2026/seq03/FICHE_S3-A02_Filius1_4eme.docx
@@ -21,6 +21,9 @@
         <w:gridCol w:w="1200"/>
       </w:tblGrid>
       <w:tr>
+        <w:trPr>
+          <w:cantSplit/>
+        </w:trPr>
         <w:tc>
           <w:tcPr>
             <w:tcW w:type="dxa" w:w="1266"/>
@@ -210,6 +213,32 @@
               <w:t xml:space="preserve">ACTIVITÉ N°02</w:t>
             </w:r>
           </w:p>
+          <w:p>
+            <w:pPr>
+              <w:spacing w:after="0"/>
+            </w:pPr>
+            <w:r>
+              <w:rPr>
+                <w:rFonts w:ascii="Arial" w:cs="Arial" w:eastAsia="Arial" w:hAnsi="Arial"/>
+                <w:sz w:val="14"/>
+                <w:szCs w:val="14"/>
+              </w:rPr>
+              <w:t xml:space="preserve">NOM : ..............................</w:t>
+            </w:r>
+          </w:p>
+          <w:p>
+            <w:pPr>
+              <w:spacing w:after="0"/>
+            </w:pPr>
+            <w:r>
+              <w:rPr>
+                <w:rFonts w:ascii="Arial" w:cs="Arial" w:eastAsia="Arial" w:hAnsi="Arial"/>
+                <w:sz w:val="14"/>
+                <w:szCs w:val="14"/>
+              </w:rPr>
+              <w:t xml:space="preserve">PRÉNOM : .........................</w:t>
+            </w:r>
+          </w:p>
         </w:tc>
         <w:tc>
           <w:tcPr>
@@ -295,32 +324,36 @@
         </w:tblBorders>
       </w:tblPr>
       <w:tblGrid>
-        <w:gridCol w:w="2840"/>
-        <w:gridCol w:w="2840"/>
-        <w:gridCol w:w="1640"/>
-        <w:gridCol w:w="2040"/>
+        <w:gridCol w:w="9360"/>
       </w:tblGrid>
       <w:tr>
-        <w:tc>
-          <w:tcPr>
-            <w:tcW w:type="dxa" w:w="2840"/>
-            <w:tcBorders>
-              <w:top w:val="single" w:color="000000" w:sz="6"/>
-              <w:left w:val="single" w:color="000000" w:sz="6"/>
-              <w:bottom w:val="single" w:color="000000" w:sz="6"/>
-              <w:right w:val="single" w:color="000000" w:sz="6"/>
-            </w:tcBorders>
-            <w:tcMar>
-              <w:top w:type="dxa" w:w="40"/>
-              <w:left w:type="dxa" w:w="80"/>
-              <w:bottom w:type="dxa" w:w="40"/>
-              <w:right w:type="dxa" w:w="80"/>
-            </w:tcMar>
-            <w:vAlign w:val="center"/>
-          </w:tcPr>
-          <w:p>
-            <w:pPr>
-              <w:spacing w:after="0"/>
+        <w:trPr>
+          <w:cantSplit/>
+        </w:trPr>
+        <w:tc>
+          <w:tcPr>
+            <w:tcW w:type="dxa" w:w="9360"/>
+            <w:tcBorders>
+              <w:top w:val="single" w:color="000000" w:sz="6"/>
+              <w:left w:val="single" w:color="000000" w:sz="6"/>
+              <w:bottom w:val="single" w:color="000000" w:sz="6"/>
+              <w:right w:val="single" w:color="000000" w:sz="6"/>
+            </w:tcBorders>
+            <w:shd w:fill="D9D9D9" w:val="clear"/>
+            <w:tcMar>
+              <w:top w:type="dxa" w:w="40"/>
+              <w:left w:type="dxa" w:w="80"/>
+              <w:bottom w:type="dxa" w:w="40"/>
+              <w:right w:type="dxa" w:w="80"/>
+            </w:tcMar>
+            <w:vAlign w:val="center"/>
+          </w:tcPr>
+          <w:p>
+            <w:pPr>
+              <w:keepNext/>
+              <w:keepLines/>
+              <w:spacing w:after="0"/>
+              <w:jc w:val="center"/>
             </w:pPr>
             <w:r>
               <w:rPr>
@@ -329,163 +362,10 @@
                 <w:bCs/>
                 <w:i w:val="false"/>
                 <w:iCs w:val="false"/>
-                <w:sz w:val="24"/>
-                <w:szCs w:val="24"/>
-              </w:rPr>
-              <w:t xml:space="preserve">Nom : </w:t>
-            </w:r>
-            <w:r>
-              <w:rPr>
-                <w:rFonts w:ascii="Arial" w:cs="Arial" w:eastAsia="Arial" w:hAnsi="Arial"/>
-                <w:b w:val="false"/>
-                <w:bCs w:val="false"/>
-                <w:i w:val="false"/>
-                <w:iCs w:val="false"/>
-                <w:sz w:val="24"/>
-                <w:szCs w:val="24"/>
-              </w:rPr>
-              <w:t xml:space="preserve">...................</w:t>
-            </w:r>
-          </w:p>
-        </w:tc>
-        <w:tc>
-          <w:tcPr>
-            <w:tcW w:type="dxa" w:w="2840"/>
-            <w:tcBorders>
-              <w:top w:val="single" w:color="000000" w:sz="6"/>
-              <w:left w:val="single" w:color="000000" w:sz="6"/>
-              <w:bottom w:val="single" w:color="000000" w:sz="6"/>
-              <w:right w:val="single" w:color="000000" w:sz="6"/>
-            </w:tcBorders>
-            <w:tcMar>
-              <w:top w:type="dxa" w:w="40"/>
-              <w:left w:type="dxa" w:w="80"/>
-              <w:bottom w:type="dxa" w:w="40"/>
-              <w:right w:type="dxa" w:w="80"/>
-            </w:tcMar>
-            <w:vAlign w:val="center"/>
-          </w:tcPr>
-          <w:p>
-            <w:pPr>
-              <w:spacing w:after="0"/>
-            </w:pPr>
-            <w:r>
-              <w:rPr>
-                <w:rFonts w:ascii="Arial" w:cs="Arial" w:eastAsia="Arial" w:hAnsi="Arial"/>
-                <w:b/>
-                <w:bCs/>
-                <w:i w:val="false"/>
-                <w:iCs w:val="false"/>
-                <w:sz w:val="24"/>
-                <w:szCs w:val="24"/>
-              </w:rPr>
-              <w:t xml:space="preserve">Prénom : </w:t>
-            </w:r>
-            <w:r>
-              <w:rPr>
-                <w:rFonts w:ascii="Arial" w:cs="Arial" w:eastAsia="Arial" w:hAnsi="Arial"/>
-                <w:b w:val="false"/>
-                <w:bCs w:val="false"/>
-                <w:i w:val="false"/>
-                <w:iCs w:val="false"/>
-                <w:sz w:val="24"/>
-                <w:szCs w:val="24"/>
-              </w:rPr>
-              <w:t xml:space="preserve">................</w:t>
-            </w:r>
-          </w:p>
-        </w:tc>
-        <w:tc>
-          <w:tcPr>
-            <w:tcW w:type="dxa" w:w="1640"/>
-            <w:tcBorders>
-              <w:top w:val="single" w:color="000000" w:sz="6"/>
-              <w:left w:val="single" w:color="000000" w:sz="6"/>
-              <w:bottom w:val="single" w:color="000000" w:sz="6"/>
-              <w:right w:val="single" w:color="000000" w:sz="6"/>
-            </w:tcBorders>
-            <w:tcMar>
-              <w:top w:type="dxa" w:w="40"/>
-              <w:left w:type="dxa" w:w="80"/>
-              <w:bottom w:type="dxa" w:w="40"/>
-              <w:right w:type="dxa" w:w="80"/>
-            </w:tcMar>
-            <w:vAlign w:val="center"/>
-          </w:tcPr>
-          <w:p>
-            <w:pPr>
-              <w:spacing w:after="0"/>
-            </w:pPr>
-            <w:r>
-              <w:rPr>
-                <w:rFonts w:ascii="Arial" w:cs="Arial" w:eastAsia="Arial" w:hAnsi="Arial"/>
-                <w:b/>
-                <w:bCs/>
-                <w:i w:val="false"/>
-                <w:iCs w:val="false"/>
-                <w:sz w:val="24"/>
-                <w:szCs w:val="24"/>
-              </w:rPr>
-              <w:t xml:space="preserve">Classe : </w:t>
-            </w:r>
-            <w:r>
-              <w:rPr>
-                <w:rFonts w:ascii="Arial" w:cs="Arial" w:eastAsia="Arial" w:hAnsi="Arial"/>
-                <w:b w:val="false"/>
-                <w:bCs w:val="false"/>
-                <w:i w:val="false"/>
-                <w:iCs w:val="false"/>
-                <w:sz w:val="24"/>
-                <w:szCs w:val="24"/>
-              </w:rPr>
-              <w:t xml:space="preserve">......</w:t>
-            </w:r>
-          </w:p>
-        </w:tc>
-        <w:tc>
-          <w:tcPr>
-            <w:tcW w:type="dxa" w:w="2040"/>
-            <w:tcBorders>
-              <w:top w:val="single" w:color="000000" w:sz="6"/>
-              <w:left w:val="single" w:color="000000" w:sz="6"/>
-              <w:bottom w:val="single" w:color="000000" w:sz="6"/>
-              <w:right w:val="single" w:color="000000" w:sz="6"/>
-            </w:tcBorders>
-            <w:tcMar>
-              <w:top w:type="dxa" w:w="40"/>
-              <w:left w:type="dxa" w:w="80"/>
-              <w:bottom w:type="dxa" w:w="40"/>
-              <w:right w:type="dxa" w:w="80"/>
-            </w:tcMar>
-            <w:vAlign w:val="center"/>
-          </w:tcPr>
-          <w:p>
-            <w:pPr>
-              <w:spacing w:after="0"/>
-            </w:pPr>
-            <w:r>
-              <w:rPr>
-                <w:rFonts w:ascii="Arial" w:cs="Arial" w:eastAsia="Arial" w:hAnsi="Arial"/>
-                <w:b/>
-                <w:bCs/>
-                <w:i w:val="false"/>
-                <w:iCs w:val="false"/>
-                <w:sz w:val="24"/>
-                <w:szCs w:val="24"/>
-              </w:rPr>
-              <w:t xml:space="preserve">Maison : </w:t>
-            </w:r>
-            <w:r>
-              <w:rPr>
-                <w:rFonts w:ascii="Arial" w:cs="Arial" w:eastAsia="Arial" w:hAnsi="Arial"/>
-                <w:b w:val="false"/>
-                <w:bCs w:val="false"/>
-                <w:i w:val="false"/>
-                <w:iCs w:val="false"/>
-                <w:sz w:val="24"/>
-                <w:szCs w:val="24"/>
-              </w:rPr>
-              <w:t xml:space="preserve">......</w:t>
+                <w:sz w:val="32"/>
+                <w:szCs w:val="32"/>
+              </w:rPr>
+              <w:t xml:space="preserve">FILIUS (1) : MON RÉSEAU LOCAL OPÉRATIONNEL</w:t>
             </w:r>
           </w:p>
         </w:tc>
@@ -493,6 +373,8 @@
     </w:tbl>
     <w:p>
       <w:pPr>
+        <w:keepNext/>
+        <w:keepLines/>
         <w:spacing w:after="128"/>
       </w:pPr>
     </w:p>
@@ -512,66 +394,9 @@
         <w:gridCol w:w="9360"/>
       </w:tblGrid>
       <w:tr>
-        <w:tc>
-          <w:tcPr>
-            <w:tcW w:type="dxa" w:w="9360"/>
-            <w:tcBorders>
-              <w:top w:val="single" w:color="000000" w:sz="6"/>
-              <w:left w:val="single" w:color="000000" w:sz="6"/>
-              <w:bottom w:val="single" w:color="000000" w:sz="6"/>
-              <w:right w:val="single" w:color="000000" w:sz="6"/>
-            </w:tcBorders>
-            <w:shd w:fill="D9D9D9" w:val="clear"/>
-            <w:tcMar>
-              <w:top w:type="dxa" w:w="40"/>
-              <w:left w:type="dxa" w:w="80"/>
-              <w:bottom w:type="dxa" w:w="40"/>
-              <w:right w:type="dxa" w:w="80"/>
-            </w:tcMar>
-            <w:vAlign w:val="center"/>
-          </w:tcPr>
-          <w:p>
-            <w:pPr>
-              <w:spacing w:after="0"/>
-              <w:jc w:val="center"/>
-            </w:pPr>
-            <w:r>
-              <w:rPr>
-                <w:rFonts w:ascii="Arial" w:cs="Arial" w:eastAsia="Arial" w:hAnsi="Arial"/>
-                <w:b/>
-                <w:bCs/>
-                <w:i w:val="false"/>
-                <w:iCs w:val="false"/>
-                <w:sz w:val="32"/>
-                <w:szCs w:val="32"/>
-              </w:rPr>
-              <w:t xml:space="preserve">FILIUS (1) : MON RÉSEAU LOCAL OPÉRATIONNEL</w:t>
-            </w:r>
-          </w:p>
-        </w:tc>
-      </w:tr>
-    </w:tbl>
-    <w:p>
-      <w:pPr>
-        <w:spacing w:after="128"/>
-      </w:pPr>
-    </w:p>
-    <w:tbl>
-      <w:tblPr>
-        <w:tblW w:type="dxa" w:w="9360"/>
-        <w:tblBorders>
-          <w:top w:val="single" w:color="auto" w:sz="4"/>
-          <w:left w:val="single" w:color="auto" w:sz="4"/>
-          <w:bottom w:val="single" w:color="auto" w:sz="4"/>
-          <w:right w:val="single" w:color="auto" w:sz="4"/>
-          <w:insideH w:val="single" w:color="auto" w:sz="4"/>
-          <w:insideV w:val="single" w:color="auto" w:sz="4"/>
-        </w:tblBorders>
-      </w:tblPr>
-      <w:tblGrid>
-        <w:gridCol w:w="9360"/>
-      </w:tblGrid>
-      <w:tr>
+        <w:trPr>
+          <w:cantSplit/>
+        </w:trPr>
         <w:tc>
           <w:tcPr>
             <w:tcW w:type="dxa" w:w="9360"/>
@@ -591,6 +416,8 @@
           </w:tcPr>
           <w:p>
             <w:pPr>
+              <w:keepNext/>
+              <w:keepLines/>
               <w:spacing w:after="48"/>
             </w:pPr>
             <w:r>
@@ -608,6 +435,8 @@
           </w:p>
           <w:p>
             <w:pPr>
+              <w:keepNext/>
+              <w:keepLines/>
               <w:spacing w:after="0"/>
             </w:pPr>
             <w:r>
@@ -628,70 +457,35 @@
     </w:tbl>
     <w:p>
       <w:pPr>
-        <w:spacing w:after="128"/>
-      </w:pPr>
-    </w:p>
-    <w:tbl>
-      <w:tblPr>
-        <w:tblW w:type="dxa" w:w="9360"/>
-        <w:tblBorders>
-          <w:top w:val="single" w:color="auto" w:sz="4"/>
-          <w:left w:val="single" w:color="auto" w:sz="4"/>
-          <w:bottom w:val="single" w:color="auto" w:sz="4"/>
-          <w:right w:val="single" w:color="auto" w:sz="4"/>
-          <w:insideH w:val="single" w:color="auto" w:sz="4"/>
-          <w:insideV w:val="single" w:color="auto" w:sz="4"/>
-        </w:tblBorders>
-      </w:tblPr>
-      <w:tblGrid>
-        <w:gridCol w:w="9360"/>
-      </w:tblGrid>
-      <w:tr>
-        <w:tc>
-          <w:tcPr>
-            <w:tcW w:type="dxa" w:w="9360"/>
-            <w:tcBorders>
-              <w:top w:val="single" w:color="000000" w:sz="6"/>
-              <w:left w:val="single" w:color="000000" w:sz="6"/>
-              <w:bottom w:val="single" w:color="000000" w:sz="6"/>
-              <w:right w:val="single" w:color="000000" w:sz="6"/>
-            </w:tcBorders>
-            <w:shd w:fill="D9D9D9" w:val="clear"/>
-            <w:tcMar>
-              <w:top w:type="dxa" w:w="40"/>
-              <w:left w:type="dxa" w:w="80"/>
-              <w:bottom w:type="dxa" w:w="40"/>
-              <w:right w:type="dxa" w:w="80"/>
-            </w:tcMar>
-            <w:vAlign w:val="center"/>
-          </w:tcPr>
-          <w:p>
-            <w:pPr>
-              <w:spacing w:after="0"/>
-            </w:pPr>
-            <w:r>
-              <w:rPr>
-                <w:rFonts w:ascii="Arial" w:cs="Arial" w:eastAsia="Arial" w:hAnsi="Arial"/>
-                <w:b/>
-                <w:bCs/>
-                <w:i w:val="false"/>
-                <w:iCs w:val="false"/>
-                <w:sz w:val="28"/>
-                <w:szCs w:val="28"/>
-              </w:rPr>
-              <w:t xml:space="preserve">PARTIE 1 — Deux machines qui se parlent</w:t>
-            </w:r>
-          </w:p>
-        </w:tc>
-      </w:tr>
-    </w:tbl>
-    <w:p>
-      <w:pPr>
-        <w:spacing w:after="64"/>
-      </w:pPr>
+        <w:keepNext/>
+        <w:keepLines/>
+        <w:pBdr>
+          <w:top w:val="single" w:color="000000" w:sz="6" w:space="4"/>
+          <w:left w:val="single" w:color="000000" w:sz="6" w:space="4"/>
+          <w:bottom w:val="single" w:color="000000" w:sz="6" w:space="4"/>
+          <w:right w:val="single" w:color="000000" w:sz="6" w:space="4"/>
+        </w:pBdr>
+        <w:shd w:val="clear" w:color="auto" w:fill="D9D9D9"/>
+        <w:spacing w:before="150" w:after="130"/>
+        <w:ind w:left="0" w:right="1106"/>
+      </w:pPr>
+      <w:r>
+        <w:rPr>
+          <w:rFonts w:ascii="Arial" w:cs="Arial" w:eastAsia="Arial" w:hAnsi="Arial"/>
+          <w:b/>
+          <w:bCs/>
+          <w:i w:val="false"/>
+          <w:iCs w:val="false"/>
+          <w:sz w:val="28"/>
+          <w:szCs w:val="28"/>
+        </w:rPr>
+        <w:t xml:space="preserve">PARTIE 1 — Deux machines qui se parlent</w:t>
+      </w:r>
     </w:p>
     <w:p>
       <w:pPr>
+        <w:keepNext/>
+        <w:keepLines/>
         <w:spacing w:after="96"/>
       </w:pPr>
       <w:r>
@@ -736,6 +530,9 @@
         <w:gridCol w:w="8460"/>
       </w:tblGrid>
       <w:tr>
+        <w:trPr>
+          <w:cantSplit/>
+        </w:trPr>
         <w:tc>
           <w:tcPr>
             <w:tcW w:type="dxa" w:w="900"/>
@@ -756,6 +553,8 @@
           </w:tcPr>
           <w:p>
             <w:pPr>
+              <w:keepNext/>
+              <w:keepLines/>
               <w:spacing w:after="0"/>
             </w:pPr>
             <w:r>
@@ -792,6 +591,8 @@
           </w:tcPr>
           <w:p>
             <w:pPr>
+              <w:keepNext/>
+              <w:keepLines/>
               <w:spacing w:after="0"/>
             </w:pPr>
             <w:r>
@@ -810,6 +611,9 @@
         </w:tc>
       </w:tr>
       <w:tr>
+        <w:trPr>
+          <w:cantSplit/>
+        </w:trPr>
         <w:tc>
           <w:tcPr>
             <w:tcW w:type="dxa" w:w="900"/>
@@ -829,6 +633,8 @@
           </w:tcPr>
           <w:p>
             <w:pPr>
+              <w:keepNext/>
+              <w:keepLines/>
               <w:spacing w:after="0"/>
             </w:pPr>
             <w:r>
@@ -864,6 +670,8 @@
           </w:tcPr>
           <w:p>
             <w:pPr>
+              <w:keepNext/>
+              <w:keepLines/>
               <w:spacing w:after="0"/>
             </w:pPr>
             <w:r>
@@ -882,6 +690,9 @@
         </w:tc>
       </w:tr>
       <w:tr>
+        <w:trPr>
+          <w:cantSplit/>
+        </w:trPr>
         <w:tc>
           <w:tcPr>
             <w:tcW w:type="dxa" w:w="900"/>
@@ -901,6 +712,8 @@
           </w:tcPr>
           <w:p>
             <w:pPr>
+              <w:keepNext/>
+              <w:keepLines/>
               <w:spacing w:after="0"/>
             </w:pPr>
             <w:r>
@@ -936,6 +749,8 @@
           </w:tcPr>
           <w:p>
             <w:pPr>
+              <w:keepNext/>
+              <w:keepLines/>
               <w:spacing w:after="0"/>
             </w:pPr>
             <w:r>
@@ -954,6 +769,9 @@
         </w:tc>
       </w:tr>
       <w:tr>
+        <w:trPr>
+          <w:cantSplit/>
+        </w:trPr>
         <w:tc>
           <w:tcPr>
             <w:tcW w:type="dxa" w:w="900"/>
@@ -973,6 +791,8 @@
           </w:tcPr>
           <w:p>
             <w:pPr>
+              <w:keepNext/>
+              <w:keepLines/>
               <w:spacing w:after="0"/>
             </w:pPr>
             <w:r>
@@ -1008,6 +828,8 @@
           </w:tcPr>
           <w:p>
             <w:pPr>
+              <w:keepNext/>
+              <w:keepLines/>
               <w:spacing w:after="0"/>
             </w:pPr>
             <w:r>
@@ -1026,6 +848,9 @@
         </w:tc>
       </w:tr>
       <w:tr>
+        <w:trPr>
+          <w:cantSplit/>
+        </w:trPr>
         <w:tc>
           <w:tcPr>
             <w:tcW w:type="dxa" w:w="900"/>
@@ -1045,6 +870,8 @@
           </w:tcPr>
           <w:p>
             <w:pPr>
+              <w:keepNext/>
+              <w:keepLines/>
               <w:spacing w:after="0"/>
             </w:pPr>
             <w:r>
@@ -1080,6 +907,8 @@
           </w:tcPr>
           <w:p>
             <w:pPr>
+              <w:keepNext/>
+              <w:keepLines/>
               <w:spacing w:after="0"/>
             </w:pPr>
             <w:r>
@@ -1098,6 +927,9 @@
         </w:tc>
       </w:tr>
       <w:tr>
+        <w:trPr>
+          <w:cantSplit/>
+        </w:trPr>
         <w:tc>
           <w:tcPr>
             <w:tcW w:type="dxa" w:w="900"/>
@@ -1204,64 +1036,32 @@
         <w:t xml:space="preserve">1b. ping .12 : ....... % perdus. Interprétation : ......................................................</w:t>
       </w:r>
     </w:p>
-    <w:tbl>
-      <w:tblPr>
-        <w:tblW w:type="dxa" w:w="9360"/>
-        <w:tblBorders>
-          <w:top w:val="single" w:color="auto" w:sz="4"/>
-          <w:left w:val="single" w:color="auto" w:sz="4"/>
-          <w:bottom w:val="single" w:color="auto" w:sz="4"/>
-          <w:right w:val="single" w:color="auto" w:sz="4"/>
-          <w:insideH w:val="single" w:color="auto" w:sz="4"/>
-          <w:insideV w:val="single" w:color="auto" w:sz="4"/>
-        </w:tblBorders>
-      </w:tblPr>
-      <w:tblGrid>
-        <w:gridCol w:w="9360"/>
-      </w:tblGrid>
-      <w:tr>
-        <w:tc>
-          <w:tcPr>
-            <w:tcW w:type="dxa" w:w="9360"/>
-            <w:tcBorders>
-              <w:top w:val="single" w:color="000000" w:sz="6"/>
-              <w:left w:val="single" w:color="000000" w:sz="6"/>
-              <w:bottom w:val="single" w:color="000000" w:sz="6"/>
-              <w:right w:val="single" w:color="000000" w:sz="6"/>
-            </w:tcBorders>
-            <w:shd w:fill="D9D9D9" w:val="clear"/>
-            <w:tcMar>
-              <w:top w:type="dxa" w:w="40"/>
-              <w:left w:type="dxa" w:w="80"/>
-              <w:bottom w:type="dxa" w:w="40"/>
-              <w:right w:type="dxa" w:w="80"/>
-            </w:tcMar>
-            <w:vAlign w:val="center"/>
-          </w:tcPr>
-          <w:p>
-            <w:pPr>
-              <w:spacing w:after="0"/>
-            </w:pPr>
-            <w:r>
-              <w:rPr>
-                <w:rFonts w:ascii="Arial" w:cs="Arial" w:eastAsia="Arial" w:hAnsi="Arial"/>
-                <w:b/>
-                <w:bCs/>
-                <w:i w:val="false"/>
-                <w:iCs w:val="false"/>
-                <w:sz w:val="28"/>
-                <w:szCs w:val="28"/>
-              </w:rPr>
-              <w:t xml:space="preserve">PARTIE 2 — Le réseau en étoile, comme une vraie salle</w:t>
-            </w:r>
-          </w:p>
-        </w:tc>
-      </w:tr>
-    </w:tbl>
     <w:p>
       <w:pPr>
-        <w:spacing w:after="64"/>
-      </w:pPr>
+        <w:keepNext/>
+        <w:keepLines/>
+        <w:pBdr>
+          <w:top w:val="single" w:color="000000" w:sz="6" w:space="4"/>
+          <w:left w:val="single" w:color="000000" w:sz="6" w:space="4"/>
+          <w:bottom w:val="single" w:color="000000" w:sz="6" w:space="4"/>
+          <w:right w:val="single" w:color="000000" w:sz="6" w:space="4"/>
+        </w:pBdr>
+        <w:shd w:val="clear" w:color="auto" w:fill="D9D9D9"/>
+        <w:spacing w:before="150" w:after="130"/>
+        <w:ind w:left="0" w:right="1106"/>
+      </w:pPr>
+      <w:r>
+        <w:rPr>
+          <w:rFonts w:ascii="Arial" w:cs="Arial" w:eastAsia="Arial" w:hAnsi="Arial"/>
+          <w:b/>
+          <w:bCs/>
+          <w:i w:val="false"/>
+          <w:iCs w:val="false"/>
+          <w:sz w:val="28"/>
+          <w:szCs w:val="28"/>
+        </w:rPr>
+        <w:t xml:space="preserve">PARTIE 2 — Le réseau en étoile, comme une vraie salle</w:t>
+      </w:r>
     </w:p>
     <w:tbl>
       <w:tblPr>
@@ -1280,6 +1080,9 @@
         <w:gridCol w:w="8460"/>
       </w:tblGrid>
       <w:tr>
+        <w:trPr>
+          <w:cantSplit/>
+        </w:trPr>
         <w:tc>
           <w:tcPr>
             <w:tcW w:type="dxa" w:w="900"/>
@@ -1300,6 +1103,8 @@
           </w:tcPr>
           <w:p>
             <w:pPr>
+              <w:keepNext/>
+              <w:keepLines/>
               <w:spacing w:after="0"/>
             </w:pPr>
             <w:r>
@@ -1336,6 +1141,8 @@
           </w:tcPr>
           <w:p>
             <w:pPr>
+              <w:keepNext/>
+              <w:keepLines/>
               <w:spacing w:after="0"/>
             </w:pPr>
             <w:r>
@@ -1354,6 +1161,9 @@
         </w:tc>
       </w:tr>
       <w:tr>
+        <w:trPr>
+          <w:cantSplit/>
+        </w:trPr>
         <w:tc>
           <w:tcPr>
             <w:tcW w:type="dxa" w:w="900"/>
@@ -1373,6 +1183,8 @@
           </w:tcPr>
           <w:p>
             <w:pPr>
+              <w:keepNext/>
+              <w:keepLines/>
               <w:spacing w:after="0"/>
             </w:pPr>
             <w:r>
@@ -1408,6 +1220,8 @@
           </w:tcPr>
           <w:p>
             <w:pPr>
+              <w:keepNext/>
+              <w:keepLines/>
               <w:spacing w:after="0"/>
             </w:pPr>
             <w:r>
@@ -1426,6 +1240,9 @@
         </w:tc>
       </w:tr>
       <w:tr>
+        <w:trPr>
+          <w:cantSplit/>
+        </w:trPr>
         <w:tc>
           <w:tcPr>
             <w:tcW w:type="dxa" w:w="900"/>
@@ -1445,6 +1262,8 @@
           </w:tcPr>
           <w:p>
             <w:pPr>
+              <w:keepNext/>
+              <w:keepLines/>
               <w:spacing w:after="0"/>
             </w:pPr>
             <w:r>
@@ -1480,6 +1299,8 @@
           </w:tcPr>
           <w:p>
             <w:pPr>
+              <w:keepNext/>
+              <w:keepLines/>
               <w:spacing w:after="0"/>
             </w:pPr>
             <w:r>
@@ -1498,6 +1319,9 @@
         </w:tc>
       </w:tr>
       <w:tr>
+        <w:trPr>
+          <w:cantSplit/>
+        </w:trPr>
         <w:tc>
           <w:tcPr>
             <w:tcW w:type="dxa" w:w="900"/>
@@ -1517,6 +1341,8 @@
           </w:tcPr>
           <w:p>
             <w:pPr>
+              <w:keepNext/>
+              <w:keepLines/>
               <w:spacing w:after="0"/>
             </w:pPr>
             <w:r>
@@ -1552,6 +1378,8 @@
           </w:tcPr>
           <w:p>
             <w:pPr>
+              <w:keepNext/>
+              <w:keepLines/>
               <w:spacing w:after="0"/>
             </w:pPr>
             <w:r>
@@ -1570,6 +1398,9 @@
         </w:tc>
       </w:tr>
       <w:tr>
+        <w:trPr>
+          <w:cantSplit/>
+        </w:trPr>
         <w:tc>
           <w:tcPr>
             <w:tcW w:type="dxa" w:w="900"/>
@@ -1659,67 +1490,37 @@
         <w:t xml:space="preserve">2a. ipconfig → Adresse IP : ............. | Masque : ............. | Adresse MAC : .............</w:t>
       </w:r>
     </w:p>
-    <w:tbl>
-      <w:tblPr>
-        <w:tblW w:type="dxa" w:w="9360"/>
-        <w:tblBorders>
-          <w:top w:val="single" w:color="auto" w:sz="4"/>
-          <w:left w:val="single" w:color="auto" w:sz="4"/>
-          <w:bottom w:val="single" w:color="auto" w:sz="4"/>
-          <w:right w:val="single" w:color="auto" w:sz="4"/>
-          <w:insideH w:val="single" w:color="auto" w:sz="4"/>
-          <w:insideV w:val="single" w:color="auto" w:sz="4"/>
-        </w:tblBorders>
-      </w:tblPr>
-      <w:tblGrid>
-        <w:gridCol w:w="9360"/>
-      </w:tblGrid>
-      <w:tr>
-        <w:tc>
-          <w:tcPr>
-            <w:tcW w:type="dxa" w:w="9360"/>
-            <w:tcBorders>
-              <w:top w:val="single" w:color="000000" w:sz="6"/>
-              <w:left w:val="single" w:color="000000" w:sz="6"/>
-              <w:bottom w:val="single" w:color="000000" w:sz="6"/>
-              <w:right w:val="single" w:color="000000" w:sz="6"/>
-            </w:tcBorders>
-            <w:shd w:fill="D9D9D9" w:val="clear"/>
-            <w:tcMar>
-              <w:top w:type="dxa" w:w="40"/>
-              <w:left w:type="dxa" w:w="80"/>
-              <w:bottom w:type="dxa" w:w="40"/>
-              <w:right w:type="dxa" w:w="80"/>
-            </w:tcMar>
-            <w:vAlign w:val="center"/>
-          </w:tcPr>
-          <w:p>
-            <w:pPr>
-              <w:spacing w:after="0"/>
-            </w:pPr>
-            <w:r>
-              <w:rPr>
-                <w:rFonts w:ascii="Arial" w:cs="Arial" w:eastAsia="Arial" w:hAnsi="Arial"/>
-                <w:b/>
-                <w:bCs/>
-                <w:i w:val="false"/>
-                <w:iCs w:val="false"/>
-                <w:sz w:val="28"/>
-                <w:szCs w:val="28"/>
-              </w:rPr>
-              <w:t xml:space="preserve">PARTIE 3 — Compte-rendu du technicien</w:t>
-            </w:r>
-          </w:p>
-        </w:tc>
-      </w:tr>
-    </w:tbl>
     <w:p>
       <w:pPr>
-        <w:spacing w:after="64"/>
-      </w:pPr>
+        <w:keepNext/>
+        <w:keepLines/>
+        <w:pBdr>
+          <w:top w:val="single" w:color="000000" w:sz="6" w:space="4"/>
+          <w:left w:val="single" w:color="000000" w:sz="6" w:space="4"/>
+          <w:bottom w:val="single" w:color="000000" w:sz="6" w:space="4"/>
+          <w:right w:val="single" w:color="000000" w:sz="6" w:space="4"/>
+        </w:pBdr>
+        <w:shd w:val="clear" w:color="auto" w:fill="D9D9D9"/>
+        <w:spacing w:before="150" w:after="130"/>
+        <w:ind w:left="0" w:right="1106"/>
+      </w:pPr>
+      <w:r>
+        <w:rPr>
+          <w:rFonts w:ascii="Arial" w:cs="Arial" w:eastAsia="Arial" w:hAnsi="Arial"/>
+          <w:b/>
+          <w:bCs/>
+          <w:i w:val="false"/>
+          <w:iCs w:val="false"/>
+          <w:sz w:val="28"/>
+          <w:szCs w:val="28"/>
+        </w:rPr>
+        <w:t xml:space="preserve">PARTIE 3 — Compte-rendu du technicien</w:t>
+      </w:r>
     </w:p>
     <w:p>
       <w:pPr>
+        <w:keepNext/>
+        <w:keepLines/>
         <w:spacing w:after="96"/>
       </w:pPr>
       <w:r>
@@ -1764,6 +1565,9 @@
         <w:gridCol w:w="5960"/>
       </w:tblGrid>
       <w:tr>
+        <w:trPr>
+          <w:cantSplit/>
+        </w:trPr>
         <w:tc>
           <w:tcPr>
             <w:tcW w:type="dxa" w:w="3400"/>
@@ -1784,6 +1588,8 @@
           </w:tcPr>
           <w:p>
             <w:pPr>
+              <w:keepNext/>
+              <w:keepLines/>
               <w:spacing w:after="0"/>
             </w:pPr>
             <w:r>
@@ -1820,6 +1626,8 @@
           </w:tcPr>
           <w:p>
             <w:pPr>
+              <w:keepNext/>
+              <w:keepLines/>
               <w:spacing w:after="0"/>
             </w:pPr>
             <w:r>
@@ -1838,6 +1646,9 @@
         </w:tc>
       </w:tr>
       <w:tr>
+        <w:trPr>
+          <w:cantSplit/>
+        </w:trPr>
         <w:tc>
           <w:tcPr>
             <w:tcW w:type="dxa" w:w="3400"/>
@@ -1857,6 +1668,8 @@
           </w:tcPr>
           <w:p>
             <w:pPr>
+              <w:keepNext/>
+              <w:keepLines/>
               <w:spacing w:after="0"/>
             </w:pPr>
             <w:r>
@@ -1892,6 +1705,8 @@
           </w:tcPr>
           <w:p>
             <w:pPr>
+              <w:keepNext/>
+              <w:keepLines/>
               <w:spacing w:after="0"/>
             </w:pPr>
             <w:r>
@@ -1910,6 +1725,9 @@
         </w:tc>
       </w:tr>
       <w:tr>
+        <w:trPr>
+          <w:cantSplit/>
+        </w:trPr>
         <w:tc>
           <w:tcPr>
             <w:tcW w:type="dxa" w:w="3400"/>
@@ -1929,6 +1747,8 @@
           </w:tcPr>
           <w:p>
             <w:pPr>
+              <w:keepNext/>
+              <w:keepLines/>
               <w:spacing w:after="0"/>
             </w:pPr>
             <w:r>
@@ -1964,6 +1784,8 @@
           </w:tcPr>
           <w:p>
             <w:pPr>
+              <w:keepNext/>
+              <w:keepLines/>
               <w:spacing w:after="0"/>
             </w:pPr>
             <w:r>
@@ -1982,6 +1804,9 @@
         </w:tc>
       </w:tr>
       <w:tr>
+        <w:trPr>
+          <w:cantSplit/>
+        </w:trPr>
         <w:tc>
           <w:tcPr>
             <w:tcW w:type="dxa" w:w="3400"/>
@@ -2126,6 +1951,9 @@
         <w:gridCol w:w="9360"/>
       </w:tblGrid>
       <w:tr>
+        <w:trPr>
+          <w:cantSplit/>
+        </w:trPr>
         <w:tc>
           <w:tcPr>
             <w:tcW w:type="dxa" w:w="9360"/>

--- a/public/2026/seq03/FICHE_S3-A02_Filius1_4eme.docx
+++ b/public/2026/seq03/FICHE_S3-A02_Filius1_4eme.docx
@@ -510,7 +510,41 @@
           <w:sz w:val="26"/>
           <w:szCs w:val="26"/>
         </w:rPr>
-        <w:t xml:space="preserve">Réalise puis coche. En cas de blocage : relis, réessaie, PUIS lève la main.</w:t>
+        <w:t xml:space="preserve">Fais les étapes dans l'ordre. Coche chaque case dès que l'étape est réussie.</w:t>
+      </w:r>
+    </w:p>
+    <w:p>
+      <w:pPr>
+        <w:spacing w:after="48" w:before="50"/>
+      </w:pPr>
+      <w:r>
+        <w:rPr>
+          <w:rFonts w:ascii="Arial" w:cs="Arial" w:eastAsia="Arial" w:hAnsi="Arial"/>
+          <w:b w:val="false"/>
+          <w:bCs w:val="false"/>
+          <w:i w:val="false"/>
+          <w:iCs w:val="false"/>
+          <w:sz w:val="24"/>
+          <w:szCs w:val="24"/>
+        </w:rPr>
+        <w:t xml:space="preserve">RAPPEL — Une adresse IP a quatre nombres séparés par des points : 192.168.0.10. Les trois premiers (192.168.0) désignent le RÉSEAU et sont les mêmes pour toutes les machines de la salle. Le dernier désigne LA MACHINE : c'est le seul qui change.</w:t>
+      </w:r>
+    </w:p>
+    <w:p>
+      <w:pPr>
+        <w:spacing w:after="48" w:before="50"/>
+      </w:pPr>
+      <w:r>
+        <w:rPr>
+          <w:rFonts w:ascii="Arial" w:cs="Arial" w:eastAsia="Arial" w:hAnsi="Arial"/>
+          <w:b w:val="false"/>
+          <w:bCs w:val="false"/>
+          <w:i w:val="false"/>
+          <w:iCs w:val="false"/>
+          <w:sz w:val="24"/>
+          <w:szCs w:val="24"/>
+        </w:rPr>
+        <w:t xml:space="preserve">RAPPEL — La commande ping envoie un petit message à une machine et attend sa réponse. 0 % de paquets perdus : elle répond, la communication fonctionne. 100 % perdus : elle ne répond pas.</w:t>
       </w:r>
     </w:p>
     <w:tbl>
@@ -684,7 +718,7 @@
                 <w:sz w:val="24"/>
                 <w:szCs w:val="24"/>
               </w:rPr>
-              <w:t xml:space="preserve">Glisse 2 portables, relie-les par un câble.</w:t>
+              <w:t xml:space="preserve">Glisse 2 portables sur le plan, puis branche un câble entre les deux.</w:t>
             </w:r>
           </w:p>
         </w:tc>
@@ -842,7 +876,7 @@
                 <w:sz w:val="24"/>
                 <w:szCs w:val="24"/>
               </w:rPr>
-              <w:t xml:space="preserve">Mode simulation ▶ → sur le PC .10, installe la « Ligne de commande ».</w:t>
+              <w:t xml:space="preserve">Mode simulation ▶ → sur le PC 192.168.0.10, installe la « Ligne de commande ».</w:t>
             </w:r>
           </w:p>
         </w:tc>
@@ -1016,7 +1050,7 @@
           <w:sz w:val="24"/>
           <w:szCs w:val="24"/>
         </w:rPr>
-        <w:t xml:space="preserve">1a. ping .11 : ....... paquets transmis, ....... reçus, ....... % perdus  →  communication : ☐ OK ☐ échec</w:t>
+        <w:t xml:space="preserve">1a. ping vers 192.168.0.11 : ....... paquets transmis, ....... reçus, ....... % perdus  →  communication : ☐ OK ☐ échec</w:t>
       </w:r>
     </w:p>
     <w:p>
@@ -1033,7 +1067,7 @@
           <w:sz w:val="24"/>
           <w:szCs w:val="24"/>
         </w:rPr>
-        <w:t xml:space="preserve">1b. ping .12 : ....... % perdus. Interprétation : ......................................................</w:t>
+        <w:t xml:space="preserve">1b. ping vers 192.168.0.12 : ....... % perdus. Interprétation : ......................................................</w:t>
       </w:r>
     </w:p>
     <w:p>
@@ -1392,7 +1426,7 @@
                 <w:sz w:val="24"/>
                 <w:szCs w:val="24"/>
               </w:rPr>
-              <w:t xml:space="preserve">Simulation ▶ : ping du PC .10 vers .11 PUIS vers .12 → 0 % perdus exigé.</w:t>
+              <w:t xml:space="preserve">Simulation ▶ : ping du PC 192.168.0.10 vers 192.168.0.11, PUIS vers 192.168.0.12 → 0 % perdus exigé.</w:t>
             </w:r>
           </w:p>
         </w:tc>
@@ -1467,7 +1501,7 @@
                 <w:sz w:val="24"/>
                 <w:szCs w:val="24"/>
               </w:rPr>
-              <w:t xml:space="preserve">Tape ipconfig sur le PC .10 et relève les informations en 2a.</w:t>
+              <w:t xml:space="preserve">Tape ipconfig sur le PC 192.168.0.10 et relève les informations en 2a.</w:t>
             </w:r>
           </w:p>
         </w:tc>
@@ -1893,7 +1927,7 @@
           <w:sz w:val="24"/>
           <w:szCs w:val="24"/>
         </w:rPr>
-        <w:t xml:space="preserve">3a. Pourquoi la topologie en étoile (avec switch) est-elle utilisée dans les vraies salles plutôt que des câbles entre chaque paire de machines ?</w:t>
+        <w:t xml:space="preserve">3a. Pourquoi la topologie en étoile (avec switch) est-elle utilisée dans les vraies salles plutôt qu'un câble entre chaque paire de machines ? Commence par : « L'étoile est utilisée parce que … »</w:t>
       </w:r>
     </w:p>
     <w:p>

--- a/public/2026/seq03/FICHE_S3-A02_Filius1_4eme.docx
+++ b/public/2026/seq03/FICHE_S3-A02_Filius1_4eme.docx
@@ -527,7 +527,7 @@
           <w:sz w:val="24"/>
           <w:szCs w:val="24"/>
         </w:rPr>
-        <w:t xml:space="preserve">RAPPEL — Une adresse IP a quatre nombres séparés par des points : 192.168.0.10. Les trois premiers (192.168.0) désignent le RÉSEAU et sont les mêmes pour toutes les machines de la salle. Le dernier désigne LA MACHINE : c'est le seul qui change.</w:t>
+        <w:t xml:space="preserve">RAPPEL — UNE ADRESSE IP, C'EST QUATRE NOMBRES SÉPARÉS PAR DES POINTS : 192.168.0.10 — comme 192 . 168 . 0 . 10. Chaque nombre va de 0 à 255, jamais plus. Ils ne se calculent pas, on les attribue : c'est un numéro, comme le numéro d'une maison dans une rue. Dans la salle, les TROIS PREMIERS (192.168.0) sont identiques sur toutes les machines — c'est le RÉSEAU, la rue. Seul le DERNIER change d'une machine à l'autre — c'est LA MACHINE, le numéro de la maison.</w:t>
       </w:r>
     </w:p>
     <w:p>

--- a/public/2026/seq03/FICHE_S3-A02_Filius1_4eme.docx
+++ b/public/2026/seq03/FICHE_S3-A02_Filius1_4eme.docx
@@ -211,32 +211,6 @@
                 <w:szCs w:val="15"/>
               </w:rPr>
               <w:t xml:space="preserve">ACTIVITÉ N°02</w:t>
-            </w:r>
-          </w:p>
-          <w:p>
-            <w:pPr>
-              <w:spacing w:after="0"/>
-            </w:pPr>
-            <w:r>
-              <w:rPr>
-                <w:rFonts w:ascii="Arial" w:cs="Arial" w:eastAsia="Arial" w:hAnsi="Arial"/>
-                <w:sz w:val="14"/>
-                <w:szCs w:val="14"/>
-              </w:rPr>
-              <w:t xml:space="preserve">NOM : ..............................</w:t>
-            </w:r>
-          </w:p>
-          <w:p>
-            <w:pPr>
-              <w:spacing w:after="0"/>
-            </w:pPr>
-            <w:r>
-              <w:rPr>
-                <w:rFonts w:ascii="Arial" w:cs="Arial" w:eastAsia="Arial" w:hAnsi="Arial"/>
-                <w:sz w:val="14"/>
-                <w:szCs w:val="14"/>
-              </w:rPr>
-              <w:t xml:space="preserve">PRÉNOM : .........................</w:t>
             </w:r>
           </w:p>
         </w:tc>

--- a/public/2026/seq03/FICHE_S3-A02_Filius1_4eme.docx
+++ b/public/2026/seq03/FICHE_S3-A02_Filius1_4eme.docx
@@ -1029,7 +1029,7 @@
     </w:p>
     <w:p>
       <w:pPr>
-        <w:spacing w:after="80"/>
+        <w:spacing w:after="230"/>
       </w:pPr>
       <w:r>
         <w:rPr>
@@ -1041,7 +1041,7 @@
           <w:sz w:val="24"/>
           <w:szCs w:val="24"/>
         </w:rPr>
-        <w:t xml:space="preserve">1b. ping vers 192.168.0.12 : ....... % perdus. Interprétation : ......................................................</w:t>
+        <w:t xml:space="preserve">1b. ping vers 192.168.0.12 : ....... % perdus. Interprétation : .......................................................</w:t>
       </w:r>
     </w:p>
     <w:p>
@@ -1483,7 +1483,7 @@
     </w:tbl>
     <w:p>
       <w:pPr>
-        <w:spacing w:after="80" w:before="60"/>
+        <w:spacing w:after="230" w:before="60"/>
       </w:pPr>
       <w:r>
         <w:rPr>
@@ -1495,7 +1495,7 @@
           <w:sz w:val="24"/>
           <w:szCs w:val="24"/>
         </w:rPr>
-        <w:t xml:space="preserve">2a. ipconfig → Adresse IP : ............. | Masque : ............. | Adresse MAC : .............</w:t>
+        <w:t xml:space="preserve">2a. ipconfig → Adresse IP : ............. | Masque : ............. | Adresse MAC : .................................</w:t>
       </w:r>
     </w:p>
     <w:p>
@@ -1715,19 +1715,19 @@
             <w:pPr>
               <w:keepNext/>
               <w:keepLines/>
-              <w:spacing w:after="0"/>
-            </w:pPr>
-            <w:r>
-              <w:rPr>
-                <w:rFonts w:ascii="Arial" w:cs="Arial" w:eastAsia="Arial" w:hAnsi="Arial"/>
-                <w:b w:val="false"/>
-                <w:bCs w:val="false"/>
-                <w:i w:val="false"/>
-                <w:iCs w:val="false"/>
-                <w:sz w:val="24"/>
-                <w:szCs w:val="24"/>
-              </w:rPr>
-              <w:t xml:space="preserve">Résultat : .............. | Conclusion : ...................................</w:t>
+              <w:spacing w:after="230"/>
+            </w:pPr>
+            <w:r>
+              <w:rPr>
+                <w:rFonts w:ascii="Arial" w:cs="Arial" w:eastAsia="Arial" w:hAnsi="Arial"/>
+                <w:b w:val="false"/>
+                <w:bCs w:val="false"/>
+                <w:i w:val="false"/>
+                <w:iCs w:val="false"/>
+                <w:sz w:val="24"/>
+                <w:szCs w:val="24"/>
+              </w:rPr>
+              <w:t xml:space="preserve">Résultat : .............. | Conclusion : ................................................................................................</w:t>
             </w:r>
           </w:p>
         </w:tc>
@@ -1794,19 +1794,19 @@
             <w:pPr>
               <w:keepNext/>
               <w:keepLines/>
-              <w:spacing w:after="0"/>
-            </w:pPr>
-            <w:r>
-              <w:rPr>
-                <w:rFonts w:ascii="Arial" w:cs="Arial" w:eastAsia="Arial" w:hAnsi="Arial"/>
-                <w:b w:val="false"/>
-                <w:bCs w:val="false"/>
-                <w:i w:val="false"/>
-                <w:iCs w:val="false"/>
-                <w:sz w:val="24"/>
-                <w:szCs w:val="24"/>
-              </w:rPr>
-              <w:t xml:space="preserve">Résultat : .............. | Conclusion : ...................................</w:t>
+              <w:spacing w:after="230"/>
+            </w:pPr>
+            <w:r>
+              <w:rPr>
+                <w:rFonts w:ascii="Arial" w:cs="Arial" w:eastAsia="Arial" w:hAnsi="Arial"/>
+                <w:b w:val="false"/>
+                <w:bCs w:val="false"/>
+                <w:i w:val="false"/>
+                <w:iCs w:val="false"/>
+                <w:sz w:val="24"/>
+                <w:szCs w:val="24"/>
+              </w:rPr>
+              <w:t xml:space="preserve">Résultat : .............. | Conclusion : ................................................................................................</w:t>
             </w:r>
           </w:p>
         </w:tc>
@@ -1869,19 +1869,19 @@
           </w:tcPr>
           <w:p>
             <w:pPr>
-              <w:spacing w:after="0"/>
-            </w:pPr>
-            <w:r>
-              <w:rPr>
-                <w:rFonts w:ascii="Arial" w:cs="Arial" w:eastAsia="Arial" w:hAnsi="Arial"/>
-                <w:b w:val="false"/>
-                <w:bCs w:val="false"/>
-                <w:i w:val="false"/>
-                <w:iCs w:val="false"/>
-                <w:sz w:val="24"/>
-                <w:szCs w:val="24"/>
-              </w:rPr>
-              <w:t xml:space="preserve">Résultat : .............. | Conclusion : ...................................</w:t>
+              <w:spacing w:after="230"/>
+            </w:pPr>
+            <w:r>
+              <w:rPr>
+                <w:rFonts w:ascii="Arial" w:cs="Arial" w:eastAsia="Arial" w:hAnsi="Arial"/>
+                <w:b w:val="false"/>
+                <w:bCs w:val="false"/>
+                <w:i w:val="false"/>
+                <w:iCs w:val="false"/>
+                <w:sz w:val="24"/>
+                <w:szCs w:val="24"/>
+              </w:rPr>
+              <w:t xml:space="preserve">Résultat : .............. | Conclusion : ................................................................................................</w:t>
             </w:r>
           </w:p>
         </w:tc>
@@ -1906,7 +1906,7 @@
     </w:p>
     <w:p>
       <w:pPr>
-        <w:spacing w:after="96"/>
+        <w:spacing w:after="230"/>
       </w:pPr>
       <w:r>
         <w:rPr>
@@ -1918,12 +1918,12 @@
           <w:sz w:val="24"/>
           <w:szCs w:val="24"/>
         </w:rPr>
-        <w:t xml:space="preserve">.............................................................................</w:t>
+        <w:t xml:space="preserve">......................................................................................................................................................</w:t>
       </w:r>
     </w:p>
     <w:p>
       <w:pPr>
-        <w:spacing w:after="96"/>
+        <w:spacing w:after="230"/>
       </w:pPr>
       <w:r>
         <w:rPr>
@@ -1935,7 +1935,7 @@
           <w:sz w:val="24"/>
           <w:szCs w:val="24"/>
         </w:rPr>
-        <w:t xml:space="preserve">.............................................................................</w:t>
+        <w:t xml:space="preserve">......................................................................................................................................................</w:t>
       </w:r>
     </w:p>
     <w:p>

--- a/public/2026/seq03/FICHE_S3-A02_Filius1_4eme.docx
+++ b/public/2026/seq03/FICHE_S3-A02_Filius1_4eme.docx
@@ -66,7 +66,7 @@
                           </pic:cNvPicPr>
                         </pic:nvPicPr>
                         <pic:blipFill>
-                          <a:blip r:embed="rId900" cstate="none"/>
+                          <a:blip r:embed="rId7" cstate="none"/>
                           <a:srcRect/>
                           <a:stretch>
                             <a:fillRect/>
@@ -255,7 +255,7 @@
                           </pic:cNvPicPr>
                         </pic:nvPicPr>
                         <pic:blipFill>
-                          <a:blip r:embed="rId901" cstate="none"/>
+                          <a:blip r:embed="rId8" cstate="none"/>
                           <a:srcRect/>
                           <a:stretch>
                             <a:fillRect/>
@@ -392,7 +392,7 @@
             <w:pPr>
               <w:keepNext/>
               <w:keepLines/>
-              <w:spacing w:after="48"/>
+              <w:spacing w:after="41"/>
             </w:pPr>
             <w:r>
               <w:rPr>
@@ -423,7 +423,7 @@
                 <w:sz w:val="26"/>
                 <w:szCs w:val="26"/>
               </w:rPr>
-              <w:t xml:space="preserve">PROBLÉMATIQUE : Comment construire un réseau local et PROUVER qu'il fonctionne ?</w:t>
+              <w:t xml:space="preserve">❓ PROBLÉMATIQUE : Comment construire un réseau local et PROUVER qu'il fonctionne ?</w:t>
             </w:r>
           </w:p>
         </w:tc>
@@ -450,11 +450,513 @@
           <w:bCs/>
           <w:i w:val="false"/>
           <w:iCs w:val="false"/>
-          <w:sz w:val="28"/>
-          <w:szCs w:val="28"/>
+          <w:sz w:val="26"/>
+          <w:szCs w:val="26"/>
         </w:rPr>
         <w:t xml:space="preserve">PARTIE 1 — Deux machines qui se parlent</w:t>
       </w:r>
+    </w:p>
+    <w:tbl>
+      <w:tblPr>
+        <w:tblW w:type="dxa" w:w="9360"/>
+        <w:tblBorders>
+          <w:top w:val="single" w:color="auto" w:sz="4"/>
+          <w:left w:val="single" w:color="auto" w:sz="4"/>
+          <w:bottom w:val="single" w:color="auto" w:sz="4"/>
+          <w:right w:val="single" w:color="auto" w:sz="4"/>
+          <w:insideH w:val="single" w:color="auto" w:sz="4"/>
+          <w:insideV w:val="single" w:color="auto" w:sz="4"/>
+        </w:tblBorders>
+      </w:tblPr>
+      <w:tblGrid>
+        <w:gridCol w:w="9360"/>
+      </w:tblGrid>
+      <w:tr>
+        <w:trPr>
+          <w:cantSplit/>
+        </w:trPr>
+        <w:tc>
+          <w:tcPr>
+            <w:tcW w:type="dxa" w:w="9360"/>
+            <w:tcBorders>
+              <w:top w:val="single" w:color="000000" w:sz="6"/>
+              <w:left w:val="single" w:color="000000" w:sz="6"/>
+              <w:bottom w:val="single" w:color="000000" w:sz="6"/>
+              <w:right w:val="single" w:color="000000" w:sz="6"/>
+            </w:tcBorders>
+            <w:shd w:fill="D9D9D9" w:val="clear"/>
+            <w:tcMar>
+              <w:top w:type="dxa" w:w="40"/>
+              <w:left w:type="dxa" w:w="80"/>
+              <w:bottom w:type="dxa" w:w="40"/>
+              <w:right w:type="dxa" w:w="80"/>
+            </w:tcMar>
+            <w:vAlign w:val="center"/>
+          </w:tcPr>
+          <w:p>
+            <w:pPr>
+              <w:keepNext/>
+              <w:keepLines/>
+              <w:spacing w:after="0"/>
+            </w:pPr>
+            <w:r>
+              <w:rPr>
+                <w:rFonts w:ascii="Arial" w:cs="Arial" w:eastAsia="Arial" w:hAnsi="Arial"/>
+                <w:b/>
+                <w:bCs/>
+                <w:i w:val="false"/>
+                <w:iCs w:val="false"/>
+                <w:sz w:val="24"/>
+                <w:szCs w:val="24"/>
+              </w:rPr>
+              <w:t xml:space="preserve">À SAVOIR — UNE ADRESSE IP</w:t>
+            </w:r>
+          </w:p>
+        </w:tc>
+      </w:tr>
+      <w:tr>
+        <w:trPr>
+          <w:cantSplit/>
+        </w:trPr>
+        <w:tc>
+          <w:tcPr>
+            <w:tcW w:type="dxa" w:w="9360"/>
+            <w:tcBorders>
+              <w:top w:val="single" w:color="000000" w:sz="6"/>
+              <w:left w:val="single" w:color="000000" w:sz="6"/>
+              <w:bottom w:val="single" w:color="000000" w:sz="6"/>
+              <w:right w:val="single" w:color="000000" w:sz="6"/>
+            </w:tcBorders>
+            <w:tcMar>
+              <w:top w:type="dxa" w:w="40"/>
+              <w:left w:type="dxa" w:w="80"/>
+              <w:bottom w:type="dxa" w:w="40"/>
+              <w:right w:type="dxa" w:w="80"/>
+            </w:tcMar>
+            <w:vAlign w:val="top"/>
+          </w:tcPr>
+          <w:p>
+            <w:pPr>
+              <w:keepNext/>
+              <w:keepLines/>
+              <w:spacing w:after="0"/>
+            </w:pPr>
+            <w:r>
+              <w:rPr>
+                <w:rFonts w:ascii="Arial" w:cs="Arial" w:eastAsia="Arial" w:hAnsi="Arial"/>
+                <w:b w:val="false"/>
+                <w:bCs w:val="false"/>
+                <w:i w:val="false"/>
+                <w:iCs w:val="false"/>
+                <w:sz w:val="24"/>
+                <w:szCs w:val="24"/>
+              </w:rPr>
+              <w:t xml:space="preserve">Une adresse IP, c'est quatre nombres séparés par des points.</w:t>
+            </w:r>
+          </w:p>
+        </w:tc>
+      </w:tr>
+      <w:tr>
+        <w:trPr>
+          <w:cantSplit/>
+        </w:trPr>
+        <w:tc>
+          <w:tcPr>
+            <w:tcW w:type="dxa" w:w="9360"/>
+            <w:tcBorders>
+              <w:top w:val="single" w:color="000000" w:sz="6"/>
+              <w:left w:val="single" w:color="000000" w:sz="6"/>
+              <w:bottom w:val="single" w:color="000000" w:sz="6"/>
+              <w:right w:val="single" w:color="000000" w:sz="6"/>
+            </w:tcBorders>
+            <w:tcMar>
+              <w:top w:type="dxa" w:w="40"/>
+              <w:left w:type="dxa" w:w="80"/>
+              <w:bottom w:type="dxa" w:w="40"/>
+              <w:right w:type="dxa" w:w="80"/>
+            </w:tcMar>
+            <w:vAlign w:val="top"/>
+          </w:tcPr>
+          <w:p>
+            <w:pPr>
+              <w:keepNext/>
+              <w:keepLines/>
+              <w:spacing w:after="0"/>
+            </w:pPr>
+            <w:r>
+              <w:rPr>
+                <w:rFonts w:ascii="Arial" w:cs="Arial" w:eastAsia="Arial" w:hAnsi="Arial"/>
+                <w:b w:val="false"/>
+                <w:bCs w:val="false"/>
+                <w:i w:val="false"/>
+                <w:iCs w:val="false"/>
+                <w:sz w:val="24"/>
+                <w:szCs w:val="24"/>
+              </w:rPr>
+              <w:t xml:space="preserve">Exemple :        192  .  168  .  0  .  10</w:t>
+            </w:r>
+          </w:p>
+        </w:tc>
+      </w:tr>
+      <w:tr>
+        <w:trPr>
+          <w:cantSplit/>
+        </w:trPr>
+        <w:tc>
+          <w:tcPr>
+            <w:tcW w:type="dxa" w:w="9360"/>
+            <w:tcBorders>
+              <w:top w:val="single" w:color="000000" w:sz="6"/>
+              <w:left w:val="single" w:color="000000" w:sz="6"/>
+              <w:bottom w:val="single" w:color="000000" w:sz="6"/>
+              <w:right w:val="single" w:color="000000" w:sz="6"/>
+            </w:tcBorders>
+            <w:tcMar>
+              <w:top w:type="dxa" w:w="40"/>
+              <w:left w:type="dxa" w:w="80"/>
+              <w:bottom w:type="dxa" w:w="40"/>
+              <w:right w:type="dxa" w:w="80"/>
+            </w:tcMar>
+            <w:vAlign w:val="top"/>
+          </w:tcPr>
+          <w:p>
+            <w:pPr>
+              <w:keepNext/>
+              <w:keepLines/>
+              <w:spacing w:after="0"/>
+            </w:pPr>
+            <w:r>
+              <w:rPr>
+                <w:rFonts w:ascii="Arial" w:cs="Arial" w:eastAsia="Arial" w:hAnsi="Arial"/>
+                <w:b w:val="false"/>
+                <w:bCs w:val="false"/>
+                <w:i w:val="false"/>
+                <w:iCs w:val="false"/>
+                <w:sz w:val="24"/>
+                <w:szCs w:val="24"/>
+              </w:rPr>
+              <w:t xml:space="preserve">Chaque nombre va de 0 à 255. Jamais plus.</w:t>
+            </w:r>
+          </w:p>
+        </w:tc>
+      </w:tr>
+      <w:tr>
+        <w:trPr>
+          <w:cantSplit/>
+        </w:trPr>
+        <w:tc>
+          <w:tcPr>
+            <w:tcW w:type="dxa" w:w="9360"/>
+            <w:tcBorders>
+              <w:top w:val="single" w:color="000000" w:sz="6"/>
+              <w:left w:val="single" w:color="000000" w:sz="6"/>
+              <w:bottom w:val="single" w:color="000000" w:sz="6"/>
+              <w:right w:val="single" w:color="000000" w:sz="6"/>
+            </w:tcBorders>
+            <w:tcMar>
+              <w:top w:type="dxa" w:w="40"/>
+              <w:left w:type="dxa" w:w="80"/>
+              <w:bottom w:type="dxa" w:w="40"/>
+              <w:right w:type="dxa" w:w="80"/>
+            </w:tcMar>
+            <w:vAlign w:val="top"/>
+          </w:tcPr>
+          <w:p>
+            <w:pPr>
+              <w:keepNext/>
+              <w:keepLines/>
+              <w:spacing w:after="0"/>
+            </w:pPr>
+            <w:r>
+              <w:rPr>
+                <w:rFonts w:ascii="Arial" w:cs="Arial" w:eastAsia="Arial" w:hAnsi="Arial"/>
+                <w:b w:val="false"/>
+                <w:bCs w:val="false"/>
+                <w:i w:val="false"/>
+                <w:iCs w:val="false"/>
+                <w:sz w:val="24"/>
+                <w:szCs w:val="24"/>
+              </w:rPr>
+              <w:t xml:space="preserve">Les TROIS PREMIERS  =  le RÉSEAU        ici : 192.168.0   (la rue)</w:t>
+            </w:r>
+          </w:p>
+        </w:tc>
+      </w:tr>
+      <w:tr>
+        <w:trPr>
+          <w:cantSplit/>
+        </w:trPr>
+        <w:tc>
+          <w:tcPr>
+            <w:tcW w:type="dxa" w:w="9360"/>
+            <w:tcBorders>
+              <w:top w:val="single" w:color="000000" w:sz="6"/>
+              <w:left w:val="single" w:color="000000" w:sz="6"/>
+              <w:bottom w:val="single" w:color="000000" w:sz="6"/>
+              <w:right w:val="single" w:color="000000" w:sz="6"/>
+            </w:tcBorders>
+            <w:tcMar>
+              <w:top w:type="dxa" w:w="40"/>
+              <w:left w:type="dxa" w:w="80"/>
+              <w:bottom w:type="dxa" w:w="40"/>
+              <w:right w:type="dxa" w:w="80"/>
+            </w:tcMar>
+            <w:vAlign w:val="top"/>
+          </w:tcPr>
+          <w:p>
+            <w:pPr>
+              <w:keepNext/>
+              <w:keepLines/>
+              <w:spacing w:after="0"/>
+            </w:pPr>
+            <w:r>
+              <w:rPr>
+                <w:rFonts w:ascii="Arial" w:cs="Arial" w:eastAsia="Arial" w:hAnsi="Arial"/>
+                <w:b w:val="false"/>
+                <w:bCs w:val="false"/>
+                <w:i w:val="false"/>
+                <w:iCs w:val="false"/>
+                <w:sz w:val="24"/>
+                <w:szCs w:val="24"/>
+              </w:rPr>
+              <w:t xml:space="preserve">Le DERNIER          =  LA MACHINE       ici : 10          (le numéro)</w:t>
+            </w:r>
+          </w:p>
+        </w:tc>
+      </w:tr>
+      <w:tr>
+        <w:trPr>
+          <w:cantSplit/>
+        </w:trPr>
+        <w:tc>
+          <w:tcPr>
+            <w:tcW w:type="dxa" w:w="9360"/>
+            <w:tcBorders>
+              <w:top w:val="single" w:color="000000" w:sz="6"/>
+              <w:left w:val="single" w:color="000000" w:sz="6"/>
+              <w:bottom w:val="single" w:color="000000" w:sz="6"/>
+              <w:right w:val="single" w:color="000000" w:sz="6"/>
+            </w:tcBorders>
+            <w:tcMar>
+              <w:top w:type="dxa" w:w="40"/>
+              <w:left w:type="dxa" w:w="80"/>
+              <w:bottom w:type="dxa" w:w="40"/>
+              <w:right w:type="dxa" w:w="80"/>
+            </w:tcMar>
+            <w:vAlign w:val="top"/>
+          </w:tcPr>
+          <w:p>
+            <w:pPr>
+              <w:spacing w:after="0"/>
+            </w:pPr>
+            <w:r>
+              <w:rPr>
+                <w:rFonts w:ascii="Arial" w:cs="Arial" w:eastAsia="Arial" w:hAnsi="Arial"/>
+                <w:b w:val="false"/>
+                <w:bCs w:val="false"/>
+                <w:i w:val="false"/>
+                <w:iCs w:val="false"/>
+                <w:sz w:val="24"/>
+                <w:szCs w:val="24"/>
+              </w:rPr>
+              <w:t xml:space="preserve">Dans la salle, toutes les machines sont dans la même rue.</w:t>
+            </w:r>
+          </w:p>
+        </w:tc>
+      </w:tr>
+    </w:tbl>
+    <w:p>
+      <w:pPr>
+        <w:spacing w:after="60"/>
+      </w:pPr>
+    </w:p>
+    <w:tbl>
+      <w:tblPr>
+        <w:tblW w:type="dxa" w:w="9360"/>
+        <w:tblBorders>
+          <w:top w:val="single" w:color="auto" w:sz="4"/>
+          <w:left w:val="single" w:color="auto" w:sz="4"/>
+          <w:bottom w:val="single" w:color="auto" w:sz="4"/>
+          <w:right w:val="single" w:color="auto" w:sz="4"/>
+          <w:insideH w:val="single" w:color="auto" w:sz="4"/>
+          <w:insideV w:val="single" w:color="auto" w:sz="4"/>
+        </w:tblBorders>
+      </w:tblPr>
+      <w:tblGrid>
+        <w:gridCol w:w="9360"/>
+      </w:tblGrid>
+      <w:tr>
+        <w:trPr>
+          <w:cantSplit/>
+        </w:trPr>
+        <w:tc>
+          <w:tcPr>
+            <w:tcW w:type="dxa" w:w="9360"/>
+            <w:tcBorders>
+              <w:top w:val="single" w:color="000000" w:sz="6"/>
+              <w:left w:val="single" w:color="000000" w:sz="6"/>
+              <w:bottom w:val="single" w:color="000000" w:sz="6"/>
+              <w:right w:val="single" w:color="000000" w:sz="6"/>
+            </w:tcBorders>
+            <w:shd w:fill="D9D9D9" w:val="clear"/>
+            <w:tcMar>
+              <w:top w:type="dxa" w:w="40"/>
+              <w:left w:type="dxa" w:w="80"/>
+              <w:bottom w:type="dxa" w:w="40"/>
+              <w:right w:type="dxa" w:w="80"/>
+            </w:tcMar>
+            <w:vAlign w:val="center"/>
+          </w:tcPr>
+          <w:p>
+            <w:pPr>
+              <w:keepNext/>
+              <w:keepLines/>
+              <w:spacing w:after="0"/>
+            </w:pPr>
+            <w:r>
+              <w:rPr>
+                <w:rFonts w:ascii="Arial" w:cs="Arial" w:eastAsia="Arial" w:hAnsi="Arial"/>
+                <w:b/>
+                <w:bCs/>
+                <w:i w:val="false"/>
+                <w:iCs w:val="false"/>
+                <w:sz w:val="24"/>
+                <w:szCs w:val="24"/>
+              </w:rPr>
+              <w:t xml:space="preserve">À SAVOIR — LA COMMANDE ping</w:t>
+            </w:r>
+          </w:p>
+        </w:tc>
+      </w:tr>
+      <w:tr>
+        <w:trPr>
+          <w:cantSplit/>
+        </w:trPr>
+        <w:tc>
+          <w:tcPr>
+            <w:tcW w:type="dxa" w:w="9360"/>
+            <w:tcBorders>
+              <w:top w:val="single" w:color="000000" w:sz="6"/>
+              <w:left w:val="single" w:color="000000" w:sz="6"/>
+              <w:bottom w:val="single" w:color="000000" w:sz="6"/>
+              <w:right w:val="single" w:color="000000" w:sz="6"/>
+            </w:tcBorders>
+            <w:tcMar>
+              <w:top w:type="dxa" w:w="40"/>
+              <w:left w:type="dxa" w:w="80"/>
+              <w:bottom w:type="dxa" w:w="40"/>
+              <w:right w:type="dxa" w:w="80"/>
+            </w:tcMar>
+            <w:vAlign w:val="top"/>
+          </w:tcPr>
+          <w:p>
+            <w:pPr>
+              <w:keepNext/>
+              <w:keepLines/>
+              <w:spacing w:after="0"/>
+            </w:pPr>
+            <w:r>
+              <w:rPr>
+                <w:rFonts w:ascii="Arial" w:cs="Arial" w:eastAsia="Arial" w:hAnsi="Arial"/>
+                <w:b w:val="false"/>
+                <w:bCs w:val="false"/>
+                <w:i w:val="false"/>
+                <w:iCs w:val="false"/>
+                <w:sz w:val="24"/>
+                <w:szCs w:val="24"/>
+              </w:rPr>
+              <w:t xml:space="preserve">ping envoie un petit message à une machine et attend sa réponse.</w:t>
+            </w:r>
+          </w:p>
+        </w:tc>
+      </w:tr>
+      <w:tr>
+        <w:trPr>
+          <w:cantSplit/>
+        </w:trPr>
+        <w:tc>
+          <w:tcPr>
+            <w:tcW w:type="dxa" w:w="9360"/>
+            <w:tcBorders>
+              <w:top w:val="single" w:color="000000" w:sz="6"/>
+              <w:left w:val="single" w:color="000000" w:sz="6"/>
+              <w:bottom w:val="single" w:color="000000" w:sz="6"/>
+              <w:right w:val="single" w:color="000000" w:sz="6"/>
+            </w:tcBorders>
+            <w:tcMar>
+              <w:top w:type="dxa" w:w="40"/>
+              <w:left w:type="dxa" w:w="80"/>
+              <w:bottom w:type="dxa" w:w="40"/>
+              <w:right w:type="dxa" w:w="80"/>
+            </w:tcMar>
+            <w:vAlign w:val="top"/>
+          </w:tcPr>
+          <w:p>
+            <w:pPr>
+              <w:keepNext/>
+              <w:keepLines/>
+              <w:spacing w:after="0"/>
+            </w:pPr>
+            <w:r>
+              <w:rPr>
+                <w:rFonts w:ascii="Arial" w:cs="Arial" w:eastAsia="Arial" w:hAnsi="Arial"/>
+                <w:b w:val="false"/>
+                <w:bCs w:val="false"/>
+                <w:i w:val="false"/>
+                <w:iCs w:val="false"/>
+                <w:sz w:val="24"/>
+                <w:szCs w:val="24"/>
+              </w:rPr>
+              <w:t xml:space="preserve">0 % perdus        →   elle répond           →   ça fonctionne.</w:t>
+            </w:r>
+          </w:p>
+        </w:tc>
+      </w:tr>
+      <w:tr>
+        <w:trPr>
+          <w:cantSplit/>
+        </w:trPr>
+        <w:tc>
+          <w:tcPr>
+            <w:tcW w:type="dxa" w:w="9360"/>
+            <w:tcBorders>
+              <w:top w:val="single" w:color="000000" w:sz="6"/>
+              <w:left w:val="single" w:color="000000" w:sz="6"/>
+              <w:bottom w:val="single" w:color="000000" w:sz="6"/>
+              <w:right w:val="single" w:color="000000" w:sz="6"/>
+            </w:tcBorders>
+            <w:tcMar>
+              <w:top w:type="dxa" w:w="40"/>
+              <w:left w:type="dxa" w:w="80"/>
+              <w:bottom w:type="dxa" w:w="40"/>
+              <w:right w:type="dxa" w:w="80"/>
+            </w:tcMar>
+            <w:vAlign w:val="top"/>
+          </w:tcPr>
+          <w:p>
+            <w:pPr>
+              <w:spacing w:after="0"/>
+            </w:pPr>
+            <w:r>
+              <w:rPr>
+                <w:rFonts w:ascii="Arial" w:cs="Arial" w:eastAsia="Arial" w:hAnsi="Arial"/>
+                <w:b w:val="false"/>
+                <w:bCs w:val="false"/>
+                <w:i w:val="false"/>
+                <w:iCs w:val="false"/>
+                <w:sz w:val="24"/>
+                <w:szCs w:val="24"/>
+              </w:rPr>
+              <w:t xml:space="preserve">100 % perdus      →   elle ne répond pas    →   ça ne fonctionne pas.</w:t>
+            </w:r>
+          </w:p>
+        </w:tc>
+      </w:tr>
+    </w:tbl>
+    <w:p>
+      <w:pPr>
+        <w:spacing w:after="60"/>
+      </w:pPr>
     </w:p>
     <w:p>
       <w:pPr>
@@ -465,60 +967,14 @@
       <w:r>
         <w:rPr>
           <w:rFonts w:ascii="Arial" w:cs="Arial" w:eastAsia="Arial" w:hAnsi="Arial"/>
-          <w:b/>
-          <w:bCs/>
-          <w:i w:val="false"/>
-          <w:iCs w:val="false"/>
-          <w:sz w:val="26"/>
-          <w:szCs w:val="26"/>
-        </w:rPr>
-        <w:t xml:space="preserve">➤ </w:t>
-      </w:r>
-      <w:r>
-        <w:rPr>
-          <w:rFonts w:ascii="Arial" w:cs="Arial" w:eastAsia="Arial" w:hAnsi="Arial"/>
           <w:b w:val="false"/>
           <w:bCs w:val="false"/>
-          <w:i w:val="false"/>
-          <w:iCs w:val="false"/>
-          <w:sz w:val="26"/>
-          <w:szCs w:val="26"/>
-        </w:rPr>
-        <w:t xml:space="preserve">Fais les étapes dans l'ordre. Coche chaque case dès que l'étape est réussie.</w:t>
-      </w:r>
-    </w:p>
-    <w:p>
-      <w:pPr>
-        <w:spacing w:after="48" w:before="50"/>
-      </w:pPr>
-      <w:r>
-        <w:rPr>
-          <w:rFonts w:ascii="Arial" w:cs="Arial" w:eastAsia="Arial" w:hAnsi="Arial"/>
-          <w:b w:val="false"/>
-          <w:bCs w:val="false"/>
-          <w:i w:val="false"/>
-          <w:iCs w:val="false"/>
+          <w:i/>
+          <w:iCs/>
           <w:sz w:val="24"/>
           <w:szCs w:val="24"/>
         </w:rPr>
-        <w:t xml:space="preserve">RAPPEL — UNE ADRESSE IP, C'EST QUATRE NOMBRES SÉPARÉS PAR DES POINTS : 192.168.0.10 — comme 192 . 168 . 0 . 10. Chaque nombre va de 0 à 255, jamais plus. Ils ne se calculent pas, on les attribue : c'est un numéro, comme le numéro d'une maison dans une rue. Dans la salle, les TROIS PREMIERS (192.168.0) sont identiques sur toutes les machines — c'est le RÉSEAU, la rue. Seul le DERNIER change d'une machine à l'autre — c'est LA MACHINE, le numéro de la maison.</w:t>
-      </w:r>
-    </w:p>
-    <w:p>
-      <w:pPr>
-        <w:spacing w:after="48" w:before="50"/>
-      </w:pPr>
-      <w:r>
-        <w:rPr>
-          <w:rFonts w:ascii="Arial" w:cs="Arial" w:eastAsia="Arial" w:hAnsi="Arial"/>
-          <w:b w:val="false"/>
-          <w:bCs w:val="false"/>
-          <w:i w:val="false"/>
-          <w:iCs w:val="false"/>
-          <w:sz w:val="24"/>
-          <w:szCs w:val="24"/>
-        </w:rPr>
-        <w:t xml:space="preserve">RAPPEL — La commande ping envoie un petit message à une machine et attend sa réponse. 0 % de paquets perdus : elle répond, la communication fonctionne. 100 % perdus : elle ne répond pas.</w:t>
+        <w:t xml:space="preserve">➤ Fais les étapes dans l'ordre. Coche la case dès que l'étape est réussie.</w:t>
       </w:r>
     </w:p>
     <w:tbl>
@@ -637,25 +1093,25 @@
               <w:bottom w:type="dxa" w:w="40"/>
               <w:right w:type="dxa" w:w="80"/>
             </w:tcMar>
-            <w:vAlign w:val="center"/>
-          </w:tcPr>
-          <w:p>
-            <w:pPr>
-              <w:keepNext/>
-              <w:keepLines/>
-              <w:spacing w:after="0"/>
-            </w:pPr>
-            <w:r>
-              <w:rPr>
-                <w:rFonts w:ascii="Arial" w:cs="Arial" w:eastAsia="Arial" w:hAnsi="Arial"/>
-                <w:b w:val="false"/>
-                <w:bCs w:val="false"/>
-                <w:i w:val="false"/>
-                <w:iCs w:val="false"/>
-                <w:sz w:val="24"/>
-                <w:szCs w:val="24"/>
-              </w:rPr>
-              <w:t xml:space="preserve">☐ 1</w:t>
+            <w:vAlign w:val="top"/>
+          </w:tcPr>
+          <w:p>
+            <w:pPr>
+              <w:keepNext/>
+              <w:keepLines/>
+              <w:spacing w:after="0"/>
+            </w:pPr>
+            <w:r>
+              <w:rPr>
+                <w:rFonts w:ascii="Arial" w:cs="Arial" w:eastAsia="Arial" w:hAnsi="Arial"/>
+                <w:b w:val="false"/>
+                <w:bCs w:val="false"/>
+                <w:i w:val="false"/>
+                <w:iCs w:val="false"/>
+                <w:sz w:val="24"/>
+                <w:szCs w:val="24"/>
+              </w:rPr>
+              <w:t xml:space="preserve">☐  1</w:t>
             </w:r>
           </w:p>
         </w:tc>
@@ -674,25 +1130,44 @@
               <w:bottom w:type="dxa" w:w="40"/>
               <w:right w:type="dxa" w:w="80"/>
             </w:tcMar>
-            <w:vAlign w:val="center"/>
-          </w:tcPr>
-          <w:p>
-            <w:pPr>
-              <w:keepNext/>
-              <w:keepLines/>
-              <w:spacing w:after="0"/>
-            </w:pPr>
-            <w:r>
-              <w:rPr>
-                <w:rFonts w:ascii="Arial" w:cs="Arial" w:eastAsia="Arial" w:hAnsi="Arial"/>
-                <w:b w:val="false"/>
-                <w:bCs w:val="false"/>
-                <w:i w:val="false"/>
-                <w:iCs w:val="false"/>
-                <w:sz w:val="24"/>
-                <w:szCs w:val="24"/>
-              </w:rPr>
-              <w:t xml:space="preserve">Glisse 2 portables sur le plan, puis branche un câble entre les deux.</w:t>
+            <w:vAlign w:val="top"/>
+          </w:tcPr>
+          <w:p>
+            <w:pPr>
+              <w:keepNext/>
+              <w:keepLines/>
+              <w:spacing w:after="40"/>
+            </w:pPr>
+            <w:r>
+              <w:rPr>
+                <w:rFonts w:ascii="Arial" w:cs="Arial" w:eastAsia="Arial" w:hAnsi="Arial"/>
+                <w:b w:val="false"/>
+                <w:bCs w:val="false"/>
+                <w:i w:val="false"/>
+                <w:iCs w:val="false"/>
+                <w:sz w:val="24"/>
+                <w:szCs w:val="24"/>
+              </w:rPr>
+              <w:t xml:space="preserve">Glisse 2 portables sur le plan.</w:t>
+            </w:r>
+          </w:p>
+          <w:p>
+            <w:pPr>
+              <w:keepNext/>
+              <w:keepLines/>
+              <w:spacing w:after="0"/>
+            </w:pPr>
+            <w:r>
+              <w:rPr>
+                <w:rFonts w:ascii="Arial" w:cs="Arial" w:eastAsia="Arial" w:hAnsi="Arial"/>
+                <w:b w:val="false"/>
+                <w:bCs w:val="false"/>
+                <w:i w:val="false"/>
+                <w:iCs w:val="false"/>
+                <w:sz w:val="24"/>
+                <w:szCs w:val="24"/>
+              </w:rPr>
+              <w:t xml:space="preserve">Branche un câble entre les deux.</w:t>
             </w:r>
           </w:p>
         </w:tc>
@@ -716,25 +1191,25 @@
               <w:bottom w:type="dxa" w:w="40"/>
               <w:right w:type="dxa" w:w="80"/>
             </w:tcMar>
-            <w:vAlign w:val="center"/>
-          </w:tcPr>
-          <w:p>
-            <w:pPr>
-              <w:keepNext/>
-              <w:keepLines/>
-              <w:spacing w:after="0"/>
-            </w:pPr>
-            <w:r>
-              <w:rPr>
-                <w:rFonts w:ascii="Arial" w:cs="Arial" w:eastAsia="Arial" w:hAnsi="Arial"/>
-                <w:b w:val="false"/>
-                <w:bCs w:val="false"/>
-                <w:i w:val="false"/>
-                <w:iCs w:val="false"/>
-                <w:sz w:val="24"/>
-                <w:szCs w:val="24"/>
-              </w:rPr>
-              <w:t xml:space="preserve">☐ 2</w:t>
+            <w:vAlign w:val="top"/>
+          </w:tcPr>
+          <w:p>
+            <w:pPr>
+              <w:keepNext/>
+              <w:keepLines/>
+              <w:spacing w:after="0"/>
+            </w:pPr>
+            <w:r>
+              <w:rPr>
+                <w:rFonts w:ascii="Arial" w:cs="Arial" w:eastAsia="Arial" w:hAnsi="Arial"/>
+                <w:b w:val="false"/>
+                <w:bCs w:val="false"/>
+                <w:i w:val="false"/>
+                <w:iCs w:val="false"/>
+                <w:sz w:val="24"/>
+                <w:szCs w:val="24"/>
+              </w:rPr>
+              <w:t xml:space="preserve">☐  2</w:t>
             </w:r>
           </w:p>
         </w:tc>
@@ -753,25 +1228,101 @@
               <w:bottom w:type="dxa" w:w="40"/>
               <w:right w:type="dxa" w:w="80"/>
             </w:tcMar>
-            <w:vAlign w:val="center"/>
-          </w:tcPr>
-          <w:p>
-            <w:pPr>
-              <w:keepNext/>
-              <w:keepLines/>
-              <w:spacing w:after="0"/>
-            </w:pPr>
-            <w:r>
-              <w:rPr>
-                <w:rFonts w:ascii="Arial" w:cs="Arial" w:eastAsia="Arial" w:hAnsi="Arial"/>
-                <w:b w:val="false"/>
-                <w:bCs w:val="false"/>
-                <w:i w:val="false"/>
-                <w:iCs w:val="false"/>
-                <w:sz w:val="24"/>
-                <w:szCs w:val="24"/>
-              </w:rPr>
-              <w:t xml:space="preserve">Double-clic sur chaque PC → adresse IP : 192.168.0.10 et 192.168.0.11 (masque 255.255.255.0). Mets l'IP comme nom.</w:t>
+            <w:vAlign w:val="top"/>
+          </w:tcPr>
+          <w:p>
+            <w:pPr>
+              <w:keepNext/>
+              <w:keepLines/>
+              <w:spacing w:after="40"/>
+            </w:pPr>
+            <w:r>
+              <w:rPr>
+                <w:rFonts w:ascii="Arial" w:cs="Arial" w:eastAsia="Arial" w:hAnsi="Arial"/>
+                <w:b w:val="false"/>
+                <w:bCs w:val="false"/>
+                <w:i w:val="false"/>
+                <w:iCs w:val="false"/>
+                <w:sz w:val="24"/>
+                <w:szCs w:val="24"/>
+              </w:rPr>
+              <w:t xml:space="preserve">Double-clic sur chaque PC, puis donne-lui son adresse :</w:t>
+            </w:r>
+          </w:p>
+          <w:p>
+            <w:pPr>
+              <w:keepNext/>
+              <w:keepLines/>
+              <w:spacing w:after="40"/>
+            </w:pPr>
+            <w:r>
+              <w:rPr>
+                <w:rFonts w:ascii="Arial" w:cs="Arial" w:eastAsia="Arial" w:hAnsi="Arial"/>
+                <w:b w:val="false"/>
+                <w:bCs w:val="false"/>
+                <w:i w:val="false"/>
+                <w:iCs w:val="false"/>
+                <w:sz w:val="24"/>
+                <w:szCs w:val="24"/>
+              </w:rPr>
+              <w:t xml:space="preserve">PC n°1 — adresse IP 192.168.0.10</w:t>
+            </w:r>
+          </w:p>
+          <w:p>
+            <w:pPr>
+              <w:keepNext/>
+              <w:keepLines/>
+              <w:spacing w:after="40"/>
+            </w:pPr>
+            <w:r>
+              <w:rPr>
+                <w:rFonts w:ascii="Arial" w:cs="Arial" w:eastAsia="Arial" w:hAnsi="Arial"/>
+                <w:b w:val="false"/>
+                <w:bCs w:val="false"/>
+                <w:i w:val="false"/>
+                <w:iCs w:val="false"/>
+                <w:sz w:val="24"/>
+                <w:szCs w:val="24"/>
+              </w:rPr>
+              <w:t xml:space="preserve">PC n°2 — adresse IP 192.168.0.11</w:t>
+            </w:r>
+          </w:p>
+          <w:p>
+            <w:pPr>
+              <w:keepNext/>
+              <w:keepLines/>
+              <w:spacing w:after="40"/>
+            </w:pPr>
+            <w:r>
+              <w:rPr>
+                <w:rFonts w:ascii="Arial" w:cs="Arial" w:eastAsia="Arial" w:hAnsi="Arial"/>
+                <w:b w:val="false"/>
+                <w:bCs w:val="false"/>
+                <w:i w:val="false"/>
+                <w:iCs w:val="false"/>
+                <w:sz w:val="24"/>
+                <w:szCs w:val="24"/>
+              </w:rPr>
+              <w:t xml:space="preserve">Masque des deux PC — 255.255.255.0</w:t>
+            </w:r>
+          </w:p>
+          <w:p>
+            <w:pPr>
+              <w:keepNext/>
+              <w:keepLines/>
+              <w:spacing w:after="0"/>
+            </w:pPr>
+            <w:r>
+              <w:rPr>
+                <w:rFonts w:ascii="Arial" w:cs="Arial" w:eastAsia="Arial" w:hAnsi="Arial"/>
+                <w:b w:val="false"/>
+                <w:bCs w:val="false"/>
+                <w:i w:val="false"/>
+                <w:iCs w:val="false"/>
+                <w:sz w:val="24"/>
+                <w:szCs w:val="24"/>
+              </w:rPr>
+              <w:t xml:space="preserve">Mets l'adresse IP comme NOM du PC.</w:t>
             </w:r>
           </w:p>
         </w:tc>
@@ -795,25 +1346,23 @@
               <w:bottom w:type="dxa" w:w="40"/>
               <w:right w:type="dxa" w:w="80"/>
             </w:tcMar>
-            <w:vAlign w:val="center"/>
-          </w:tcPr>
-          <w:p>
-            <w:pPr>
-              <w:keepNext/>
-              <w:keepLines/>
-              <w:spacing w:after="0"/>
-            </w:pPr>
-            <w:r>
-              <w:rPr>
-                <w:rFonts w:ascii="Arial" w:cs="Arial" w:eastAsia="Arial" w:hAnsi="Arial"/>
-                <w:b w:val="false"/>
-                <w:bCs w:val="false"/>
-                <w:i w:val="false"/>
-                <w:iCs w:val="false"/>
-                <w:sz w:val="24"/>
-                <w:szCs w:val="24"/>
-              </w:rPr>
-              <w:t xml:space="preserve">☐ 3</w:t>
+            <w:vAlign w:val="top"/>
+          </w:tcPr>
+          <w:p>
+            <w:pPr>
+              <w:spacing w:after="0"/>
+            </w:pPr>
+            <w:r>
+              <w:rPr>
+                <w:rFonts w:ascii="Arial" w:cs="Arial" w:eastAsia="Arial" w:hAnsi="Arial"/>
+                <w:b w:val="false"/>
+                <w:bCs w:val="false"/>
+                <w:i w:val="false"/>
+                <w:iCs w:val="false"/>
+                <w:sz w:val="24"/>
+                <w:szCs w:val="24"/>
+              </w:rPr>
+              <w:t xml:space="preserve">☐  3</w:t>
             </w:r>
           </w:p>
         </w:tc>
@@ -832,179 +1381,40 @@
               <w:bottom w:type="dxa" w:w="40"/>
               <w:right w:type="dxa" w:w="80"/>
             </w:tcMar>
-            <w:vAlign w:val="center"/>
-          </w:tcPr>
-          <w:p>
-            <w:pPr>
-              <w:keepNext/>
-              <w:keepLines/>
-              <w:spacing w:after="0"/>
-            </w:pPr>
-            <w:r>
-              <w:rPr>
-                <w:rFonts w:ascii="Arial" w:cs="Arial" w:eastAsia="Arial" w:hAnsi="Arial"/>
-                <w:b w:val="false"/>
-                <w:bCs w:val="false"/>
-                <w:i w:val="false"/>
-                <w:iCs w:val="false"/>
-                <w:sz w:val="24"/>
-                <w:szCs w:val="24"/>
-              </w:rPr>
-              <w:t xml:space="preserve">Mode simulation ▶ → sur le PC 192.168.0.10, installe la « Ligne de commande ».</w:t>
-            </w:r>
-          </w:p>
-        </w:tc>
-      </w:tr>
-      <w:tr>
-        <w:trPr>
-          <w:cantSplit/>
-        </w:trPr>
-        <w:tc>
-          <w:tcPr>
-            <w:tcW w:type="dxa" w:w="900"/>
-            <w:tcBorders>
-              <w:top w:val="single" w:color="000000" w:sz="6"/>
-              <w:left w:val="single" w:color="000000" w:sz="6"/>
-              <w:bottom w:val="single" w:color="000000" w:sz="6"/>
-              <w:right w:val="single" w:color="000000" w:sz="6"/>
-            </w:tcBorders>
-            <w:tcMar>
-              <w:top w:type="dxa" w:w="40"/>
-              <w:left w:type="dxa" w:w="80"/>
-              <w:bottom w:type="dxa" w:w="40"/>
-              <w:right w:type="dxa" w:w="80"/>
-            </w:tcMar>
-            <w:vAlign w:val="center"/>
-          </w:tcPr>
-          <w:p>
-            <w:pPr>
-              <w:keepNext/>
-              <w:keepLines/>
-              <w:spacing w:after="0"/>
-            </w:pPr>
-            <w:r>
-              <w:rPr>
-                <w:rFonts w:ascii="Arial" w:cs="Arial" w:eastAsia="Arial" w:hAnsi="Arial"/>
-                <w:b w:val="false"/>
-                <w:bCs w:val="false"/>
-                <w:i w:val="false"/>
-                <w:iCs w:val="false"/>
-                <w:sz w:val="24"/>
-                <w:szCs w:val="24"/>
-              </w:rPr>
-              <w:t xml:space="preserve">☐ 4</w:t>
-            </w:r>
-          </w:p>
-        </w:tc>
-        <w:tc>
-          <w:tcPr>
-            <w:tcW w:type="dxa" w:w="8460"/>
-            <w:tcBorders>
-              <w:top w:val="single" w:color="000000" w:sz="6"/>
-              <w:left w:val="single" w:color="000000" w:sz="6"/>
-              <w:bottom w:val="single" w:color="000000" w:sz="6"/>
-              <w:right w:val="single" w:color="000000" w:sz="6"/>
-            </w:tcBorders>
-            <w:tcMar>
-              <w:top w:type="dxa" w:w="40"/>
-              <w:left w:type="dxa" w:w="80"/>
-              <w:bottom w:type="dxa" w:w="40"/>
-              <w:right w:type="dxa" w:w="80"/>
-            </w:tcMar>
-            <w:vAlign w:val="center"/>
-          </w:tcPr>
-          <w:p>
-            <w:pPr>
-              <w:keepNext/>
-              <w:keepLines/>
-              <w:spacing w:after="0"/>
-            </w:pPr>
-            <w:r>
-              <w:rPr>
-                <w:rFonts w:ascii="Arial" w:cs="Arial" w:eastAsia="Arial" w:hAnsi="Arial"/>
-                <w:b w:val="false"/>
-                <w:bCs w:val="false"/>
-                <w:i w:val="false"/>
-                <w:iCs w:val="false"/>
-                <w:sz w:val="24"/>
-                <w:szCs w:val="24"/>
-              </w:rPr>
-              <w:t xml:space="preserve">Tape : ping 192.168.0.11 → note le résultat en 1a.</w:t>
-            </w:r>
-          </w:p>
-        </w:tc>
-      </w:tr>
-      <w:tr>
-        <w:trPr>
-          <w:cantSplit/>
-        </w:trPr>
-        <w:tc>
-          <w:tcPr>
-            <w:tcW w:type="dxa" w:w="900"/>
-            <w:tcBorders>
-              <w:top w:val="single" w:color="000000" w:sz="6"/>
-              <w:left w:val="single" w:color="000000" w:sz="6"/>
-              <w:bottom w:val="single" w:color="000000" w:sz="6"/>
-              <w:right w:val="single" w:color="000000" w:sz="6"/>
-            </w:tcBorders>
-            <w:tcMar>
-              <w:top w:type="dxa" w:w="40"/>
-              <w:left w:type="dxa" w:w="80"/>
-              <w:bottom w:type="dxa" w:w="40"/>
-              <w:right w:type="dxa" w:w="80"/>
-            </w:tcMar>
-            <w:vAlign w:val="center"/>
-          </w:tcPr>
-          <w:p>
-            <w:pPr>
-              <w:spacing w:after="0"/>
-            </w:pPr>
-            <w:r>
-              <w:rPr>
-                <w:rFonts w:ascii="Arial" w:cs="Arial" w:eastAsia="Arial" w:hAnsi="Arial"/>
-                <w:b w:val="false"/>
-                <w:bCs w:val="false"/>
-                <w:i w:val="false"/>
-                <w:iCs w:val="false"/>
-                <w:sz w:val="24"/>
-                <w:szCs w:val="24"/>
-              </w:rPr>
-              <w:t xml:space="preserve">☐ 5</w:t>
-            </w:r>
-          </w:p>
-        </w:tc>
-        <w:tc>
-          <w:tcPr>
-            <w:tcW w:type="dxa" w:w="8460"/>
-            <w:tcBorders>
-              <w:top w:val="single" w:color="000000" w:sz="6"/>
-              <w:left w:val="single" w:color="000000" w:sz="6"/>
-              <w:bottom w:val="single" w:color="000000" w:sz="6"/>
-              <w:right w:val="single" w:color="000000" w:sz="6"/>
-            </w:tcBorders>
-            <w:tcMar>
-              <w:top w:type="dxa" w:w="40"/>
-              <w:left w:type="dxa" w:w="80"/>
-              <w:bottom w:type="dxa" w:w="40"/>
-              <w:right w:type="dxa" w:w="80"/>
-            </w:tcMar>
-            <w:vAlign w:val="center"/>
-          </w:tcPr>
-          <w:p>
-            <w:pPr>
-              <w:spacing w:after="0"/>
-            </w:pPr>
-            <w:r>
-              <w:rPr>
-                <w:rFonts w:ascii="Arial" w:cs="Arial" w:eastAsia="Arial" w:hAnsi="Arial"/>
-                <w:b w:val="false"/>
-                <w:bCs w:val="false"/>
-                <w:i w:val="false"/>
-                <w:iCs w:val="false"/>
-                <w:sz w:val="24"/>
-                <w:szCs w:val="24"/>
-              </w:rPr>
-              <w:t xml:space="preserve">Tape : ping 192.168.0.12 (adresse inexistante) → note en 1b.</w:t>
+            <w:vAlign w:val="top"/>
+          </w:tcPr>
+          <w:p>
+            <w:pPr>
+              <w:spacing w:after="40"/>
+            </w:pPr>
+            <w:r>
+              <w:rPr>
+                <w:rFonts w:ascii="Arial" w:cs="Arial" w:eastAsia="Arial" w:hAnsi="Arial"/>
+                <w:b w:val="false"/>
+                <w:bCs w:val="false"/>
+                <w:i w:val="false"/>
+                <w:iCs w:val="false"/>
+                <w:sz w:val="24"/>
+                <w:szCs w:val="24"/>
+              </w:rPr>
+              <w:t xml:space="preserve">Passe en mode simulation ▶.</w:t>
+            </w:r>
+          </w:p>
+          <w:p>
+            <w:pPr>
+              <w:spacing w:after="0"/>
+            </w:pPr>
+            <w:r>
+              <w:rPr>
+                <w:rFonts w:ascii="Arial" w:cs="Arial" w:eastAsia="Arial" w:hAnsi="Arial"/>
+                <w:b w:val="false"/>
+                <w:bCs w:val="false"/>
+                <w:i w:val="false"/>
+                <w:iCs w:val="false"/>
+                <w:sz w:val="24"/>
+                <w:szCs w:val="24"/>
+              </w:rPr>
+              <w:t xml:space="preserve">Sur le PC 192.168.0.10, installe la « Ligne de commande ».</w:t>
             </w:r>
           </w:p>
         </w:tc>
@@ -1012,38 +1422,770 @@
     </w:tbl>
     <w:p>
       <w:pPr>
-        <w:spacing w:after="64" w:before="60"/>
+        <w:spacing w:after="60"/>
       </w:pPr>
-      <w:r>
-        <w:rPr>
-          <w:rFonts w:ascii="Arial" w:cs="Arial" w:eastAsia="Arial" w:hAnsi="Arial"/>
-          <w:b w:val="false"/>
-          <w:bCs w:val="false"/>
-          <w:i w:val="false"/>
-          <w:iCs w:val="false"/>
-          <w:sz w:val="24"/>
-          <w:szCs w:val="24"/>
-        </w:rPr>
-        <w:t xml:space="preserve">1a. ping vers 192.168.0.11 : ....... paquets transmis, ....... reçus, ....... % perdus  →  communication : ☐ OK ☐ échec</w:t>
-      </w:r>
     </w:p>
+    <w:tbl>
+      <w:tblPr>
+        <w:tblW w:type="dxa" w:w="9360"/>
+        <w:tblBorders>
+          <w:top w:val="single" w:color="auto" w:sz="4"/>
+          <w:left w:val="single" w:color="auto" w:sz="4"/>
+          <w:bottom w:val="single" w:color="auto" w:sz="4"/>
+          <w:right w:val="single" w:color="auto" w:sz="4"/>
+          <w:insideH w:val="single" w:color="auto" w:sz="4"/>
+          <w:insideV w:val="single" w:color="auto" w:sz="4"/>
+        </w:tblBorders>
+      </w:tblPr>
+      <w:tblGrid>
+        <w:gridCol w:w="900"/>
+        <w:gridCol w:w="8460"/>
+      </w:tblGrid>
+      <w:tr>
+        <w:trPr>
+          <w:cantSplit/>
+        </w:trPr>
+        <w:tc>
+          <w:tcPr>
+            <w:tcW w:type="dxa" w:w="900"/>
+            <w:tcBorders>
+              <w:top w:val="single" w:color="000000" w:sz="6"/>
+              <w:left w:val="single" w:color="000000" w:sz="6"/>
+              <w:bottom w:val="single" w:color="000000" w:sz="6"/>
+              <w:right w:val="single" w:color="000000" w:sz="6"/>
+            </w:tcBorders>
+            <w:shd w:fill="D9D9D9" w:val="clear"/>
+            <w:tcMar>
+              <w:top w:type="dxa" w:w="40"/>
+              <w:left w:type="dxa" w:w="80"/>
+              <w:bottom w:type="dxa" w:w="40"/>
+              <w:right w:type="dxa" w:w="80"/>
+            </w:tcMar>
+            <w:vAlign w:val="center"/>
+          </w:tcPr>
+          <w:p>
+            <w:pPr>
+              <w:keepNext/>
+              <w:keepLines/>
+              <w:spacing w:after="0"/>
+            </w:pPr>
+            <w:r>
+              <w:rPr>
+                <w:rFonts w:ascii="Arial" w:cs="Arial" w:eastAsia="Arial" w:hAnsi="Arial"/>
+                <w:b/>
+                <w:bCs/>
+                <w:i w:val="false"/>
+                <w:iCs w:val="false"/>
+                <w:sz w:val="24"/>
+                <w:szCs w:val="24"/>
+              </w:rPr>
+              <w:t xml:space="preserve">Fait</w:t>
+            </w:r>
+          </w:p>
+        </w:tc>
+        <w:tc>
+          <w:tcPr>
+            <w:tcW w:type="dxa" w:w="8460"/>
+            <w:tcBorders>
+              <w:top w:val="single" w:color="000000" w:sz="6"/>
+              <w:left w:val="single" w:color="000000" w:sz="6"/>
+              <w:bottom w:val="single" w:color="000000" w:sz="6"/>
+              <w:right w:val="single" w:color="000000" w:sz="6"/>
+            </w:tcBorders>
+            <w:shd w:fill="D9D9D9" w:val="clear"/>
+            <w:tcMar>
+              <w:top w:type="dxa" w:w="40"/>
+              <w:left w:type="dxa" w:w="80"/>
+              <w:bottom w:type="dxa" w:w="40"/>
+              <w:right w:type="dxa" w:w="80"/>
+            </w:tcMar>
+            <w:vAlign w:val="center"/>
+          </w:tcPr>
+          <w:p>
+            <w:pPr>
+              <w:keepNext/>
+              <w:keepLines/>
+              <w:spacing w:after="0"/>
+            </w:pPr>
+            <w:r>
+              <w:rPr>
+                <w:rFonts w:ascii="Arial" w:cs="Arial" w:eastAsia="Arial" w:hAnsi="Arial"/>
+                <w:b/>
+                <w:bCs/>
+                <w:i w:val="false"/>
+                <w:iCs w:val="false"/>
+                <w:sz w:val="24"/>
+                <w:szCs w:val="24"/>
+              </w:rPr>
+              <w:t xml:space="preserve">Étape</w:t>
+            </w:r>
+          </w:p>
+        </w:tc>
+      </w:tr>
+      <w:tr>
+        <w:trPr>
+          <w:cantSplit/>
+        </w:trPr>
+        <w:tc>
+          <w:tcPr>
+            <w:tcW w:type="dxa" w:w="900"/>
+            <w:tcBorders>
+              <w:top w:val="single" w:color="000000" w:sz="6"/>
+              <w:left w:val="single" w:color="000000" w:sz="6"/>
+              <w:bottom w:val="single" w:color="000000" w:sz="6"/>
+              <w:right w:val="single" w:color="000000" w:sz="6"/>
+            </w:tcBorders>
+            <w:tcMar>
+              <w:top w:type="dxa" w:w="40"/>
+              <w:left w:type="dxa" w:w="80"/>
+              <w:bottom w:type="dxa" w:w="40"/>
+              <w:right w:type="dxa" w:w="80"/>
+            </w:tcMar>
+            <w:vAlign w:val="top"/>
+          </w:tcPr>
+          <w:p>
+            <w:pPr>
+              <w:spacing w:after="0"/>
+            </w:pPr>
+            <w:r>
+              <w:rPr>
+                <w:rFonts w:ascii="Arial" w:cs="Arial" w:eastAsia="Arial" w:hAnsi="Arial"/>
+                <w:b w:val="false"/>
+                <w:bCs w:val="false"/>
+                <w:i w:val="false"/>
+                <w:iCs w:val="false"/>
+                <w:sz w:val="24"/>
+                <w:szCs w:val="24"/>
+              </w:rPr>
+              <w:t xml:space="preserve">☐  4</w:t>
+            </w:r>
+          </w:p>
+        </w:tc>
+        <w:tc>
+          <w:tcPr>
+            <w:tcW w:type="dxa" w:w="8460"/>
+            <w:tcBorders>
+              <w:top w:val="single" w:color="000000" w:sz="6"/>
+              <w:left w:val="single" w:color="000000" w:sz="6"/>
+              <w:bottom w:val="single" w:color="000000" w:sz="6"/>
+              <w:right w:val="single" w:color="000000" w:sz="6"/>
+            </w:tcBorders>
+            <w:tcMar>
+              <w:top w:type="dxa" w:w="40"/>
+              <w:left w:type="dxa" w:w="80"/>
+              <w:bottom w:type="dxa" w:w="40"/>
+              <w:right w:type="dxa" w:w="80"/>
+            </w:tcMar>
+            <w:vAlign w:val="top"/>
+          </w:tcPr>
+          <w:p>
+            <w:pPr>
+              <w:spacing w:after="40"/>
+            </w:pPr>
+            <w:r>
+              <w:rPr>
+                <w:rFonts w:ascii="Arial" w:cs="Arial" w:eastAsia="Arial" w:hAnsi="Arial"/>
+                <w:b w:val="false"/>
+                <w:bCs w:val="false"/>
+                <w:i w:val="false"/>
+                <w:iCs w:val="false"/>
+                <w:sz w:val="24"/>
+                <w:szCs w:val="24"/>
+              </w:rPr>
+              <w:t xml:space="preserve">Tape :  ping 192.168.0.11</w:t>
+            </w:r>
+          </w:p>
+          <w:p>
+            <w:pPr>
+              <w:spacing w:after="0"/>
+            </w:pPr>
+            <w:r>
+              <w:rPr>
+                <w:rFonts w:ascii="Arial" w:cs="Arial" w:eastAsia="Arial" w:hAnsi="Arial"/>
+                <w:b w:val="false"/>
+                <w:bCs w:val="false"/>
+                <w:i w:val="false"/>
+                <w:iCs w:val="false"/>
+                <w:sz w:val="24"/>
+                <w:szCs w:val="24"/>
+              </w:rPr>
+              <w:t xml:space="preserve">Relève ce que Filius affiche, dans le cadre ci-dessous.</w:t>
+            </w:r>
+          </w:p>
+        </w:tc>
+      </w:tr>
+    </w:tbl>
     <w:p>
       <w:pPr>
-        <w:spacing w:after="230"/>
+        <w:spacing w:after="60"/>
       </w:pPr>
-      <w:r>
-        <w:rPr>
-          <w:rFonts w:ascii="Arial" w:cs="Arial" w:eastAsia="Arial" w:hAnsi="Arial"/>
-          <w:b w:val="false"/>
-          <w:bCs w:val="false"/>
-          <w:i w:val="false"/>
-          <w:iCs w:val="false"/>
-          <w:sz w:val="24"/>
-          <w:szCs w:val="24"/>
-        </w:rPr>
-        <w:t xml:space="preserve">1b. ping vers 192.168.0.12 : ....... % perdus. Interprétation : .......................................................</w:t>
-      </w:r>
     </w:p>
+    <w:tbl>
+      <w:tblPr>
+        <w:tblW w:type="dxa" w:w="9360"/>
+        <w:tblBorders>
+          <w:top w:val="single" w:color="auto" w:sz="4"/>
+          <w:left w:val="single" w:color="auto" w:sz="4"/>
+          <w:bottom w:val="single" w:color="auto" w:sz="4"/>
+          <w:right w:val="single" w:color="auto" w:sz="4"/>
+          <w:insideH w:val="single" w:color="auto" w:sz="4"/>
+          <w:insideV w:val="single" w:color="auto" w:sz="4"/>
+        </w:tblBorders>
+      </w:tblPr>
+      <w:tblGrid>
+        <w:gridCol w:w="9360"/>
+      </w:tblGrid>
+      <w:tr>
+        <w:trPr>
+          <w:cantSplit/>
+        </w:trPr>
+        <w:tc>
+          <w:tcPr>
+            <w:tcW w:type="dxa" w:w="9360"/>
+            <w:tcBorders>
+              <w:top w:val="single" w:color="000000" w:sz="6"/>
+              <w:left w:val="single" w:color="000000" w:sz="6"/>
+              <w:bottom w:val="single" w:color="000000" w:sz="6"/>
+              <w:right w:val="single" w:color="000000" w:sz="6"/>
+            </w:tcBorders>
+            <w:shd w:fill="D9D9D9" w:val="clear"/>
+            <w:tcMar>
+              <w:top w:type="dxa" w:w="40"/>
+              <w:left w:type="dxa" w:w="80"/>
+              <w:bottom w:type="dxa" w:w="40"/>
+              <w:right w:type="dxa" w:w="80"/>
+            </w:tcMar>
+            <w:vAlign w:val="center"/>
+          </w:tcPr>
+          <w:p>
+            <w:pPr>
+              <w:keepNext/>
+              <w:keepLines/>
+              <w:spacing w:after="0"/>
+            </w:pPr>
+            <w:r>
+              <w:rPr>
+                <w:rFonts w:ascii="Arial" w:cs="Arial" w:eastAsia="Arial" w:hAnsi="Arial"/>
+                <w:b/>
+                <w:bCs/>
+                <w:i w:val="false"/>
+                <w:iCs w:val="false"/>
+                <w:sz w:val="24"/>
+                <w:szCs w:val="24"/>
+              </w:rPr>
+              <w:t xml:space="preserve">1a — CE QUE J'AI LU À L'ÉCRAN (ping vers 192.168.0.11)</w:t>
+            </w:r>
+          </w:p>
+        </w:tc>
+      </w:tr>
+      <w:tr>
+        <w:trPr>
+          <w:cantSplit/>
+        </w:trPr>
+        <w:tc>
+          <w:tcPr>
+            <w:tcW w:type="dxa" w:w="9360"/>
+            <w:tcBorders>
+              <w:top w:val="single" w:color="000000" w:sz="6"/>
+              <w:left w:val="single" w:color="000000" w:sz="6"/>
+              <w:bottom w:val="single" w:color="000000" w:sz="6"/>
+              <w:right w:val="single" w:color="000000" w:sz="6"/>
+            </w:tcBorders>
+            <w:tcMar>
+              <w:top w:type="dxa" w:w="40"/>
+              <w:left w:type="dxa" w:w="80"/>
+              <w:bottom w:type="dxa" w:w="40"/>
+              <w:right w:type="dxa" w:w="80"/>
+            </w:tcMar>
+            <w:vAlign w:val="top"/>
+          </w:tcPr>
+          <w:p>
+            <w:pPr>
+              <w:keepNext/>
+              <w:keepLines/>
+              <w:spacing w:after="0"/>
+            </w:pPr>
+            <w:r>
+              <w:rPr>
+                <w:rFonts w:ascii="Arial" w:cs="Arial" w:eastAsia="Arial" w:hAnsi="Arial"/>
+                <w:b w:val="false"/>
+                <w:bCs w:val="false"/>
+                <w:i w:val="false"/>
+                <w:iCs w:val="false"/>
+                <w:sz w:val="24"/>
+                <w:szCs w:val="24"/>
+              </w:rPr>
+              <w:t xml:space="preserve">Paquets transmis : .........................................................................................................</w:t>
+            </w:r>
+          </w:p>
+        </w:tc>
+      </w:tr>
+      <w:tr>
+        <w:trPr>
+          <w:cantSplit/>
+        </w:trPr>
+        <w:tc>
+          <w:tcPr>
+            <w:tcW w:type="dxa" w:w="9360"/>
+            <w:tcBorders>
+              <w:top w:val="single" w:color="000000" w:sz="6"/>
+              <w:left w:val="single" w:color="000000" w:sz="6"/>
+              <w:bottom w:val="single" w:color="000000" w:sz="6"/>
+              <w:right w:val="single" w:color="000000" w:sz="6"/>
+            </w:tcBorders>
+            <w:tcMar>
+              <w:top w:type="dxa" w:w="40"/>
+              <w:left w:type="dxa" w:w="80"/>
+              <w:bottom w:type="dxa" w:w="40"/>
+              <w:right w:type="dxa" w:w="80"/>
+            </w:tcMar>
+            <w:vAlign w:val="top"/>
+          </w:tcPr>
+          <w:p>
+            <w:pPr>
+              <w:keepNext/>
+              <w:keepLines/>
+              <w:spacing w:after="0"/>
+            </w:pPr>
+            <w:r>
+              <w:rPr>
+                <w:rFonts w:ascii="Arial" w:cs="Arial" w:eastAsia="Arial" w:hAnsi="Arial"/>
+                <w:b w:val="false"/>
+                <w:bCs w:val="false"/>
+                <w:i w:val="false"/>
+                <w:iCs w:val="false"/>
+                <w:sz w:val="24"/>
+                <w:szCs w:val="24"/>
+              </w:rPr>
+              <w:t xml:space="preserve">Paquets reçus : ..............................................................................................................</w:t>
+            </w:r>
+          </w:p>
+        </w:tc>
+      </w:tr>
+      <w:tr>
+        <w:trPr>
+          <w:cantSplit/>
+        </w:trPr>
+        <w:tc>
+          <w:tcPr>
+            <w:tcW w:type="dxa" w:w="9360"/>
+            <w:tcBorders>
+              <w:top w:val="single" w:color="000000" w:sz="6"/>
+              <w:left w:val="single" w:color="000000" w:sz="6"/>
+              <w:bottom w:val="single" w:color="000000" w:sz="6"/>
+              <w:right w:val="single" w:color="000000" w:sz="6"/>
+            </w:tcBorders>
+            <w:tcMar>
+              <w:top w:type="dxa" w:w="40"/>
+              <w:left w:type="dxa" w:w="80"/>
+              <w:bottom w:type="dxa" w:w="40"/>
+              <w:right w:type="dxa" w:w="80"/>
+            </w:tcMar>
+            <w:vAlign w:val="top"/>
+          </w:tcPr>
+          <w:p>
+            <w:pPr>
+              <w:keepNext/>
+              <w:keepLines/>
+              <w:spacing w:after="0"/>
+            </w:pPr>
+            <w:r>
+              <w:rPr>
+                <w:rFonts w:ascii="Arial" w:cs="Arial" w:eastAsia="Arial" w:hAnsi="Arial"/>
+                <w:b w:val="false"/>
+                <w:bCs w:val="false"/>
+                <w:i w:val="false"/>
+                <w:iCs w:val="false"/>
+                <w:sz w:val="24"/>
+                <w:szCs w:val="24"/>
+              </w:rPr>
+              <w:t xml:space="preserve">Paquets perdus : .............. %</w:t>
+            </w:r>
+          </w:p>
+        </w:tc>
+      </w:tr>
+      <w:tr>
+        <w:trPr>
+          <w:cantSplit/>
+        </w:trPr>
+        <w:tc>
+          <w:tcPr>
+            <w:tcW w:type="dxa" w:w="9360"/>
+            <w:tcBorders>
+              <w:top w:val="single" w:color="000000" w:sz="6"/>
+              <w:left w:val="single" w:color="000000" w:sz="6"/>
+              <w:bottom w:val="single" w:color="000000" w:sz="6"/>
+              <w:right w:val="single" w:color="000000" w:sz="6"/>
+            </w:tcBorders>
+            <w:tcMar>
+              <w:top w:type="dxa" w:w="40"/>
+              <w:left w:type="dxa" w:w="80"/>
+              <w:bottom w:type="dxa" w:w="40"/>
+              <w:right w:type="dxa" w:w="80"/>
+            </w:tcMar>
+            <w:vAlign w:val="top"/>
+          </w:tcPr>
+          <w:p>
+            <w:pPr>
+              <w:spacing w:after="0"/>
+            </w:pPr>
+            <w:r>
+              <w:rPr>
+                <w:rFonts w:ascii="Arial" w:cs="Arial" w:eastAsia="Arial" w:hAnsi="Arial"/>
+                <w:b w:val="false"/>
+                <w:bCs w:val="false"/>
+                <w:i w:val="false"/>
+                <w:iCs w:val="false"/>
+                <w:sz w:val="24"/>
+                <w:szCs w:val="24"/>
+              </w:rPr>
+              <w:t xml:space="preserve">La communication fonctionne ?        ☐  OK                    ☐  ÉCHEC</w:t>
+            </w:r>
+          </w:p>
+        </w:tc>
+      </w:tr>
+    </w:tbl>
+    <w:p>
+      <w:pPr>
+        <w:spacing w:after="60"/>
+      </w:pPr>
+    </w:p>
+    <w:tbl>
+      <w:tblPr>
+        <w:tblW w:type="dxa" w:w="9360"/>
+        <w:tblBorders>
+          <w:top w:val="single" w:color="auto" w:sz="4"/>
+          <w:left w:val="single" w:color="auto" w:sz="4"/>
+          <w:bottom w:val="single" w:color="auto" w:sz="4"/>
+          <w:right w:val="single" w:color="auto" w:sz="4"/>
+          <w:insideH w:val="single" w:color="auto" w:sz="4"/>
+          <w:insideV w:val="single" w:color="auto" w:sz="4"/>
+        </w:tblBorders>
+      </w:tblPr>
+      <w:tblGrid>
+        <w:gridCol w:w="900"/>
+        <w:gridCol w:w="8460"/>
+      </w:tblGrid>
+      <w:tr>
+        <w:trPr>
+          <w:cantSplit/>
+        </w:trPr>
+        <w:tc>
+          <w:tcPr>
+            <w:tcW w:type="dxa" w:w="900"/>
+            <w:tcBorders>
+              <w:top w:val="single" w:color="000000" w:sz="6"/>
+              <w:left w:val="single" w:color="000000" w:sz="6"/>
+              <w:bottom w:val="single" w:color="000000" w:sz="6"/>
+              <w:right w:val="single" w:color="000000" w:sz="6"/>
+            </w:tcBorders>
+            <w:shd w:fill="D9D9D9" w:val="clear"/>
+            <w:tcMar>
+              <w:top w:type="dxa" w:w="40"/>
+              <w:left w:type="dxa" w:w="80"/>
+              <w:bottom w:type="dxa" w:w="40"/>
+              <w:right w:type="dxa" w:w="80"/>
+            </w:tcMar>
+            <w:vAlign w:val="center"/>
+          </w:tcPr>
+          <w:p>
+            <w:pPr>
+              <w:keepNext/>
+              <w:keepLines/>
+              <w:spacing w:after="0"/>
+            </w:pPr>
+            <w:r>
+              <w:rPr>
+                <w:rFonts w:ascii="Arial" w:cs="Arial" w:eastAsia="Arial" w:hAnsi="Arial"/>
+                <w:b/>
+                <w:bCs/>
+                <w:i w:val="false"/>
+                <w:iCs w:val="false"/>
+                <w:sz w:val="24"/>
+                <w:szCs w:val="24"/>
+              </w:rPr>
+              <w:t xml:space="preserve">Fait</w:t>
+            </w:r>
+          </w:p>
+        </w:tc>
+        <w:tc>
+          <w:tcPr>
+            <w:tcW w:type="dxa" w:w="8460"/>
+            <w:tcBorders>
+              <w:top w:val="single" w:color="000000" w:sz="6"/>
+              <w:left w:val="single" w:color="000000" w:sz="6"/>
+              <w:bottom w:val="single" w:color="000000" w:sz="6"/>
+              <w:right w:val="single" w:color="000000" w:sz="6"/>
+            </w:tcBorders>
+            <w:shd w:fill="D9D9D9" w:val="clear"/>
+            <w:tcMar>
+              <w:top w:type="dxa" w:w="40"/>
+              <w:left w:type="dxa" w:w="80"/>
+              <w:bottom w:type="dxa" w:w="40"/>
+              <w:right w:type="dxa" w:w="80"/>
+            </w:tcMar>
+            <w:vAlign w:val="center"/>
+          </w:tcPr>
+          <w:p>
+            <w:pPr>
+              <w:keepNext/>
+              <w:keepLines/>
+              <w:spacing w:after="0"/>
+            </w:pPr>
+            <w:r>
+              <w:rPr>
+                <w:rFonts w:ascii="Arial" w:cs="Arial" w:eastAsia="Arial" w:hAnsi="Arial"/>
+                <w:b/>
+                <w:bCs/>
+                <w:i w:val="false"/>
+                <w:iCs w:val="false"/>
+                <w:sz w:val="24"/>
+                <w:szCs w:val="24"/>
+              </w:rPr>
+              <w:t xml:space="preserve">Étape</w:t>
+            </w:r>
+          </w:p>
+        </w:tc>
+      </w:tr>
+      <w:tr>
+        <w:trPr>
+          <w:cantSplit/>
+        </w:trPr>
+        <w:tc>
+          <w:tcPr>
+            <w:tcW w:type="dxa" w:w="900"/>
+            <w:tcBorders>
+              <w:top w:val="single" w:color="000000" w:sz="6"/>
+              <w:left w:val="single" w:color="000000" w:sz="6"/>
+              <w:bottom w:val="single" w:color="000000" w:sz="6"/>
+              <w:right w:val="single" w:color="000000" w:sz="6"/>
+            </w:tcBorders>
+            <w:tcMar>
+              <w:top w:type="dxa" w:w="40"/>
+              <w:left w:type="dxa" w:w="80"/>
+              <w:bottom w:type="dxa" w:w="40"/>
+              <w:right w:type="dxa" w:w="80"/>
+            </w:tcMar>
+            <w:vAlign w:val="top"/>
+          </w:tcPr>
+          <w:p>
+            <w:pPr>
+              <w:spacing w:after="0"/>
+            </w:pPr>
+            <w:r>
+              <w:rPr>
+                <w:rFonts w:ascii="Arial" w:cs="Arial" w:eastAsia="Arial" w:hAnsi="Arial"/>
+                <w:b w:val="false"/>
+                <w:bCs w:val="false"/>
+                <w:i w:val="false"/>
+                <w:iCs w:val="false"/>
+                <w:sz w:val="24"/>
+                <w:szCs w:val="24"/>
+              </w:rPr>
+              <w:t xml:space="preserve">☐  5</w:t>
+            </w:r>
+          </w:p>
+        </w:tc>
+        <w:tc>
+          <w:tcPr>
+            <w:tcW w:type="dxa" w:w="8460"/>
+            <w:tcBorders>
+              <w:top w:val="single" w:color="000000" w:sz="6"/>
+              <w:left w:val="single" w:color="000000" w:sz="6"/>
+              <w:bottom w:val="single" w:color="000000" w:sz="6"/>
+              <w:right w:val="single" w:color="000000" w:sz="6"/>
+            </w:tcBorders>
+            <w:tcMar>
+              <w:top w:type="dxa" w:w="40"/>
+              <w:left w:type="dxa" w:w="80"/>
+              <w:bottom w:type="dxa" w:w="40"/>
+              <w:right w:type="dxa" w:w="80"/>
+            </w:tcMar>
+            <w:vAlign w:val="top"/>
+          </w:tcPr>
+          <w:p>
+            <w:pPr>
+              <w:spacing w:after="40"/>
+            </w:pPr>
+            <w:r>
+              <w:rPr>
+                <w:rFonts w:ascii="Arial" w:cs="Arial" w:eastAsia="Arial" w:hAnsi="Arial"/>
+                <w:b w:val="false"/>
+                <w:bCs w:val="false"/>
+                <w:i w:val="false"/>
+                <w:iCs w:val="false"/>
+                <w:sz w:val="24"/>
+                <w:szCs w:val="24"/>
+              </w:rPr>
+              <w:t xml:space="preserve">Tape :  ping 192.168.0.12</w:t>
+            </w:r>
+          </w:p>
+          <w:p>
+            <w:pPr>
+              <w:spacing w:after="0"/>
+            </w:pPr>
+            <w:r>
+              <w:rPr>
+                <w:rFonts w:ascii="Arial" w:cs="Arial" w:eastAsia="Arial" w:hAnsi="Arial"/>
+                <w:b w:val="false"/>
+                <w:bCs w:val="false"/>
+                <w:i w:val="false"/>
+                <w:iCs w:val="false"/>
+                <w:sz w:val="24"/>
+                <w:szCs w:val="24"/>
+              </w:rPr>
+              <w:t xml:space="preserve">Cette adresse n'existe sur aucune machine. Relève le résultat ci-dessous.</w:t>
+            </w:r>
+          </w:p>
+        </w:tc>
+      </w:tr>
+    </w:tbl>
+    <w:p>
+      <w:pPr>
+        <w:spacing w:after="60"/>
+      </w:pPr>
+    </w:p>
+    <w:tbl>
+      <w:tblPr>
+        <w:tblW w:type="dxa" w:w="9360"/>
+        <w:tblBorders>
+          <w:top w:val="single" w:color="auto" w:sz="4"/>
+          <w:left w:val="single" w:color="auto" w:sz="4"/>
+          <w:bottom w:val="single" w:color="auto" w:sz="4"/>
+          <w:right w:val="single" w:color="auto" w:sz="4"/>
+          <w:insideH w:val="single" w:color="auto" w:sz="4"/>
+          <w:insideV w:val="single" w:color="auto" w:sz="4"/>
+        </w:tblBorders>
+      </w:tblPr>
+      <w:tblGrid>
+        <w:gridCol w:w="9360"/>
+      </w:tblGrid>
+      <w:tr>
+        <w:trPr>
+          <w:cantSplit/>
+        </w:trPr>
+        <w:tc>
+          <w:tcPr>
+            <w:tcW w:type="dxa" w:w="9360"/>
+            <w:tcBorders>
+              <w:top w:val="single" w:color="000000" w:sz="6"/>
+              <w:left w:val="single" w:color="000000" w:sz="6"/>
+              <w:bottom w:val="single" w:color="000000" w:sz="6"/>
+              <w:right w:val="single" w:color="000000" w:sz="6"/>
+            </w:tcBorders>
+            <w:shd w:fill="D9D9D9" w:val="clear"/>
+            <w:tcMar>
+              <w:top w:type="dxa" w:w="40"/>
+              <w:left w:type="dxa" w:w="80"/>
+              <w:bottom w:type="dxa" w:w="40"/>
+              <w:right w:type="dxa" w:w="80"/>
+            </w:tcMar>
+            <w:vAlign w:val="center"/>
+          </w:tcPr>
+          <w:p>
+            <w:pPr>
+              <w:keepNext/>
+              <w:keepLines/>
+              <w:spacing w:after="0"/>
+            </w:pPr>
+            <w:r>
+              <w:rPr>
+                <w:rFonts w:ascii="Arial" w:cs="Arial" w:eastAsia="Arial" w:hAnsi="Arial"/>
+                <w:b/>
+                <w:bCs/>
+                <w:i w:val="false"/>
+                <w:iCs w:val="false"/>
+                <w:sz w:val="24"/>
+                <w:szCs w:val="24"/>
+              </w:rPr>
+              <w:t xml:space="preserve">1b — CE QUE J'AI LU À L'ÉCRAN (ping vers 192.168.0.12)</w:t>
+            </w:r>
+          </w:p>
+        </w:tc>
+      </w:tr>
+      <w:tr>
+        <w:trPr>
+          <w:cantSplit/>
+        </w:trPr>
+        <w:tc>
+          <w:tcPr>
+            <w:tcW w:type="dxa" w:w="9360"/>
+            <w:tcBorders>
+              <w:top w:val="single" w:color="000000" w:sz="6"/>
+              <w:left w:val="single" w:color="000000" w:sz="6"/>
+              <w:bottom w:val="single" w:color="000000" w:sz="6"/>
+              <w:right w:val="single" w:color="000000" w:sz="6"/>
+            </w:tcBorders>
+            <w:tcMar>
+              <w:top w:type="dxa" w:w="40"/>
+              <w:left w:type="dxa" w:w="80"/>
+              <w:bottom w:type="dxa" w:w="40"/>
+              <w:right w:type="dxa" w:w="80"/>
+            </w:tcMar>
+            <w:vAlign w:val="top"/>
+          </w:tcPr>
+          <w:p>
+            <w:pPr>
+              <w:keepNext/>
+              <w:keepLines/>
+              <w:spacing w:after="0"/>
+            </w:pPr>
+            <w:r>
+              <w:rPr>
+                <w:rFonts w:ascii="Arial" w:cs="Arial" w:eastAsia="Arial" w:hAnsi="Arial"/>
+                <w:b w:val="false"/>
+                <w:bCs w:val="false"/>
+                <w:i w:val="false"/>
+                <w:iCs w:val="false"/>
+                <w:sz w:val="24"/>
+                <w:szCs w:val="24"/>
+              </w:rPr>
+              <w:t xml:space="preserve">Paquets perdus : .............. %</w:t>
+            </w:r>
+          </w:p>
+        </w:tc>
+      </w:tr>
+      <w:tr>
+        <w:trPr>
+          <w:cantSplit/>
+        </w:trPr>
+        <w:tc>
+          <w:tcPr>
+            <w:tcW w:type="dxa" w:w="9360"/>
+            <w:tcBorders>
+              <w:top w:val="single" w:color="000000" w:sz="6"/>
+              <w:left w:val="single" w:color="000000" w:sz="6"/>
+              <w:bottom w:val="single" w:color="000000" w:sz="6"/>
+              <w:right w:val="single" w:color="000000" w:sz="6"/>
+            </w:tcBorders>
+            <w:tcMar>
+              <w:top w:type="dxa" w:w="40"/>
+              <w:left w:type="dxa" w:w="80"/>
+              <w:bottom w:type="dxa" w:w="40"/>
+              <w:right w:type="dxa" w:w="80"/>
+            </w:tcMar>
+            <w:vAlign w:val="top"/>
+          </w:tcPr>
+          <w:p>
+            <w:pPr>
+              <w:spacing w:after="0"/>
+            </w:pPr>
+            <w:r>
+              <w:rPr>
+                <w:rFonts w:ascii="Arial" w:cs="Arial" w:eastAsia="Arial" w:hAnsi="Arial"/>
+                <w:b w:val="false"/>
+                <w:bCs w:val="false"/>
+                <w:i w:val="false"/>
+                <w:iCs w:val="false"/>
+                <w:sz w:val="24"/>
+                <w:szCs w:val="24"/>
+              </w:rPr>
+              <w:t xml:space="preserve">Pourquoi ? « Le ping échoue parce que ........................................................................</w:t>
+            </w:r>
+          </w:p>
+        </w:tc>
+      </w:tr>
+    </w:tbl>
     <w:p>
       <w:pPr>
         <w:keepNext/>
@@ -1065,10 +2207,29 @@
           <w:bCs/>
           <w:i w:val="false"/>
           <w:iCs w:val="false"/>
-          <w:sz w:val="28"/>
-          <w:szCs w:val="28"/>
+          <w:sz w:val="26"/>
+          <w:szCs w:val="26"/>
         </w:rPr>
         <w:t xml:space="preserve">PARTIE 2 — Le réseau en étoile, comme une vraie salle</w:t>
+      </w:r>
+    </w:p>
+    <w:p>
+      <w:pPr>
+        <w:keepNext/>
+        <w:keepLines/>
+        <w:spacing w:after="96"/>
+      </w:pPr>
+      <w:r>
+        <w:rPr>
+          <w:rFonts w:ascii="Arial" w:cs="Arial" w:eastAsia="Arial" w:hAnsi="Arial"/>
+          <w:b w:val="false"/>
+          <w:bCs w:val="false"/>
+          <w:i/>
+          <w:iCs/>
+          <w:sz w:val="24"/>
+          <w:szCs w:val="24"/>
+        </w:rPr>
+        <w:t xml:space="preserve">➤ Continue les étapes dans l'ordre. Coche la case dès que l'étape est réussie.</w:t>
       </w:r>
     </w:p>
     <w:tbl>
@@ -1187,25 +2348,25 @@
               <w:bottom w:type="dxa" w:w="40"/>
               <w:right w:type="dxa" w:w="80"/>
             </w:tcMar>
-            <w:vAlign w:val="center"/>
-          </w:tcPr>
-          <w:p>
-            <w:pPr>
-              <w:keepNext/>
-              <w:keepLines/>
-              <w:spacing w:after="0"/>
-            </w:pPr>
-            <w:r>
-              <w:rPr>
-                <w:rFonts w:ascii="Arial" w:cs="Arial" w:eastAsia="Arial" w:hAnsi="Arial"/>
-                <w:b w:val="false"/>
-                <w:bCs w:val="false"/>
-                <w:i w:val="false"/>
-                <w:iCs w:val="false"/>
-                <w:sz w:val="24"/>
-                <w:szCs w:val="24"/>
-              </w:rPr>
-              <w:t xml:space="preserve">☐ 6</w:t>
+            <w:vAlign w:val="top"/>
+          </w:tcPr>
+          <w:p>
+            <w:pPr>
+              <w:keepNext/>
+              <w:keepLines/>
+              <w:spacing w:after="0"/>
+            </w:pPr>
+            <w:r>
+              <w:rPr>
+                <w:rFonts w:ascii="Arial" w:cs="Arial" w:eastAsia="Arial" w:hAnsi="Arial"/>
+                <w:b w:val="false"/>
+                <w:bCs w:val="false"/>
+                <w:i w:val="false"/>
+                <w:iCs w:val="false"/>
+                <w:sz w:val="24"/>
+                <w:szCs w:val="24"/>
+              </w:rPr>
+              <w:t xml:space="preserve">☐  6</w:t>
             </w:r>
           </w:p>
         </w:tc>
@@ -1224,25 +2385,63 @@
               <w:bottom w:type="dxa" w:w="40"/>
               <w:right w:type="dxa" w:w="80"/>
             </w:tcMar>
-            <w:vAlign w:val="center"/>
-          </w:tcPr>
-          <w:p>
-            <w:pPr>
-              <w:keepNext/>
-              <w:keepLines/>
-              <w:spacing w:after="0"/>
-            </w:pPr>
-            <w:r>
-              <w:rPr>
-                <w:rFonts w:ascii="Arial" w:cs="Arial" w:eastAsia="Arial" w:hAnsi="Arial"/>
-                <w:b w:val="false"/>
-                <w:bCs w:val="false"/>
-                <w:i w:val="false"/>
-                <w:iCs w:val="false"/>
-                <w:sz w:val="24"/>
-                <w:szCs w:val="24"/>
-              </w:rPr>
-              <w:t xml:space="preserve">Mode conception : supprime le câble direct, ajoute un SWITCH et un SERVEUR (192.168.0.12).</w:t>
+            <w:vAlign w:val="top"/>
+          </w:tcPr>
+          <w:p>
+            <w:pPr>
+              <w:keepNext/>
+              <w:keepLines/>
+              <w:spacing w:after="40"/>
+            </w:pPr>
+            <w:r>
+              <w:rPr>
+                <w:rFonts w:ascii="Arial" w:cs="Arial" w:eastAsia="Arial" w:hAnsi="Arial"/>
+                <w:b w:val="false"/>
+                <w:bCs w:val="false"/>
+                <w:i w:val="false"/>
+                <w:iCs w:val="false"/>
+                <w:sz w:val="24"/>
+                <w:szCs w:val="24"/>
+              </w:rPr>
+              <w:t xml:space="preserve">Repasse en mode conception.</w:t>
+            </w:r>
+          </w:p>
+          <w:p>
+            <w:pPr>
+              <w:keepNext/>
+              <w:keepLines/>
+              <w:spacing w:after="40"/>
+            </w:pPr>
+            <w:r>
+              <w:rPr>
+                <w:rFonts w:ascii="Arial" w:cs="Arial" w:eastAsia="Arial" w:hAnsi="Arial"/>
+                <w:b w:val="false"/>
+                <w:bCs w:val="false"/>
+                <w:i w:val="false"/>
+                <w:iCs w:val="false"/>
+                <w:sz w:val="24"/>
+                <w:szCs w:val="24"/>
+              </w:rPr>
+              <w:t xml:space="preserve">Supprime le câble direct entre les deux PC.</w:t>
+            </w:r>
+          </w:p>
+          <w:p>
+            <w:pPr>
+              <w:keepNext/>
+              <w:keepLines/>
+              <w:spacing w:after="0"/>
+            </w:pPr>
+            <w:r>
+              <w:rPr>
+                <w:rFonts w:ascii="Arial" w:cs="Arial" w:eastAsia="Arial" w:hAnsi="Arial"/>
+                <w:b w:val="false"/>
+                <w:bCs w:val="false"/>
+                <w:i w:val="false"/>
+                <w:iCs w:val="false"/>
+                <w:sz w:val="24"/>
+                <w:szCs w:val="24"/>
+              </w:rPr>
+              <w:t xml:space="preserve">Ajoute un SWITCH, puis un SERVEUR d'adresse 192.168.0.12.</w:t>
             </w:r>
           </w:p>
         </w:tc>
@@ -1266,25 +2465,25 @@
               <w:bottom w:type="dxa" w:w="40"/>
               <w:right w:type="dxa" w:w="80"/>
             </w:tcMar>
-            <w:vAlign w:val="center"/>
-          </w:tcPr>
-          <w:p>
-            <w:pPr>
-              <w:keepNext/>
-              <w:keepLines/>
-              <w:spacing w:after="0"/>
-            </w:pPr>
-            <w:r>
-              <w:rPr>
-                <w:rFonts w:ascii="Arial" w:cs="Arial" w:eastAsia="Arial" w:hAnsi="Arial"/>
-                <w:b w:val="false"/>
-                <w:bCs w:val="false"/>
-                <w:i w:val="false"/>
-                <w:iCs w:val="false"/>
-                <w:sz w:val="24"/>
-                <w:szCs w:val="24"/>
-              </w:rPr>
-              <w:t xml:space="preserve">☐ 7</w:t>
+            <w:vAlign w:val="top"/>
+          </w:tcPr>
+          <w:p>
+            <w:pPr>
+              <w:keepNext/>
+              <w:keepLines/>
+              <w:spacing w:after="0"/>
+            </w:pPr>
+            <w:r>
+              <w:rPr>
+                <w:rFonts w:ascii="Arial" w:cs="Arial" w:eastAsia="Arial" w:hAnsi="Arial"/>
+                <w:b w:val="false"/>
+                <w:bCs w:val="false"/>
+                <w:i w:val="false"/>
+                <w:iCs w:val="false"/>
+                <w:sz w:val="24"/>
+                <w:szCs w:val="24"/>
+              </w:rPr>
+              <w:t xml:space="preserve">☐  7</w:t>
             </w:r>
           </w:p>
         </w:tc>
@@ -1303,25 +2502,63 @@
               <w:bottom w:type="dxa" w:w="40"/>
               <w:right w:type="dxa" w:w="80"/>
             </w:tcMar>
-            <w:vAlign w:val="center"/>
-          </w:tcPr>
-          <w:p>
-            <w:pPr>
-              <w:keepNext/>
-              <w:keepLines/>
-              <w:spacing w:after="0"/>
-            </w:pPr>
-            <w:r>
-              <w:rPr>
-                <w:rFonts w:ascii="Arial" w:cs="Arial" w:eastAsia="Arial" w:hAnsi="Arial"/>
-                <w:b w:val="false"/>
-                <w:bCs w:val="false"/>
-                <w:i w:val="false"/>
-                <w:iCs w:val="false"/>
-                <w:sz w:val="24"/>
-                <w:szCs w:val="24"/>
-              </w:rPr>
-              <w:t xml:space="preserve">Relie PC et serveur au switch (topologie en étoile).</w:t>
+            <w:vAlign w:val="top"/>
+          </w:tcPr>
+          <w:p>
+            <w:pPr>
+              <w:keepNext/>
+              <w:keepLines/>
+              <w:spacing w:after="40"/>
+            </w:pPr>
+            <w:r>
+              <w:rPr>
+                <w:rFonts w:ascii="Arial" w:cs="Arial" w:eastAsia="Arial" w:hAnsi="Arial"/>
+                <w:b w:val="false"/>
+                <w:bCs w:val="false"/>
+                <w:i w:val="false"/>
+                <w:iCs w:val="false"/>
+                <w:sz w:val="24"/>
+                <w:szCs w:val="24"/>
+              </w:rPr>
+              <w:t xml:space="preserve">Branche les deux PC au switch.</w:t>
+            </w:r>
+          </w:p>
+          <w:p>
+            <w:pPr>
+              <w:keepNext/>
+              <w:keepLines/>
+              <w:spacing w:after="40"/>
+            </w:pPr>
+            <w:r>
+              <w:rPr>
+                <w:rFonts w:ascii="Arial" w:cs="Arial" w:eastAsia="Arial" w:hAnsi="Arial"/>
+                <w:b w:val="false"/>
+                <w:bCs w:val="false"/>
+                <w:i w:val="false"/>
+                <w:iCs w:val="false"/>
+                <w:sz w:val="24"/>
+                <w:szCs w:val="24"/>
+              </w:rPr>
+              <w:t xml:space="preserve">Branche le serveur au switch.</w:t>
+            </w:r>
+          </w:p>
+          <w:p>
+            <w:pPr>
+              <w:keepNext/>
+              <w:keepLines/>
+              <w:spacing w:after="0"/>
+            </w:pPr>
+            <w:r>
+              <w:rPr>
+                <w:rFonts w:ascii="Arial" w:cs="Arial" w:eastAsia="Arial" w:hAnsi="Arial"/>
+                <w:b w:val="false"/>
+                <w:bCs w:val="false"/>
+                <w:i w:val="false"/>
+                <w:iCs w:val="false"/>
+                <w:sz w:val="24"/>
+                <w:szCs w:val="24"/>
+              </w:rPr>
+              <w:t xml:space="preserve">Toutes les machines partent du switch : c'est la topologie EN ÉTOILE.</w:t>
             </w:r>
           </w:p>
         </w:tc>
@@ -1345,25 +2582,25 @@
               <w:bottom w:type="dxa" w:w="40"/>
               <w:right w:type="dxa" w:w="80"/>
             </w:tcMar>
-            <w:vAlign w:val="center"/>
-          </w:tcPr>
-          <w:p>
-            <w:pPr>
-              <w:keepNext/>
-              <w:keepLines/>
-              <w:spacing w:after="0"/>
-            </w:pPr>
-            <w:r>
-              <w:rPr>
-                <w:rFonts w:ascii="Arial" w:cs="Arial" w:eastAsia="Arial" w:hAnsi="Arial"/>
-                <w:b w:val="false"/>
-                <w:bCs w:val="false"/>
-                <w:i w:val="false"/>
-                <w:iCs w:val="false"/>
-                <w:sz w:val="24"/>
-                <w:szCs w:val="24"/>
-              </w:rPr>
-              <w:t xml:space="preserve">☐ 8</w:t>
+            <w:vAlign w:val="top"/>
+          </w:tcPr>
+          <w:p>
+            <w:pPr>
+              <w:keepNext/>
+              <w:keepLines/>
+              <w:spacing w:after="0"/>
+            </w:pPr>
+            <w:r>
+              <w:rPr>
+                <w:rFonts w:ascii="Arial" w:cs="Arial" w:eastAsia="Arial" w:hAnsi="Arial"/>
+                <w:b w:val="false"/>
+                <w:bCs w:val="false"/>
+                <w:i w:val="false"/>
+                <w:iCs w:val="false"/>
+                <w:sz w:val="24"/>
+                <w:szCs w:val="24"/>
+              </w:rPr>
+              <w:t xml:space="preserve">☐  8</w:t>
             </w:r>
           </w:p>
         </w:tc>
@@ -1382,25 +2619,63 @@
               <w:bottom w:type="dxa" w:w="40"/>
               <w:right w:type="dxa" w:w="80"/>
             </w:tcMar>
-            <w:vAlign w:val="center"/>
-          </w:tcPr>
-          <w:p>
-            <w:pPr>
-              <w:keepNext/>
-              <w:keepLines/>
-              <w:spacing w:after="0"/>
-            </w:pPr>
-            <w:r>
-              <w:rPr>
-                <w:rFonts w:ascii="Arial" w:cs="Arial" w:eastAsia="Arial" w:hAnsi="Arial"/>
-                <w:b w:val="false"/>
-                <w:bCs w:val="false"/>
-                <w:i w:val="false"/>
-                <w:iCs w:val="false"/>
-                <w:sz w:val="24"/>
-                <w:szCs w:val="24"/>
-              </w:rPr>
-              <w:t xml:space="preserve">Simulation ▶ : ping du PC 192.168.0.10 vers 192.168.0.11, PUIS vers 192.168.0.12 → 0 % perdus exigé.</w:t>
+            <w:vAlign w:val="top"/>
+          </w:tcPr>
+          <w:p>
+            <w:pPr>
+              <w:keepNext/>
+              <w:keepLines/>
+              <w:spacing w:after="40"/>
+            </w:pPr>
+            <w:r>
+              <w:rPr>
+                <w:rFonts w:ascii="Arial" w:cs="Arial" w:eastAsia="Arial" w:hAnsi="Arial"/>
+                <w:b w:val="false"/>
+                <w:bCs w:val="false"/>
+                <w:i w:val="false"/>
+                <w:iCs w:val="false"/>
+                <w:sz w:val="24"/>
+                <w:szCs w:val="24"/>
+              </w:rPr>
+              <w:t xml:space="preserve">Repasse en simulation ▶, puis depuis le PC 192.168.0.10 :</w:t>
+            </w:r>
+          </w:p>
+          <w:p>
+            <w:pPr>
+              <w:keepNext/>
+              <w:keepLines/>
+              <w:spacing w:after="40"/>
+            </w:pPr>
+            <w:r>
+              <w:rPr>
+                <w:rFonts w:ascii="Arial" w:cs="Arial" w:eastAsia="Arial" w:hAnsi="Arial"/>
+                <w:b w:val="false"/>
+                <w:bCs w:val="false"/>
+                <w:i w:val="false"/>
+                <w:iCs w:val="false"/>
+                <w:sz w:val="24"/>
+                <w:szCs w:val="24"/>
+              </w:rPr>
+              <w:t xml:space="preserve">ping 192.168.0.11    →  0 % perdus exigé</w:t>
+            </w:r>
+          </w:p>
+          <w:p>
+            <w:pPr>
+              <w:keepNext/>
+              <w:keepLines/>
+              <w:spacing w:after="0"/>
+            </w:pPr>
+            <w:r>
+              <w:rPr>
+                <w:rFonts w:ascii="Arial" w:cs="Arial" w:eastAsia="Arial" w:hAnsi="Arial"/>
+                <w:b w:val="false"/>
+                <w:bCs w:val="false"/>
+                <w:i w:val="false"/>
+                <w:iCs w:val="false"/>
+                <w:sz w:val="24"/>
+                <w:szCs w:val="24"/>
+              </w:rPr>
+              <w:t xml:space="preserve">ping 192.168.0.12    →  0 % perdus exigé</w:t>
             </w:r>
           </w:p>
         </w:tc>
@@ -1424,23 +2699,23 @@
               <w:bottom w:type="dxa" w:w="40"/>
               <w:right w:type="dxa" w:w="80"/>
             </w:tcMar>
-            <w:vAlign w:val="center"/>
-          </w:tcPr>
-          <w:p>
-            <w:pPr>
-              <w:spacing w:after="0"/>
-            </w:pPr>
-            <w:r>
-              <w:rPr>
-                <w:rFonts w:ascii="Arial" w:cs="Arial" w:eastAsia="Arial" w:hAnsi="Arial"/>
-                <w:b w:val="false"/>
-                <w:bCs w:val="false"/>
-                <w:i w:val="false"/>
-                <w:iCs w:val="false"/>
-                <w:sz w:val="24"/>
-                <w:szCs w:val="24"/>
-              </w:rPr>
-              <w:t xml:space="preserve">☐ 9</w:t>
+            <w:vAlign w:val="top"/>
+          </w:tcPr>
+          <w:p>
+            <w:pPr>
+              <w:spacing w:after="0"/>
+            </w:pPr>
+            <w:r>
+              <w:rPr>
+                <w:rFonts w:ascii="Arial" w:cs="Arial" w:eastAsia="Arial" w:hAnsi="Arial"/>
+                <w:b w:val="false"/>
+                <w:bCs w:val="false"/>
+                <w:i w:val="false"/>
+                <w:iCs w:val="false"/>
+                <w:sz w:val="24"/>
+                <w:szCs w:val="24"/>
+              </w:rPr>
+              <w:t xml:space="preserve">☐  9</w:t>
             </w:r>
           </w:p>
         </w:tc>
@@ -1459,23 +2734,40 @@
               <w:bottom w:type="dxa" w:w="40"/>
               <w:right w:type="dxa" w:w="80"/>
             </w:tcMar>
-            <w:vAlign w:val="center"/>
-          </w:tcPr>
-          <w:p>
-            <w:pPr>
-              <w:spacing w:after="0"/>
-            </w:pPr>
-            <w:r>
-              <w:rPr>
-                <w:rFonts w:ascii="Arial" w:cs="Arial" w:eastAsia="Arial" w:hAnsi="Arial"/>
-                <w:b w:val="false"/>
-                <w:bCs w:val="false"/>
-                <w:i w:val="false"/>
-                <w:iCs w:val="false"/>
-                <w:sz w:val="24"/>
-                <w:szCs w:val="24"/>
-              </w:rPr>
-              <w:t xml:space="preserve">Tape ipconfig sur le PC 192.168.0.10 et relève les informations en 2a.</w:t>
+            <w:vAlign w:val="top"/>
+          </w:tcPr>
+          <w:p>
+            <w:pPr>
+              <w:spacing w:after="40"/>
+            </w:pPr>
+            <w:r>
+              <w:rPr>
+                <w:rFonts w:ascii="Arial" w:cs="Arial" w:eastAsia="Arial" w:hAnsi="Arial"/>
+                <w:b w:val="false"/>
+                <w:bCs w:val="false"/>
+                <w:i w:val="false"/>
+                <w:iCs w:val="false"/>
+                <w:sz w:val="24"/>
+                <w:szCs w:val="24"/>
+              </w:rPr>
+              <w:t xml:space="preserve">Sur le PC 192.168.0.10, tape :  ipconfig</w:t>
+            </w:r>
+          </w:p>
+          <w:p>
+            <w:pPr>
+              <w:spacing w:after="0"/>
+            </w:pPr>
+            <w:r>
+              <w:rPr>
+                <w:rFonts w:ascii="Arial" w:cs="Arial" w:eastAsia="Arial" w:hAnsi="Arial"/>
+                <w:b w:val="false"/>
+                <w:bCs w:val="false"/>
+                <w:i w:val="false"/>
+                <w:iCs w:val="false"/>
+                <w:sz w:val="24"/>
+                <w:szCs w:val="24"/>
+              </w:rPr>
+              <w:t xml:space="preserve">Relève les trois informations dans le cadre ci-dessous.</w:t>
             </w:r>
           </w:p>
         </w:tc>
@@ -1483,21 +2775,192 @@
     </w:tbl>
     <w:p>
       <w:pPr>
-        <w:spacing w:after="230" w:before="60"/>
+        <w:spacing w:after="60"/>
       </w:pPr>
-      <w:r>
-        <w:rPr>
-          <w:rFonts w:ascii="Arial" w:cs="Arial" w:eastAsia="Arial" w:hAnsi="Arial"/>
-          <w:b w:val="false"/>
-          <w:bCs w:val="false"/>
-          <w:i w:val="false"/>
-          <w:iCs w:val="false"/>
-          <w:sz w:val="24"/>
-          <w:szCs w:val="24"/>
-        </w:rPr>
-        <w:t xml:space="preserve">2a. ipconfig → Adresse IP : ............. | Masque : ............. | Adresse MAC : .................................</w:t>
-      </w:r>
     </w:p>
+    <w:tbl>
+      <w:tblPr>
+        <w:tblW w:type="dxa" w:w="9360"/>
+        <w:tblBorders>
+          <w:top w:val="single" w:color="auto" w:sz="4"/>
+          <w:left w:val="single" w:color="auto" w:sz="4"/>
+          <w:bottom w:val="single" w:color="auto" w:sz="4"/>
+          <w:right w:val="single" w:color="auto" w:sz="4"/>
+          <w:insideH w:val="single" w:color="auto" w:sz="4"/>
+          <w:insideV w:val="single" w:color="auto" w:sz="4"/>
+        </w:tblBorders>
+      </w:tblPr>
+      <w:tblGrid>
+        <w:gridCol w:w="9360"/>
+      </w:tblGrid>
+      <w:tr>
+        <w:trPr>
+          <w:cantSplit/>
+        </w:trPr>
+        <w:tc>
+          <w:tcPr>
+            <w:tcW w:type="dxa" w:w="9360"/>
+            <w:tcBorders>
+              <w:top w:val="single" w:color="000000" w:sz="6"/>
+              <w:left w:val="single" w:color="000000" w:sz="6"/>
+              <w:bottom w:val="single" w:color="000000" w:sz="6"/>
+              <w:right w:val="single" w:color="000000" w:sz="6"/>
+            </w:tcBorders>
+            <w:shd w:fill="D9D9D9" w:val="clear"/>
+            <w:tcMar>
+              <w:top w:type="dxa" w:w="40"/>
+              <w:left w:type="dxa" w:w="80"/>
+              <w:bottom w:type="dxa" w:w="40"/>
+              <w:right w:type="dxa" w:w="80"/>
+            </w:tcMar>
+            <w:vAlign w:val="center"/>
+          </w:tcPr>
+          <w:p>
+            <w:pPr>
+              <w:keepNext/>
+              <w:keepLines/>
+              <w:spacing w:after="0"/>
+            </w:pPr>
+            <w:r>
+              <w:rPr>
+                <w:rFonts w:ascii="Arial" w:cs="Arial" w:eastAsia="Arial" w:hAnsi="Arial"/>
+                <w:b/>
+                <w:bCs/>
+                <w:i w:val="false"/>
+                <w:iCs w:val="false"/>
+                <w:sz w:val="24"/>
+                <w:szCs w:val="24"/>
+              </w:rPr>
+              <w:t xml:space="preserve">2a — CE QU'AFFICHE ipconfig</w:t>
+            </w:r>
+          </w:p>
+        </w:tc>
+      </w:tr>
+      <w:tr>
+        <w:trPr>
+          <w:cantSplit/>
+        </w:trPr>
+        <w:tc>
+          <w:tcPr>
+            <w:tcW w:type="dxa" w:w="9360"/>
+            <w:tcBorders>
+              <w:top w:val="single" w:color="000000" w:sz="6"/>
+              <w:left w:val="single" w:color="000000" w:sz="6"/>
+              <w:bottom w:val="single" w:color="000000" w:sz="6"/>
+              <w:right w:val="single" w:color="000000" w:sz="6"/>
+            </w:tcBorders>
+            <w:tcMar>
+              <w:top w:type="dxa" w:w="40"/>
+              <w:left w:type="dxa" w:w="80"/>
+              <w:bottom w:type="dxa" w:w="40"/>
+              <w:right w:type="dxa" w:w="80"/>
+            </w:tcMar>
+            <w:vAlign w:val="top"/>
+          </w:tcPr>
+          <w:p>
+            <w:pPr>
+              <w:keepNext/>
+              <w:keepLines/>
+              <w:spacing w:after="0"/>
+            </w:pPr>
+            <w:r>
+              <w:rPr>
+                <w:rFonts w:ascii="Arial" w:cs="Arial" w:eastAsia="Arial" w:hAnsi="Arial"/>
+                <w:b w:val="false"/>
+                <w:bCs w:val="false"/>
+                <w:i w:val="false"/>
+                <w:iCs w:val="false"/>
+                <w:sz w:val="24"/>
+                <w:szCs w:val="24"/>
+              </w:rPr>
+              <w:t xml:space="preserve">Adresse IP : ....................................................................................................................</w:t>
+            </w:r>
+          </w:p>
+        </w:tc>
+      </w:tr>
+      <w:tr>
+        <w:trPr>
+          <w:cantSplit/>
+        </w:trPr>
+        <w:tc>
+          <w:tcPr>
+            <w:tcW w:type="dxa" w:w="9360"/>
+            <w:tcBorders>
+              <w:top w:val="single" w:color="000000" w:sz="6"/>
+              <w:left w:val="single" w:color="000000" w:sz="6"/>
+              <w:bottom w:val="single" w:color="000000" w:sz="6"/>
+              <w:right w:val="single" w:color="000000" w:sz="6"/>
+            </w:tcBorders>
+            <w:tcMar>
+              <w:top w:type="dxa" w:w="40"/>
+              <w:left w:type="dxa" w:w="80"/>
+              <w:bottom w:type="dxa" w:w="40"/>
+              <w:right w:type="dxa" w:w="80"/>
+            </w:tcMar>
+            <w:vAlign w:val="top"/>
+          </w:tcPr>
+          <w:p>
+            <w:pPr>
+              <w:keepNext/>
+              <w:keepLines/>
+              <w:spacing w:after="0"/>
+            </w:pPr>
+            <w:r>
+              <w:rPr>
+                <w:rFonts w:ascii="Arial" w:cs="Arial" w:eastAsia="Arial" w:hAnsi="Arial"/>
+                <w:b w:val="false"/>
+                <w:bCs w:val="false"/>
+                <w:i w:val="false"/>
+                <w:iCs w:val="false"/>
+                <w:sz w:val="24"/>
+                <w:szCs w:val="24"/>
+              </w:rPr>
+              <w:t xml:space="preserve">Masque : ........................................................................................................................</w:t>
+            </w:r>
+          </w:p>
+        </w:tc>
+      </w:tr>
+      <w:tr>
+        <w:trPr>
+          <w:cantSplit/>
+        </w:trPr>
+        <w:tc>
+          <w:tcPr>
+            <w:tcW w:type="dxa" w:w="9360"/>
+            <w:tcBorders>
+              <w:top w:val="single" w:color="000000" w:sz="6"/>
+              <w:left w:val="single" w:color="000000" w:sz="6"/>
+              <w:bottom w:val="single" w:color="000000" w:sz="6"/>
+              <w:right w:val="single" w:color="000000" w:sz="6"/>
+            </w:tcBorders>
+            <w:tcMar>
+              <w:top w:type="dxa" w:w="40"/>
+              <w:left w:type="dxa" w:w="80"/>
+              <w:bottom w:type="dxa" w:w="40"/>
+              <w:right w:type="dxa" w:w="80"/>
+            </w:tcMar>
+            <w:vAlign w:val="top"/>
+          </w:tcPr>
+          <w:p>
+            <w:pPr>
+              <w:spacing w:after="0"/>
+            </w:pPr>
+            <w:r>
+              <w:rPr>
+                <w:rFonts w:ascii="Arial" w:cs="Arial" w:eastAsia="Arial" w:hAnsi="Arial"/>
+                <w:b w:val="false"/>
+                <w:bCs w:val="false"/>
+                <w:i w:val="false"/>
+                <w:iCs w:val="false"/>
+                <w:sz w:val="24"/>
+                <w:szCs w:val="24"/>
+              </w:rPr>
+              <w:t xml:space="preserve">Adresse MAC : ...............................................................................................................</w:t>
+            </w:r>
+          </w:p>
+        </w:tc>
+      </w:tr>
+    </w:tbl>
     <w:p>
       <w:pPr>
         <w:keepNext/>
@@ -1519,8 +2982,8 @@
           <w:bCs/>
           <w:i w:val="false"/>
           <w:iCs w:val="false"/>
-          <w:sz w:val="28"/>
-          <w:szCs w:val="28"/>
+          <w:sz w:val="26"/>
+          <w:szCs w:val="26"/>
         </w:rPr>
         <w:t xml:space="preserve">PARTIE 3 — Compte-rendu du technicien</w:t>
       </w:r>
@@ -1534,26 +2997,14 @@
       <w:r>
         <w:rPr>
           <w:rFonts w:ascii="Arial" w:cs="Arial" w:eastAsia="Arial" w:hAnsi="Arial"/>
-          <w:b/>
-          <w:bCs/>
-          <w:i w:val="false"/>
-          <w:iCs w:val="false"/>
-          <w:sz w:val="26"/>
-          <w:szCs w:val="26"/>
-        </w:rPr>
-        <w:t xml:space="preserve">➤ </w:t>
-      </w:r>
-      <w:r>
-        <w:rPr>
-          <w:rFonts w:ascii="Arial" w:cs="Arial" w:eastAsia="Arial" w:hAnsi="Arial"/>
           <w:b w:val="false"/>
           <w:bCs w:val="false"/>
-          <w:i w:val="false"/>
-          <w:iCs w:val="false"/>
-          <w:sz w:val="26"/>
-          <w:szCs w:val="26"/>
+          <w:i/>
+          <w:iCs/>
+          <w:sz w:val="24"/>
+          <w:szCs w:val="24"/>
         </w:rPr>
-        <w:t xml:space="preserve">Complète le rapport de tests, comme un vrai technicien réseau.</w:t>
+        <w:t xml:space="preserve">➤ Complète le rapport de tests, comme un vrai technicien réseau.</w:t>
       </w:r>
     </w:p>
     <w:tbl>
@@ -1569,8 +3020,9 @@
         </w:tblBorders>
       </w:tblPr>
       <w:tblGrid>
-        <w:gridCol w:w="3400"/>
-        <w:gridCol w:w="5960"/>
+        <w:gridCol w:w="3000"/>
+        <w:gridCol w:w="3180"/>
+        <w:gridCol w:w="3180"/>
       </w:tblGrid>
       <w:tr>
         <w:trPr>
@@ -1578,7 +3030,7 @@
         </w:trPr>
         <w:tc>
           <w:tcPr>
-            <w:tcW w:type="dxa" w:w="3400"/>
+            <w:tcW w:type="dxa" w:w="3000"/>
             <w:tcBorders>
               <w:top w:val="single" w:color="000000" w:sz="6"/>
               <w:left w:val="single" w:color="000000" w:sz="6"/>
@@ -1616,7 +3068,7 @@
         </w:tc>
         <w:tc>
           <w:tcPr>
-            <w:tcW w:type="dxa" w:w="5960"/>
+            <w:tcW w:type="dxa" w:w="3180"/>
             <w:tcBorders>
               <w:top w:val="single" w:color="000000" w:sz="6"/>
               <w:left w:val="single" w:color="000000" w:sz="6"/>
@@ -1648,24 +3100,20 @@
                 <w:sz w:val="24"/>
                 <w:szCs w:val="24"/>
               </w:rPr>
-              <w:t xml:space="preserve">Rapport</w:t>
-            </w:r>
-          </w:p>
-        </w:tc>
-      </w:tr>
-      <w:tr>
-        <w:trPr>
-          <w:cantSplit/>
-        </w:trPr>
-        <w:tc>
-          <w:tcPr>
-            <w:tcW w:type="dxa" w:w="3400"/>
-            <w:tcBorders>
-              <w:top w:val="single" w:color="000000" w:sz="6"/>
-              <w:left w:val="single" w:color="000000" w:sz="6"/>
-              <w:bottom w:val="single" w:color="000000" w:sz="6"/>
-              <w:right w:val="single" w:color="000000" w:sz="6"/>
-            </w:tcBorders>
+              <w:t xml:space="preserve">Résultat affiché</w:t>
+            </w:r>
+          </w:p>
+        </w:tc>
+        <w:tc>
+          <w:tcPr>
+            <w:tcW w:type="dxa" w:w="3180"/>
+            <w:tcBorders>
+              <w:top w:val="single" w:color="000000" w:sz="6"/>
+              <w:left w:val="single" w:color="000000" w:sz="6"/>
+              <w:bottom w:val="single" w:color="000000" w:sz="6"/>
+              <w:right w:val="single" w:color="000000" w:sz="6"/>
+            </w:tcBorders>
+            <w:shd w:fill="D9D9D9" w:val="clear"/>
             <w:tcMar>
               <w:top w:type="dxa" w:w="40"/>
               <w:left w:type="dxa" w:w="80"/>
@@ -1683,6 +3131,48 @@
             <w:r>
               <w:rPr>
                 <w:rFonts w:ascii="Arial" w:cs="Arial" w:eastAsia="Arial" w:hAnsi="Arial"/>
+                <w:b/>
+                <w:bCs/>
+                <w:i w:val="false"/>
+                <w:iCs w:val="false"/>
+                <w:sz w:val="24"/>
+                <w:szCs w:val="24"/>
+              </w:rPr>
+              <w:t xml:space="preserve">Ma conclusion</w:t>
+            </w:r>
+          </w:p>
+        </w:tc>
+      </w:tr>
+      <w:tr>
+        <w:trPr>
+          <w:cantSplit/>
+        </w:trPr>
+        <w:tc>
+          <w:tcPr>
+            <w:tcW w:type="dxa" w:w="3000"/>
+            <w:tcBorders>
+              <w:top w:val="single" w:color="000000" w:sz="6"/>
+              <w:left w:val="single" w:color="000000" w:sz="6"/>
+              <w:bottom w:val="single" w:color="000000" w:sz="6"/>
+              <w:right w:val="single" w:color="000000" w:sz="6"/>
+            </w:tcBorders>
+            <w:tcMar>
+              <w:top w:type="dxa" w:w="40"/>
+              <w:left w:type="dxa" w:w="80"/>
+              <w:bottom w:type="dxa" w:w="40"/>
+              <w:right w:type="dxa" w:w="80"/>
+            </w:tcMar>
+            <w:vAlign w:val="top"/>
+          </w:tcPr>
+          <w:p>
+            <w:pPr>
+              <w:keepNext/>
+              <w:keepLines/>
+              <w:spacing w:after="0"/>
+            </w:pPr>
+            <w:r>
+              <w:rPr>
+                <w:rFonts w:ascii="Arial" w:cs="Arial" w:eastAsia="Arial" w:hAnsi="Arial"/>
                 <w:b w:val="false"/>
                 <w:bCs w:val="false"/>
                 <w:i w:val="false"/>
@@ -1696,197 +3186,476 @@
         </w:tc>
         <w:tc>
           <w:tcPr>
-            <w:tcW w:type="dxa" w:w="5960"/>
-            <w:tcBorders>
-              <w:top w:val="single" w:color="000000" w:sz="6"/>
-              <w:left w:val="single" w:color="000000" w:sz="6"/>
-              <w:bottom w:val="single" w:color="000000" w:sz="6"/>
-              <w:right w:val="single" w:color="000000" w:sz="6"/>
-            </w:tcBorders>
-            <w:tcMar>
-              <w:top w:type="dxa" w:w="40"/>
-              <w:left w:type="dxa" w:w="80"/>
-              <w:bottom w:type="dxa" w:w="40"/>
-              <w:right w:type="dxa" w:w="80"/>
-            </w:tcMar>
-            <w:vAlign w:val="center"/>
-          </w:tcPr>
-          <w:p>
-            <w:pPr>
-              <w:keepNext/>
-              <w:keepLines/>
-              <w:spacing w:after="230"/>
-            </w:pPr>
-            <w:r>
-              <w:rPr>
-                <w:rFonts w:ascii="Arial" w:cs="Arial" w:eastAsia="Arial" w:hAnsi="Arial"/>
-                <w:b w:val="false"/>
-                <w:bCs w:val="false"/>
-                <w:i w:val="false"/>
-                <w:iCs w:val="false"/>
-                <w:sz w:val="24"/>
-                <w:szCs w:val="24"/>
-              </w:rPr>
-              <w:t xml:space="preserve">Résultat : .............. | Conclusion : ................................................................................................</w:t>
-            </w:r>
-          </w:p>
-        </w:tc>
-      </w:tr>
-      <w:tr>
-        <w:trPr>
-          <w:cantSplit/>
-        </w:trPr>
-        <w:tc>
-          <w:tcPr>
-            <w:tcW w:type="dxa" w:w="3400"/>
-            <w:tcBorders>
-              <w:top w:val="single" w:color="000000" w:sz="6"/>
-              <w:left w:val="single" w:color="000000" w:sz="6"/>
-              <w:bottom w:val="single" w:color="000000" w:sz="6"/>
-              <w:right w:val="single" w:color="000000" w:sz="6"/>
-            </w:tcBorders>
-            <w:tcMar>
-              <w:top w:type="dxa" w:w="40"/>
-              <w:left w:type="dxa" w:w="80"/>
-              <w:bottom w:type="dxa" w:w="40"/>
-              <w:right w:type="dxa" w:w="80"/>
-            </w:tcMar>
-            <w:vAlign w:val="center"/>
-          </w:tcPr>
-          <w:p>
-            <w:pPr>
-              <w:keepNext/>
-              <w:keepLines/>
-              <w:spacing w:after="0"/>
-            </w:pPr>
-            <w:r>
-              <w:rPr>
-                <w:rFonts w:ascii="Arial" w:cs="Arial" w:eastAsia="Arial" w:hAnsi="Arial"/>
-                <w:b w:val="false"/>
-                <w:bCs w:val="false"/>
-                <w:i w:val="false"/>
-                <w:iCs w:val="false"/>
-                <w:sz w:val="24"/>
-                <w:szCs w:val="24"/>
-              </w:rPr>
-              <w:t xml:space="preserve">ping 192.168.0.12 (avant le serveur)</w:t>
-            </w:r>
-          </w:p>
-        </w:tc>
-        <w:tc>
-          <w:tcPr>
-            <w:tcW w:type="dxa" w:w="5960"/>
-            <w:tcBorders>
-              <w:top w:val="single" w:color="000000" w:sz="6"/>
-              <w:left w:val="single" w:color="000000" w:sz="6"/>
-              <w:bottom w:val="single" w:color="000000" w:sz="6"/>
-              <w:right w:val="single" w:color="000000" w:sz="6"/>
-            </w:tcBorders>
-            <w:tcMar>
-              <w:top w:type="dxa" w:w="40"/>
-              <w:left w:type="dxa" w:w="80"/>
-              <w:bottom w:type="dxa" w:w="40"/>
-              <w:right w:type="dxa" w:w="80"/>
-            </w:tcMar>
-            <w:vAlign w:val="center"/>
-          </w:tcPr>
-          <w:p>
-            <w:pPr>
-              <w:keepNext/>
-              <w:keepLines/>
-              <w:spacing w:after="230"/>
-            </w:pPr>
-            <w:r>
-              <w:rPr>
-                <w:rFonts w:ascii="Arial" w:cs="Arial" w:eastAsia="Arial" w:hAnsi="Arial"/>
-                <w:b w:val="false"/>
-                <w:bCs w:val="false"/>
-                <w:i w:val="false"/>
-                <w:iCs w:val="false"/>
-                <w:sz w:val="24"/>
-                <w:szCs w:val="24"/>
-              </w:rPr>
-              <w:t xml:space="preserve">Résultat : .............. | Conclusion : ................................................................................................</w:t>
-            </w:r>
-          </w:p>
-        </w:tc>
-      </w:tr>
-      <w:tr>
-        <w:trPr>
-          <w:cantSplit/>
-        </w:trPr>
-        <w:tc>
-          <w:tcPr>
-            <w:tcW w:type="dxa" w:w="3400"/>
-            <w:tcBorders>
-              <w:top w:val="single" w:color="000000" w:sz="6"/>
-              <w:left w:val="single" w:color="000000" w:sz="6"/>
-              <w:bottom w:val="single" w:color="000000" w:sz="6"/>
-              <w:right w:val="single" w:color="000000" w:sz="6"/>
-            </w:tcBorders>
-            <w:tcMar>
-              <w:top w:type="dxa" w:w="40"/>
-              <w:left w:type="dxa" w:w="80"/>
-              <w:bottom w:type="dxa" w:w="40"/>
-              <w:right w:type="dxa" w:w="80"/>
-            </w:tcMar>
-            <w:vAlign w:val="center"/>
-          </w:tcPr>
-          <w:p>
-            <w:pPr>
-              <w:spacing w:after="0"/>
-            </w:pPr>
-            <w:r>
-              <w:rPr>
-                <w:rFonts w:ascii="Arial" w:cs="Arial" w:eastAsia="Arial" w:hAnsi="Arial"/>
-                <w:b w:val="false"/>
-                <w:bCs w:val="false"/>
-                <w:i w:val="false"/>
-                <w:iCs w:val="false"/>
-                <w:sz w:val="24"/>
-                <w:szCs w:val="24"/>
-              </w:rPr>
-              <w:t xml:space="preserve">ping 192.168.0.12 (étoile terminée)</w:t>
-            </w:r>
-          </w:p>
-        </w:tc>
-        <w:tc>
-          <w:tcPr>
-            <w:tcW w:type="dxa" w:w="5960"/>
-            <w:tcBorders>
-              <w:top w:val="single" w:color="000000" w:sz="6"/>
-              <w:left w:val="single" w:color="000000" w:sz="6"/>
-              <w:bottom w:val="single" w:color="000000" w:sz="6"/>
-              <w:right w:val="single" w:color="000000" w:sz="6"/>
-            </w:tcBorders>
-            <w:tcMar>
-              <w:top w:type="dxa" w:w="40"/>
-              <w:left w:type="dxa" w:w="80"/>
-              <w:bottom w:type="dxa" w:w="40"/>
-              <w:right w:type="dxa" w:w="80"/>
-            </w:tcMar>
-            <w:vAlign w:val="center"/>
-          </w:tcPr>
-          <w:p>
-            <w:pPr>
-              <w:spacing w:after="230"/>
-            </w:pPr>
-            <w:r>
-              <w:rPr>
-                <w:rFonts w:ascii="Arial" w:cs="Arial" w:eastAsia="Arial" w:hAnsi="Arial"/>
-                <w:b w:val="false"/>
-                <w:bCs w:val="false"/>
-                <w:i w:val="false"/>
-                <w:iCs w:val="false"/>
-                <w:sz w:val="24"/>
-                <w:szCs w:val="24"/>
-              </w:rPr>
-              <w:t xml:space="preserve">Résultat : .............. | Conclusion : ................................................................................................</w:t>
+            <w:tcW w:type="dxa" w:w="3180"/>
+            <w:tcBorders>
+              <w:top w:val="single" w:color="000000" w:sz="6"/>
+              <w:left w:val="single" w:color="000000" w:sz="6"/>
+              <w:bottom w:val="single" w:color="000000" w:sz="6"/>
+              <w:right w:val="single" w:color="000000" w:sz="6"/>
+            </w:tcBorders>
+            <w:tcMar>
+              <w:top w:type="dxa" w:w="40"/>
+              <w:left w:type="dxa" w:w="80"/>
+              <w:bottom w:type="dxa" w:w="40"/>
+              <w:right w:type="dxa" w:w="80"/>
+            </w:tcMar>
+            <w:vAlign w:val="top"/>
+          </w:tcPr>
+          <w:p>
+            <w:pPr>
+              <w:keepNext/>
+              <w:keepLines/>
+              <w:spacing w:after="40"/>
+            </w:pPr>
+            <w:r>
+              <w:rPr>
+                <w:rFonts w:ascii="Arial" w:cs="Arial" w:eastAsia="Arial" w:hAnsi="Arial"/>
+                <w:b w:val="false"/>
+                <w:bCs w:val="false"/>
+                <w:i w:val="false"/>
+                <w:iCs w:val="false"/>
+                <w:sz w:val="24"/>
+                <w:szCs w:val="24"/>
+              </w:rPr>
+              <w:t xml:space="preserve">............................................</w:t>
+            </w:r>
+          </w:p>
+          <w:p>
+            <w:pPr>
+              <w:keepNext/>
+              <w:keepLines/>
+              <w:spacing w:after="0"/>
+            </w:pPr>
+            <w:r>
+              <w:rPr>
+                <w:rFonts w:ascii="Arial" w:cs="Arial" w:eastAsia="Arial" w:hAnsi="Arial"/>
+                <w:b w:val="false"/>
+                <w:bCs w:val="false"/>
+                <w:i w:val="false"/>
+                <w:iCs w:val="false"/>
+                <w:sz w:val="24"/>
+                <w:szCs w:val="24"/>
+              </w:rPr>
+              <w:t xml:space="preserve"/>
+            </w:r>
+          </w:p>
+        </w:tc>
+        <w:tc>
+          <w:tcPr>
+            <w:tcW w:type="dxa" w:w="3180"/>
+            <w:tcBorders>
+              <w:top w:val="single" w:color="000000" w:sz="6"/>
+              <w:left w:val="single" w:color="000000" w:sz="6"/>
+              <w:bottom w:val="single" w:color="000000" w:sz="6"/>
+              <w:right w:val="single" w:color="000000" w:sz="6"/>
+            </w:tcBorders>
+            <w:tcMar>
+              <w:top w:type="dxa" w:w="40"/>
+              <w:left w:type="dxa" w:w="80"/>
+              <w:bottom w:type="dxa" w:w="40"/>
+              <w:right w:type="dxa" w:w="80"/>
+            </w:tcMar>
+            <w:vAlign w:val="top"/>
+          </w:tcPr>
+          <w:p>
+            <w:pPr>
+              <w:keepNext/>
+              <w:keepLines/>
+              <w:spacing w:after="40"/>
+            </w:pPr>
+            <w:r>
+              <w:rPr>
+                <w:rFonts w:ascii="Arial" w:cs="Arial" w:eastAsia="Arial" w:hAnsi="Arial"/>
+                <w:b w:val="false"/>
+                <w:bCs w:val="false"/>
+                <w:i w:val="false"/>
+                <w:iCs w:val="false"/>
+                <w:sz w:val="24"/>
+                <w:szCs w:val="24"/>
+              </w:rPr>
+              <w:t xml:space="preserve">............................................</w:t>
+            </w:r>
+          </w:p>
+          <w:p>
+            <w:pPr>
+              <w:keepNext/>
+              <w:keepLines/>
+              <w:spacing w:after="0"/>
+            </w:pPr>
+            <w:r>
+              <w:rPr>
+                <w:rFonts w:ascii="Arial" w:cs="Arial" w:eastAsia="Arial" w:hAnsi="Arial"/>
+                <w:b w:val="false"/>
+                <w:bCs w:val="false"/>
+                <w:i w:val="false"/>
+                <w:iCs w:val="false"/>
+                <w:sz w:val="24"/>
+                <w:szCs w:val="24"/>
+              </w:rPr>
+              <w:t xml:space="preserve"/>
+            </w:r>
+          </w:p>
+        </w:tc>
+      </w:tr>
+      <w:tr>
+        <w:trPr>
+          <w:cantSplit/>
+        </w:trPr>
+        <w:tc>
+          <w:tcPr>
+            <w:tcW w:type="dxa" w:w="3000"/>
+            <w:tcBorders>
+              <w:top w:val="single" w:color="000000" w:sz="6"/>
+              <w:left w:val="single" w:color="000000" w:sz="6"/>
+              <w:bottom w:val="single" w:color="000000" w:sz="6"/>
+              <w:right w:val="single" w:color="000000" w:sz="6"/>
+            </w:tcBorders>
+            <w:tcMar>
+              <w:top w:type="dxa" w:w="40"/>
+              <w:left w:type="dxa" w:w="80"/>
+              <w:bottom w:type="dxa" w:w="40"/>
+              <w:right w:type="dxa" w:w="80"/>
+            </w:tcMar>
+            <w:vAlign w:val="top"/>
+          </w:tcPr>
+          <w:p>
+            <w:pPr>
+              <w:keepNext/>
+              <w:keepLines/>
+              <w:spacing w:after="40"/>
+            </w:pPr>
+            <w:r>
+              <w:rPr>
+                <w:rFonts w:ascii="Arial" w:cs="Arial" w:eastAsia="Arial" w:hAnsi="Arial"/>
+                <w:b w:val="false"/>
+                <w:bCs w:val="false"/>
+                <w:i w:val="false"/>
+                <w:iCs w:val="false"/>
+                <w:sz w:val="24"/>
+                <w:szCs w:val="24"/>
+              </w:rPr>
+              <w:t xml:space="preserve">ping 192.168.0.12</w:t>
+            </w:r>
+          </w:p>
+          <w:p>
+            <w:pPr>
+              <w:keepNext/>
+              <w:keepLines/>
+              <w:spacing w:after="0"/>
+            </w:pPr>
+            <w:r>
+              <w:rPr>
+                <w:rFonts w:ascii="Arial" w:cs="Arial" w:eastAsia="Arial" w:hAnsi="Arial"/>
+                <w:b w:val="false"/>
+                <w:bCs w:val="false"/>
+                <w:i w:val="false"/>
+                <w:iCs w:val="false"/>
+                <w:sz w:val="24"/>
+                <w:szCs w:val="24"/>
+              </w:rPr>
+              <w:t xml:space="preserve">AVANT le serveur</w:t>
+            </w:r>
+          </w:p>
+        </w:tc>
+        <w:tc>
+          <w:tcPr>
+            <w:tcW w:type="dxa" w:w="3180"/>
+            <w:tcBorders>
+              <w:top w:val="single" w:color="000000" w:sz="6"/>
+              <w:left w:val="single" w:color="000000" w:sz="6"/>
+              <w:bottom w:val="single" w:color="000000" w:sz="6"/>
+              <w:right w:val="single" w:color="000000" w:sz="6"/>
+            </w:tcBorders>
+            <w:tcMar>
+              <w:top w:type="dxa" w:w="40"/>
+              <w:left w:type="dxa" w:w="80"/>
+              <w:bottom w:type="dxa" w:w="40"/>
+              <w:right w:type="dxa" w:w="80"/>
+            </w:tcMar>
+            <w:vAlign w:val="top"/>
+          </w:tcPr>
+          <w:p>
+            <w:pPr>
+              <w:keepNext/>
+              <w:keepLines/>
+              <w:spacing w:after="40"/>
+            </w:pPr>
+            <w:r>
+              <w:rPr>
+                <w:rFonts w:ascii="Arial" w:cs="Arial" w:eastAsia="Arial" w:hAnsi="Arial"/>
+                <w:b w:val="false"/>
+                <w:bCs w:val="false"/>
+                <w:i w:val="false"/>
+                <w:iCs w:val="false"/>
+                <w:sz w:val="24"/>
+                <w:szCs w:val="24"/>
+              </w:rPr>
+              <w:t xml:space="preserve">............................................</w:t>
+            </w:r>
+          </w:p>
+          <w:p>
+            <w:pPr>
+              <w:keepNext/>
+              <w:keepLines/>
+              <w:spacing w:after="0"/>
+            </w:pPr>
+            <w:r>
+              <w:rPr>
+                <w:rFonts w:ascii="Arial" w:cs="Arial" w:eastAsia="Arial" w:hAnsi="Arial"/>
+                <w:b w:val="false"/>
+                <w:bCs w:val="false"/>
+                <w:i w:val="false"/>
+                <w:iCs w:val="false"/>
+                <w:sz w:val="24"/>
+                <w:szCs w:val="24"/>
+              </w:rPr>
+              <w:t xml:space="preserve"/>
+            </w:r>
+          </w:p>
+        </w:tc>
+        <w:tc>
+          <w:tcPr>
+            <w:tcW w:type="dxa" w:w="3180"/>
+            <w:tcBorders>
+              <w:top w:val="single" w:color="000000" w:sz="6"/>
+              <w:left w:val="single" w:color="000000" w:sz="6"/>
+              <w:bottom w:val="single" w:color="000000" w:sz="6"/>
+              <w:right w:val="single" w:color="000000" w:sz="6"/>
+            </w:tcBorders>
+            <w:tcMar>
+              <w:top w:type="dxa" w:w="40"/>
+              <w:left w:type="dxa" w:w="80"/>
+              <w:bottom w:type="dxa" w:w="40"/>
+              <w:right w:type="dxa" w:w="80"/>
+            </w:tcMar>
+            <w:vAlign w:val="top"/>
+          </w:tcPr>
+          <w:p>
+            <w:pPr>
+              <w:keepNext/>
+              <w:keepLines/>
+              <w:spacing w:after="40"/>
+            </w:pPr>
+            <w:r>
+              <w:rPr>
+                <w:rFonts w:ascii="Arial" w:cs="Arial" w:eastAsia="Arial" w:hAnsi="Arial"/>
+                <w:b w:val="false"/>
+                <w:bCs w:val="false"/>
+                <w:i w:val="false"/>
+                <w:iCs w:val="false"/>
+                <w:sz w:val="24"/>
+                <w:szCs w:val="24"/>
+              </w:rPr>
+              <w:t xml:space="preserve">............................................</w:t>
+            </w:r>
+          </w:p>
+          <w:p>
+            <w:pPr>
+              <w:keepNext/>
+              <w:keepLines/>
+              <w:spacing w:after="0"/>
+            </w:pPr>
+            <w:r>
+              <w:rPr>
+                <w:rFonts w:ascii="Arial" w:cs="Arial" w:eastAsia="Arial" w:hAnsi="Arial"/>
+                <w:b w:val="false"/>
+                <w:bCs w:val="false"/>
+                <w:i w:val="false"/>
+                <w:iCs w:val="false"/>
+                <w:sz w:val="24"/>
+                <w:szCs w:val="24"/>
+              </w:rPr>
+              <w:t xml:space="preserve"/>
+            </w:r>
+          </w:p>
+        </w:tc>
+      </w:tr>
+      <w:tr>
+        <w:trPr>
+          <w:cantSplit/>
+        </w:trPr>
+        <w:tc>
+          <w:tcPr>
+            <w:tcW w:type="dxa" w:w="3000"/>
+            <w:tcBorders>
+              <w:top w:val="single" w:color="000000" w:sz="6"/>
+              <w:left w:val="single" w:color="000000" w:sz="6"/>
+              <w:bottom w:val="single" w:color="000000" w:sz="6"/>
+              <w:right w:val="single" w:color="000000" w:sz="6"/>
+            </w:tcBorders>
+            <w:tcMar>
+              <w:top w:type="dxa" w:w="40"/>
+              <w:left w:type="dxa" w:w="80"/>
+              <w:bottom w:type="dxa" w:w="40"/>
+              <w:right w:type="dxa" w:w="80"/>
+            </w:tcMar>
+            <w:vAlign w:val="top"/>
+          </w:tcPr>
+          <w:p>
+            <w:pPr>
+              <w:spacing w:after="40"/>
+            </w:pPr>
+            <w:r>
+              <w:rPr>
+                <w:rFonts w:ascii="Arial" w:cs="Arial" w:eastAsia="Arial" w:hAnsi="Arial"/>
+                <w:b w:val="false"/>
+                <w:bCs w:val="false"/>
+                <w:i w:val="false"/>
+                <w:iCs w:val="false"/>
+                <w:sz w:val="24"/>
+                <w:szCs w:val="24"/>
+              </w:rPr>
+              <w:t xml:space="preserve">ping 192.168.0.12</w:t>
+            </w:r>
+          </w:p>
+          <w:p>
+            <w:pPr>
+              <w:spacing w:after="0"/>
+            </w:pPr>
+            <w:r>
+              <w:rPr>
+                <w:rFonts w:ascii="Arial" w:cs="Arial" w:eastAsia="Arial" w:hAnsi="Arial"/>
+                <w:b w:val="false"/>
+                <w:bCs w:val="false"/>
+                <w:i w:val="false"/>
+                <w:iCs w:val="false"/>
+                <w:sz w:val="24"/>
+                <w:szCs w:val="24"/>
+              </w:rPr>
+              <w:t xml:space="preserve">étoile TERMINÉE</w:t>
+            </w:r>
+          </w:p>
+        </w:tc>
+        <w:tc>
+          <w:tcPr>
+            <w:tcW w:type="dxa" w:w="3180"/>
+            <w:tcBorders>
+              <w:top w:val="single" w:color="000000" w:sz="6"/>
+              <w:left w:val="single" w:color="000000" w:sz="6"/>
+              <w:bottom w:val="single" w:color="000000" w:sz="6"/>
+              <w:right w:val="single" w:color="000000" w:sz="6"/>
+            </w:tcBorders>
+            <w:tcMar>
+              <w:top w:type="dxa" w:w="40"/>
+              <w:left w:type="dxa" w:w="80"/>
+              <w:bottom w:type="dxa" w:w="40"/>
+              <w:right w:type="dxa" w:w="80"/>
+            </w:tcMar>
+            <w:vAlign w:val="top"/>
+          </w:tcPr>
+          <w:p>
+            <w:pPr>
+              <w:spacing w:after="40"/>
+            </w:pPr>
+            <w:r>
+              <w:rPr>
+                <w:rFonts w:ascii="Arial" w:cs="Arial" w:eastAsia="Arial" w:hAnsi="Arial"/>
+                <w:b w:val="false"/>
+                <w:bCs w:val="false"/>
+                <w:i w:val="false"/>
+                <w:iCs w:val="false"/>
+                <w:sz w:val="24"/>
+                <w:szCs w:val="24"/>
+              </w:rPr>
+              <w:t xml:space="preserve">............................................</w:t>
+            </w:r>
+          </w:p>
+          <w:p>
+            <w:pPr>
+              <w:spacing w:after="0"/>
+            </w:pPr>
+            <w:r>
+              <w:rPr>
+                <w:rFonts w:ascii="Arial" w:cs="Arial" w:eastAsia="Arial" w:hAnsi="Arial"/>
+                <w:b w:val="false"/>
+                <w:bCs w:val="false"/>
+                <w:i w:val="false"/>
+                <w:iCs w:val="false"/>
+                <w:sz w:val="24"/>
+                <w:szCs w:val="24"/>
+              </w:rPr>
+              <w:t xml:space="preserve"/>
+            </w:r>
+          </w:p>
+        </w:tc>
+        <w:tc>
+          <w:tcPr>
+            <w:tcW w:type="dxa" w:w="3180"/>
+            <w:tcBorders>
+              <w:top w:val="single" w:color="000000" w:sz="6"/>
+              <w:left w:val="single" w:color="000000" w:sz="6"/>
+              <w:bottom w:val="single" w:color="000000" w:sz="6"/>
+              <w:right w:val="single" w:color="000000" w:sz="6"/>
+            </w:tcBorders>
+            <w:tcMar>
+              <w:top w:type="dxa" w:w="40"/>
+              <w:left w:type="dxa" w:w="80"/>
+              <w:bottom w:type="dxa" w:w="40"/>
+              <w:right w:type="dxa" w:w="80"/>
+            </w:tcMar>
+            <w:vAlign w:val="top"/>
+          </w:tcPr>
+          <w:p>
+            <w:pPr>
+              <w:spacing w:after="40"/>
+            </w:pPr>
+            <w:r>
+              <w:rPr>
+                <w:rFonts w:ascii="Arial" w:cs="Arial" w:eastAsia="Arial" w:hAnsi="Arial"/>
+                <w:b w:val="false"/>
+                <w:bCs w:val="false"/>
+                <w:i w:val="false"/>
+                <w:iCs w:val="false"/>
+                <w:sz w:val="24"/>
+                <w:szCs w:val="24"/>
+              </w:rPr>
+              <w:t xml:space="preserve">............................................</w:t>
+            </w:r>
+          </w:p>
+          <w:p>
+            <w:pPr>
+              <w:spacing w:after="0"/>
+            </w:pPr>
+            <w:r>
+              <w:rPr>
+                <w:rFonts w:ascii="Arial" w:cs="Arial" w:eastAsia="Arial" w:hAnsi="Arial"/>
+                <w:b w:val="false"/>
+                <w:bCs w:val="false"/>
+                <w:i w:val="false"/>
+                <w:iCs w:val="false"/>
+                <w:sz w:val="24"/>
+                <w:szCs w:val="24"/>
+              </w:rPr>
+              <w:t xml:space="preserve"/>
             </w:r>
           </w:p>
         </w:tc>
       </w:tr>
     </w:tbl>
+    <w:p>
+      <w:pPr>
+        <w:spacing w:after="60"/>
+      </w:pPr>
+    </w:p>
+    <w:p>
+      <w:pPr>
+        <w:keepNext/>
+        <w:keepLines/>
+        <w:spacing w:after="96"/>
+      </w:pPr>
+      <w:r>
+        <w:rPr>
+          <w:rFonts w:ascii="Arial" w:cs="Arial" w:eastAsia="Arial" w:hAnsi="Arial"/>
+          <w:b w:val="false"/>
+          <w:bCs w:val="false"/>
+          <w:i/>
+          <w:iCs/>
+          <w:sz w:val="24"/>
+          <w:szCs w:val="24"/>
+        </w:rPr>
+        <w:t xml:space="preserve">➤ Réponds en une phrase. C'est la seule rédaction de la fiche.</w:t>
+      </w:r>
+    </w:p>
     <w:p>
       <w:pPr>
         <w:spacing w:after="48" w:before="50"/>
@@ -1901,12 +3670,12 @@
           <w:sz w:val="24"/>
           <w:szCs w:val="24"/>
         </w:rPr>
-        <w:t xml:space="preserve">3a. Pourquoi la topologie en étoile (avec switch) est-elle utilisée dans les vraies salles plutôt qu'un câble entre chaque paire de machines ? Commence par : « L'étoile est utilisée parce que … »</w:t>
+        <w:t xml:space="preserve">Pourquoi utilise-t-on l'étoile, avec un switch, dans les vraies salles, plutôt qu'un câble entre chaque paire de machines ?</w:t>
       </w:r>
     </w:p>
     <w:p>
       <w:pPr>
-        <w:spacing w:after="230"/>
+        <w:spacing w:after="48" w:before="50"/>
       </w:pPr>
       <w:r>
         <w:rPr>
@@ -1918,12 +3687,12 @@
           <w:sz w:val="24"/>
           <w:szCs w:val="24"/>
         </w:rPr>
-        <w:t xml:space="preserve">......................................................................................................................................................</w:t>
+        <w:t xml:space="preserve">« L'étoile est utilisée parce que …</w:t>
       </w:r>
     </w:p>
     <w:p>
       <w:pPr>
-        <w:spacing w:after="230"/>
+        <w:spacing w:after="240"/>
       </w:pPr>
       <w:r>
         <w:rPr>
@@ -1935,12 +3704,29 @@
           <w:sz w:val="24"/>
           <w:szCs w:val="24"/>
         </w:rPr>
-        <w:t xml:space="preserve">......................................................................................................................................................</w:t>
+        <w:t xml:space="preserve">............................................................................................................................................</w:t>
       </w:r>
     </w:p>
     <w:p>
       <w:pPr>
-        <w:spacing w:after="48"/>
+        <w:spacing w:after="240"/>
+      </w:pPr>
+      <w:r>
+        <w:rPr>
+          <w:rFonts w:ascii="Arial" w:cs="Arial" w:eastAsia="Arial" w:hAnsi="Arial"/>
+          <w:b w:val="false"/>
+          <w:bCs w:val="false"/>
+          <w:i w:val="false"/>
+          <w:iCs w:val="false"/>
+          <w:sz w:val="24"/>
+          <w:szCs w:val="24"/>
+        </w:rPr>
+        <w:t xml:space="preserve">............................................................................................................................................</w:t>
+      </w:r>
+    </w:p>
+    <w:p>
+      <w:pPr>
+        <w:spacing w:after="60"/>
       </w:pPr>
     </w:p>
     <w:tbl>
@@ -1973,16 +3759,16 @@
             </w:tcBorders>
             <w:shd w:fill="F2F2F2" w:val="clear"/>
             <w:tcMar>
-              <w:top w:type="dxa" w:w="80"/>
-              <w:left w:type="dxa" w:w="120"/>
-              <w:bottom w:type="dxa" w:w="80"/>
-              <w:right w:type="dxa" w:w="120"/>
+              <w:top w:type="dxa" w:w="40"/>
+              <w:left w:type="dxa" w:w="80"/>
+              <w:bottom w:type="dxa" w:w="40"/>
+              <w:right w:type="dxa" w:w="80"/>
             </w:tcMar>
             <w:vAlign w:val="center"/>
           </w:tcPr>
           <w:p>
             <w:pPr>
-              <w:spacing w:after="96"/>
+              <w:spacing w:after="60"/>
             </w:pPr>
             <w:r>
               <w:rPr>
@@ -1991,44 +3777,44 @@
                 <w:bCs/>
                 <w:i w:val="false"/>
                 <w:iCs w:val="false"/>
-                <w:sz w:val="28"/>
-                <w:szCs w:val="28"/>
-              </w:rPr>
-              <w:t xml:space="preserve">BILAN — Ce que je retiens</w:t>
-            </w:r>
-          </w:p>
-          <w:p>
-            <w:pPr>
-              <w:spacing w:after="96"/>
-            </w:pPr>
-            <w:r>
-              <w:rPr>
-                <w:rFonts w:ascii="Arial" w:cs="Arial" w:eastAsia="Arial" w:hAnsi="Arial"/>
-                <w:b w:val="false"/>
-                <w:bCs w:val="false"/>
-                <w:i w:val="false"/>
-                <w:iCs w:val="false"/>
                 <w:sz w:val="26"/>
                 <w:szCs w:val="26"/>
               </w:rPr>
-              <w:t xml:space="preserve">La commande ..................... teste la communication ; ..................... affiche la configuration réseau d'une machine.</w:t>
-            </w:r>
-          </w:p>
-          <w:p>
-            <w:pPr>
-              <w:spacing w:after="96"/>
-            </w:pPr>
-            <w:r>
-              <w:rPr>
-                <w:rFonts w:ascii="Arial" w:cs="Arial" w:eastAsia="Arial" w:hAnsi="Arial"/>
-                <w:b w:val="false"/>
-                <w:bCs w:val="false"/>
-                <w:i w:val="false"/>
-                <w:iCs w:val="false"/>
-                <w:sz w:val="26"/>
-                <w:szCs w:val="26"/>
-              </w:rPr>
-              <w:t xml:space="preserve">En topologie ..................... , toutes les machines sont reliées à un commutateur central.</w:t>
+              <w:t xml:space="preserve">BILAN — ce que je retiens</w:t>
+            </w:r>
+          </w:p>
+          <w:p>
+            <w:pPr>
+              <w:spacing w:after="60"/>
+            </w:pPr>
+            <w:r>
+              <w:rPr>
+                <w:rFonts w:ascii="Arial" w:cs="Arial" w:eastAsia="Arial" w:hAnsi="Arial"/>
+                <w:b w:val="false"/>
+                <w:bCs w:val="false"/>
+                <w:i w:val="false"/>
+                <w:iCs w:val="false"/>
+                <w:sz w:val="24"/>
+                <w:szCs w:val="24"/>
+              </w:rPr>
+              <w:t xml:space="preserve">• La commande ................ teste la communication ; ................ affiche la configuration réseau d'une machine.</w:t>
+            </w:r>
+          </w:p>
+          <w:p>
+            <w:pPr>
+              <w:spacing w:after="60"/>
+            </w:pPr>
+            <w:r>
+              <w:rPr>
+                <w:rFonts w:ascii="Arial" w:cs="Arial" w:eastAsia="Arial" w:hAnsi="Arial"/>
+                <w:b w:val="false"/>
+                <w:bCs w:val="false"/>
+                <w:i w:val="false"/>
+                <w:iCs w:val="false"/>
+                <w:sz w:val="24"/>
+                <w:szCs w:val="24"/>
+              </w:rPr>
+              <w:t xml:space="preserve">• En topologie ................ , toutes les machines sont reliées à un commutateur central.</w:t>
             </w:r>
           </w:p>
         </w:tc>
@@ -2036,7 +3822,7 @@
     </w:tbl>
     <w:p>
       <w:pPr>
-        <w:spacing w:after="0" w:before="60"/>
+        <w:spacing w:after="0" w:before="80"/>
         <w:jc w:val="center"/>
       </w:pPr>
       <w:r>
@@ -2049,7 +3835,7 @@
           <w:sz w:val="24"/>
           <w:szCs w:val="24"/>
         </w:rPr>
-        <w:t xml:space="preserve">« Tester, c'est prouver. » — devise du technicien réseau</w:t>
+        <w:t xml:space="preserve">« Tester, c'est prouver. »</w:t>
       </w:r>
     </w:p>
     <w:sectPr>
@@ -2060,6 +3846,10 @@
     </w:sectPr>
   </w:body>
 </w:document>
+</file>
+
+<file path=word/comments.xml><?xml version="1.0" encoding="utf-8"?>
+<w:comments xmlns:cx="http://schemas.microsoft.com/office/drawing/2014/chartex" xmlns:cx1="http://schemas.microsoft.com/office/drawing/2015/9/8/chartex" xmlns:cx2="http://schemas.microsoft.com/office/drawing/2015/10/21/chartex" xmlns:cx3="http://schemas.microsoft.com/office/drawing/2016/5/9/chartex" xmlns:cx4="http://schemas.microsoft.com/office/drawing/2016/5/10/chartex" xmlns:cx5="http://schemas.microsoft.com/office/drawing/2016/5/11/chartex" xmlns:cx6="http://schemas.microsoft.com/office/drawing/2016/5/12/chartex" xmlns:cx7="http://schemas.microsoft.com/office/drawing/2016/5/13/chartex" xmlns:cx8="http://schemas.microsoft.com/office/drawing/2016/5/14/chartex" xmlns:mc="http://schemas.openxmlformats.org/markup-compatibility/2006" xmlns:aink="http://schemas.microsoft.com/office/drawing/2016/ink" xmlns:am3d="http://schemas.microsoft.com/office/drawing/2017/model3d" xmlns:o="urn:schemas-microsoft-com:office:office" xmlns:r="http://schemas.openxmlformats.org/officeDocument/2006/relationships" xmlns:m="http://schemas.openxmlformats.org/officeDocument/2006/math" xmlns:v="urn:schemas-microsoft-com:vml" xmlns:wp14="http://schemas.microsoft.com/office/word/2010/wordprocessingDrawing" xmlns:wp="http://schemas.openxmlformats.org/drawingml/2006/wordprocessingDrawing" xmlns:w10="urn:schemas-microsoft-com:office:word" xmlns:w="http://schemas.openxmlformats.org/wordprocessingml/2006/main" xmlns:w14="http://schemas.microsoft.com/office/word/2010/wordml" xmlns:w15="http://schemas.microsoft.com/office/word/2012/wordml" xmlns:w16cex="http://schemas.microsoft.com/office/word/2018/wordml/cex" xmlns:w16cid="http://schemas.microsoft.com/office/word/2016/wordml/cid" xmlns:w16="http://schemas.microsoft.com/office/word/2018/wordml" xmlns:w16sdtdh="http://schemas.microsoft.com/office/word/2020/wordml/sdtdatahash" xmlns:w16se="http://schemas.microsoft.com/office/word/2015/wordml/symex" xmlns:wpg="http://schemas.microsoft.com/office/word/2010/wordprocessingGroup" xmlns:wpi="http://schemas.microsoft.com/office/word/2010/wordprocessingInk" xmlns:wne="http://schemas.microsoft.com/office/word/2006/wordml" xmlns:wps="http://schemas.microsoft.com/office/word/2010/wordprocessingShape"/>
 </file>
 
 <file path=word/endnotes.xml><?xml version="1.0" encoding="utf-8"?>
@@ -2097,6 +3887,43 @@
     </w:p>
   </w:endnote>
 </w:endnotes>
+</file>
+
+<file path=word/footnotes.xml><?xml version="1.0" encoding="utf-8"?>
+<w:footnotes xmlns:wpc="http://schemas.microsoft.com/office/word/2010/wordprocessingCanvas" xmlns:mc="http://schemas.openxmlformats.org/markup-compatibility/2006" xmlns:o="urn:schemas-microsoft-com:office:office" xmlns:r="http://schemas.openxmlformats.org/officeDocument/2006/relationships" xmlns:m="http://schemas.openxmlformats.org/officeDocument/2006/math" xmlns:v="urn:schemas-microsoft-com:vml" xmlns:wp14="http://schemas.microsoft.com/office/word/2010/wordprocessingDrawing" xmlns:wp="http://schemas.openxmlformats.org/drawingml/2006/wordprocessingDrawing" xmlns:w10="urn:schemas-microsoft-com:office:word" xmlns:w="http://schemas.openxmlformats.org/wordprocessingml/2006/main" xmlns:w14="http://schemas.microsoft.com/office/word/2010/wordml" xmlns:w15="http://schemas.microsoft.com/office/word/2012/wordml" xmlns:wpg="http://schemas.microsoft.com/office/word/2010/wordprocessingGroup" xmlns:wpi="http://schemas.microsoft.com/office/word/2010/wordprocessingInk" xmlns:wne="http://schemas.microsoft.com/office/word/2006/wordml" xmlns:wps="http://schemas.microsoft.com/office/word/2010/wordprocessingShape" mc:Ignorable="w14 w15 wp14">
+  <w:footnote w:type="separator" w:id="-1">
+    <w:p>
+      <w:pPr>
+        <w:spacing w:after="0" w:line="240" w:lineRule="auto"/>
+      </w:pPr>
+      <w:r>
+        <w:rPr>
+          <w:rStyle w:val="FootnoteReference"/>
+        </w:rPr>
+        <w:footnoteRef/>
+      </w:r>
+      <w:r>
+        <w:separator/>
+      </w:r>
+    </w:p>
+  </w:footnote>
+  <w:footnote w:type="continuationSeparator" w:id="0">
+    <w:p>
+      <w:pPr>
+        <w:spacing w:after="0" w:line="240" w:lineRule="auto"/>
+      </w:pPr>
+      <w:r>
+        <w:rPr>
+          <w:rStyle w:val="FootnoteReference"/>
+        </w:rPr>
+        <w:footnoteRef/>
+      </w:r>
+      <w:r>
+        <w:continuationSeparator/>
+      </w:r>
+    </w:p>
+  </w:footnote>
+</w:footnotes>
 </file>
 
 <file path=word/numbering.xml><?xml version="1.0" encoding="utf-8"?>

--- a/public/2026/seq03/FICHE_S3-A02_Filius1_4eme.docx
+++ b/public/2026/seq03/FICHE_S3-A02_Filius1_4eme.docx
@@ -957,6 +957,23 @@
       <w:pPr>
         <w:spacing w:after="60"/>
       </w:pPr>
+    </w:p>
+    <w:p>
+      <w:pPr>
+        <w:spacing w:after="120" w:before="40"/>
+      </w:pPr>
+      <w:r>
+        <w:rPr>
+          <w:rFonts w:ascii="Arial" w:cs="Arial" w:eastAsia="Arial" w:hAnsi="Arial"/>
+          <w:b w:val="false"/>
+          <w:bCs w:val="false"/>
+          <w:i/>
+          <w:iCs/>
+          <w:sz w:val="14"/>
+          <w:szCs w:val="14"/>
+        </w:rPr>
+        <w:t xml:space="preserve">Les mots de cette activité — Réseau local · Adresse IP · Masque de sous-réseau · Commutateur (switch) · ping · Serveur — sont définis dans le LEXIQUE du site (QR en haut de la fiche).</w:t>
+      </w:r>
     </w:p>
     <w:p>
       <w:pPr>
@@ -3675,7 +3692,7 @@
     </w:p>
     <w:p>
       <w:pPr>
-        <w:spacing w:after="48" w:before="50"/>
+        <w:spacing w:after="230" w:before="50"/>
       </w:pPr>
       <w:r>
         <w:rPr>
@@ -3687,24 +3704,7 @@
           <w:sz w:val="24"/>
           <w:szCs w:val="24"/>
         </w:rPr>
-        <w:t xml:space="preserve">« L'étoile est utilisée parce que …</w:t>
-      </w:r>
-    </w:p>
-    <w:p>
-      <w:pPr>
-        <w:spacing w:after="240"/>
-      </w:pPr>
-      <w:r>
-        <w:rPr>
-          <w:rFonts w:ascii="Arial" w:cs="Arial" w:eastAsia="Arial" w:hAnsi="Arial"/>
-          <w:b w:val="false"/>
-          <w:bCs w:val="false"/>
-          <w:i w:val="false"/>
-          <w:iCs w:val="false"/>
-          <w:sz w:val="24"/>
-          <w:szCs w:val="24"/>
-        </w:rPr>
-        <w:t xml:space="preserve">............................................................................................................................................</w:t>
+        <w:t xml:space="preserve">« L'étoile est utilisée parce que … .....................................................................................</w:t>
       </w:r>
     </w:p>
     <w:p>

--- a/public/2026/seq03/FICHE_S3-A02_Filius1_4eme.docx
+++ b/public/2026/seq03/FICHE_S3-A02_Filius1_4eme.docx
@@ -349,7 +349,120 @@
       <w:pPr>
         <w:keepNext/>
         <w:keepLines/>
+        <w:spacing w:after="60"/>
+      </w:pPr>
+    </w:p>
+    <w:p>
+      <w:pPr>
         <w:spacing w:after="128"/>
+      </w:pPr>
+      <w:r>
+        <w:rPr>
+          <w:rFonts w:ascii="Arial" w:cs="Arial" w:eastAsia="Arial" w:hAnsi="Arial"/>
+          <w:b/>
+          <w:bCs/>
+          <w:i w:val="false"/>
+          <w:iCs w:val="false"/>
+          <w:sz w:val="24"/>
+          <w:szCs w:val="24"/>
+        </w:rPr>
+        <w:t xml:space="preserve">OBJECTIF — </w:t>
+      </w:r>
+      <w:r>
+        <w:rPr>
+          <w:rFonts w:ascii="Arial" w:cs="Arial" w:eastAsia="Arial" w:hAnsi="Arial"/>
+          <w:b w:val="false"/>
+          <w:bCs w:val="false"/>
+          <w:i w:val="false"/>
+          <w:iCs w:val="false"/>
+          <w:sz w:val="24"/>
+          <w:szCs w:val="24"/>
+        </w:rPr>
+        <w:t xml:space="preserve">À la fin de cette activité, tu sauras construire un réseau local dans Filius et PROUVER qu'il fonctionne, en lisant le résultat d'un ping.</w:t>
+      </w:r>
+    </w:p>
+    <w:tbl>
+      <w:tblPr>
+        <w:tblW w:type="dxa" w:w="9360"/>
+        <w:tblBorders>
+          <w:top w:val="single" w:color="auto" w:sz="4"/>
+          <w:left w:val="single" w:color="auto" w:sz="4"/>
+          <w:bottom w:val="single" w:color="auto" w:sz="4"/>
+          <w:right w:val="single" w:color="auto" w:sz="4"/>
+          <w:insideH w:val="single" w:color="auto" w:sz="4"/>
+          <w:insideV w:val="single" w:color="auto" w:sz="4"/>
+        </w:tblBorders>
+      </w:tblPr>
+      <w:tblGrid>
+        <w:gridCol w:w="9360"/>
+      </w:tblGrid>
+      <w:tr>
+        <w:trPr>
+          <w:cantSplit/>
+        </w:trPr>
+        <w:tc>
+          <w:tcPr>
+            <w:tcW w:type="dxa" w:w="9360"/>
+            <w:tcBorders>
+              <w:top w:val="single" w:color="000000" w:sz="6"/>
+              <w:left w:val="single" w:color="000000" w:sz="6"/>
+              <w:bottom w:val="single" w:color="000000" w:sz="6"/>
+              <w:right w:val="single" w:color="000000" w:sz="6"/>
+            </w:tcBorders>
+            <w:tcMar>
+              <w:top w:type="dxa" w:w="80"/>
+              <w:left w:type="dxa" w:w="120"/>
+              <w:bottom w:type="dxa" w:w="80"/>
+              <w:right w:type="dxa" w:w="120"/>
+            </w:tcMar>
+            <w:vAlign w:val="center"/>
+          </w:tcPr>
+          <w:p>
+            <w:pPr>
+              <w:keepNext/>
+              <w:keepLines/>
+              <w:spacing w:after="41"/>
+            </w:pPr>
+            <w:r>
+              <w:rPr>
+                <w:rFonts w:ascii="Arial" w:cs="Arial" w:eastAsia="Arial" w:hAnsi="Arial"/>
+                <w:b w:val="false"/>
+                <w:bCs w:val="false"/>
+                <w:i w:val="false"/>
+                <w:iCs w:val="false"/>
+                <w:sz w:val="26"/>
+                <w:szCs w:val="26"/>
+              </w:rPr>
+              <w:t xml:space="preserve">Le collège doit équiper une nouvelle salle informatique. Avant d'acheter des kilomètres de câbles, le technicien SIMULE le réseau : c'est ton travail aujourd'hui, avec le logiciel Filius.</w:t>
+            </w:r>
+          </w:p>
+          <w:p>
+            <w:pPr>
+              <w:keepNext/>
+              <w:keepLines/>
+              <w:spacing w:after="0"/>
+            </w:pPr>
+            <w:r>
+              <w:rPr>
+                <w:rFonts w:ascii="Arial" w:cs="Arial" w:eastAsia="Arial" w:hAnsi="Arial"/>
+                <w:b/>
+                <w:bCs/>
+                <w:i/>
+                <w:iCs/>
+                <w:sz w:val="26"/>
+                <w:szCs w:val="26"/>
+              </w:rPr>
+              <w:t xml:space="preserve">❓ PROBLÉMATIQUE : Comment construire un réseau local et PROUVER qu'il fonctionne ?</w:t>
+            </w:r>
+          </w:p>
+        </w:tc>
+      </w:tr>
+    </w:tbl>
+    <w:p>
+      <w:pPr>
+        <w:keepNext/>
+        <w:keepLines/>
+        <w:spacing w:after="60"/>
       </w:pPr>
     </w:p>
     <w:tbl>
@@ -380,33 +493,15 @@
               <w:bottom w:val="single" w:color="000000" w:sz="6"/>
               <w:right w:val="single" w:color="000000" w:sz="6"/>
             </w:tcBorders>
-            <w:tcMar>
-              <w:top w:type="dxa" w:w="80"/>
-              <w:left w:type="dxa" w:w="120"/>
-              <w:bottom w:type="dxa" w:w="80"/>
-              <w:right w:type="dxa" w:w="120"/>
+            <w:shd w:fill="D9D9D9" w:val="clear"/>
+            <w:tcMar>
+              <w:top w:type="dxa" w:w="40"/>
+              <w:left w:type="dxa" w:w="80"/>
+              <w:bottom w:type="dxa" w:w="40"/>
+              <w:right w:type="dxa" w:w="80"/>
             </w:tcMar>
             <w:vAlign w:val="center"/>
           </w:tcPr>
-          <w:p>
-            <w:pPr>
-              <w:keepNext/>
-              <w:keepLines/>
-              <w:spacing w:after="41"/>
-            </w:pPr>
-            <w:r>
-              <w:rPr>
-                <w:rFonts w:ascii="Arial" w:cs="Arial" w:eastAsia="Arial" w:hAnsi="Arial"/>
-                <w:b w:val="false"/>
-                <w:bCs w:val="false"/>
-                <w:i w:val="false"/>
-                <w:iCs w:val="false"/>
-                <w:sz w:val="26"/>
-                <w:szCs w:val="26"/>
-              </w:rPr>
-              <w:t xml:space="preserve">Le collège doit équiper une nouvelle salle informatique. Avant d'acheter des kilomètres de câbles, le technicien SIMULE le réseau : c'est ton travail aujourd'hui, avec le logiciel Filius.</w:t>
-            </w:r>
-          </w:p>
           <w:p>
             <w:pPr>
               <w:keepNext/>
@@ -418,12 +513,52 @@
                 <w:rFonts w:ascii="Arial" w:cs="Arial" w:eastAsia="Arial" w:hAnsi="Arial"/>
                 <w:b/>
                 <w:bCs/>
-                <w:i/>
-                <w:iCs/>
-                <w:sz w:val="26"/>
-                <w:szCs w:val="26"/>
-              </w:rPr>
-              <w:t xml:space="preserve">❓ PROBLÉMATIQUE : Comment construire un réseau local et PROUVER qu'il fonctionne ?</w:t>
+                <w:i w:val="false"/>
+                <w:iCs w:val="false"/>
+                <w:sz w:val="24"/>
+                <w:szCs w:val="24"/>
+              </w:rPr>
+              <w:t xml:space="preserve">RESSOURCE 1 — le simulateur Filius</w:t>
+            </w:r>
+          </w:p>
+        </w:tc>
+      </w:tr>
+      <w:tr>
+        <w:trPr>
+          <w:cantSplit/>
+        </w:trPr>
+        <w:tc>
+          <w:tcPr>
+            <w:tcW w:type="dxa" w:w="9360"/>
+            <w:tcBorders>
+              <w:top w:val="single" w:color="000000" w:sz="6"/>
+              <w:left w:val="single" w:color="000000" w:sz="6"/>
+              <w:bottom w:val="single" w:color="000000" w:sz="6"/>
+              <w:right w:val="single" w:color="000000" w:sz="6"/>
+            </w:tcBorders>
+            <w:tcMar>
+              <w:top w:type="dxa" w:w="40"/>
+              <w:left w:type="dxa" w:w="80"/>
+              <w:bottom w:type="dxa" w:w="40"/>
+              <w:right w:type="dxa" w:w="80"/>
+            </w:tcMar>
+            <w:vAlign w:val="top"/>
+          </w:tcPr>
+          <w:p>
+            <w:pPr>
+              <w:spacing w:after="0"/>
+            </w:pPr>
+            <w:r>
+              <w:rPr>
+                <w:rFonts w:ascii="Arial" w:cs="Arial" w:eastAsia="Arial" w:hAnsi="Arial"/>
+                <w:b w:val="false"/>
+                <w:bCs w:val="false"/>
+                <w:i w:val="false"/>
+                <w:iCs w:val="false"/>
+                <w:sz w:val="24"/>
+                <w:szCs w:val="24"/>
+              </w:rPr>
+              <w:t xml:space="preserve">Sur ton poste : menu Démarrer → Filius. Le logiciel est déjà installé sur les postes de la salle 207.</w:t>
             </w:r>
           </w:p>
         </w:tc>

--- a/public/2026/seq03/FICHE_S3-A02_Filius1_4eme.docx
+++ b/public/2026/seq03/FICHE_S3-A02_Filius1_4eme.docx
@@ -378,7 +378,7 @@
           <w:sz w:val="24"/>
           <w:szCs w:val="24"/>
         </w:rPr>
-        <w:t xml:space="preserve">À la fin de cette activité, tu sauras construire un réseau local dans Filius et PROUVER qu'il fonctionne, en lisant le résultat d'un ping.</w:t>
+        <w:t xml:space="preserve">Tu sauras construire un réseau local dans Filius et prouver qu'il fonctionne.</w:t>
       </w:r>
     </w:p>
     <w:tbl>
@@ -433,7 +433,7 @@
                 <w:sz w:val="26"/>
                 <w:szCs w:val="26"/>
               </w:rPr>
-              <w:t xml:space="preserve">Le collège doit équiper une nouvelle salle informatique. Avant d'acheter des kilomètres de câbles, le technicien SIMULE le réseau : c'est ton travail aujourd'hui, avec le logiciel Filius.</w:t>
+              <w:t xml:space="preserve">Le collège équipe une nouvelle salle informatique. Avant d'acheter les câbles, le technicien SIMULE le réseau : c'est ton travail aujourd'hui, avec Filius.</w:t>
             </w:r>
           </w:p>
           <w:p>
@@ -591,507 +591,34 @@
         <w:t xml:space="preserve">PARTIE 1 — Deux machines qui se parlent</w:t>
       </w:r>
     </w:p>
-    <w:tbl>
-      <w:tblPr>
-        <w:tblW w:type="dxa" w:w="9360"/>
-        <w:tblBorders>
-          <w:top w:val="single" w:color="auto" w:sz="4"/>
-          <w:left w:val="single" w:color="auto" w:sz="4"/>
-          <w:bottom w:val="single" w:color="auto" w:sz="4"/>
-          <w:right w:val="single" w:color="auto" w:sz="4"/>
-          <w:insideH w:val="single" w:color="auto" w:sz="4"/>
-          <w:insideV w:val="single" w:color="auto" w:sz="4"/>
-        </w:tblBorders>
-      </w:tblPr>
-      <w:tblGrid>
-        <w:gridCol w:w="9360"/>
-      </w:tblGrid>
-      <w:tr>
-        <w:trPr>
-          <w:cantSplit/>
-        </w:trPr>
-        <w:tc>
-          <w:tcPr>
-            <w:tcW w:type="dxa" w:w="9360"/>
-            <w:tcBorders>
-              <w:top w:val="single" w:color="000000" w:sz="6"/>
-              <w:left w:val="single" w:color="000000" w:sz="6"/>
-              <w:bottom w:val="single" w:color="000000" w:sz="6"/>
-              <w:right w:val="single" w:color="000000" w:sz="6"/>
-            </w:tcBorders>
-            <w:shd w:fill="D9D9D9" w:val="clear"/>
-            <w:tcMar>
-              <w:top w:type="dxa" w:w="40"/>
-              <w:left w:type="dxa" w:w="80"/>
-              <w:bottom w:type="dxa" w:w="40"/>
-              <w:right w:type="dxa" w:w="80"/>
-            </w:tcMar>
-            <w:vAlign w:val="center"/>
-          </w:tcPr>
-          <w:p>
-            <w:pPr>
-              <w:keepNext/>
-              <w:keepLines/>
-              <w:spacing w:after="0"/>
-            </w:pPr>
-            <w:r>
-              <w:rPr>
-                <w:rFonts w:ascii="Arial" w:cs="Arial" w:eastAsia="Arial" w:hAnsi="Arial"/>
-                <w:b/>
-                <w:bCs/>
-                <w:i w:val="false"/>
-                <w:iCs w:val="false"/>
-                <w:sz w:val="24"/>
-                <w:szCs w:val="24"/>
-              </w:rPr>
-              <w:t xml:space="preserve">À SAVOIR — UNE ADRESSE IP</w:t>
-            </w:r>
-          </w:p>
-        </w:tc>
-      </w:tr>
-      <w:tr>
-        <w:trPr>
-          <w:cantSplit/>
-        </w:trPr>
-        <w:tc>
-          <w:tcPr>
-            <w:tcW w:type="dxa" w:w="9360"/>
-            <w:tcBorders>
-              <w:top w:val="single" w:color="000000" w:sz="6"/>
-              <w:left w:val="single" w:color="000000" w:sz="6"/>
-              <w:bottom w:val="single" w:color="000000" w:sz="6"/>
-              <w:right w:val="single" w:color="000000" w:sz="6"/>
-            </w:tcBorders>
-            <w:tcMar>
-              <w:top w:type="dxa" w:w="40"/>
-              <w:left w:type="dxa" w:w="80"/>
-              <w:bottom w:type="dxa" w:w="40"/>
-              <w:right w:type="dxa" w:w="80"/>
-            </w:tcMar>
-            <w:vAlign w:val="top"/>
-          </w:tcPr>
-          <w:p>
-            <w:pPr>
-              <w:keepNext/>
-              <w:keepLines/>
-              <w:spacing w:after="0"/>
-            </w:pPr>
-            <w:r>
-              <w:rPr>
-                <w:rFonts w:ascii="Arial" w:cs="Arial" w:eastAsia="Arial" w:hAnsi="Arial"/>
-                <w:b w:val="false"/>
-                <w:bCs w:val="false"/>
-                <w:i w:val="false"/>
-                <w:iCs w:val="false"/>
-                <w:sz w:val="24"/>
-                <w:szCs w:val="24"/>
-              </w:rPr>
-              <w:t xml:space="preserve">Une adresse IP, c'est quatre nombres séparés par des points.</w:t>
-            </w:r>
-          </w:p>
-        </w:tc>
-      </w:tr>
-      <w:tr>
-        <w:trPr>
-          <w:cantSplit/>
-        </w:trPr>
-        <w:tc>
-          <w:tcPr>
-            <w:tcW w:type="dxa" w:w="9360"/>
-            <w:tcBorders>
-              <w:top w:val="single" w:color="000000" w:sz="6"/>
-              <w:left w:val="single" w:color="000000" w:sz="6"/>
-              <w:bottom w:val="single" w:color="000000" w:sz="6"/>
-              <w:right w:val="single" w:color="000000" w:sz="6"/>
-            </w:tcBorders>
-            <w:tcMar>
-              <w:top w:type="dxa" w:w="40"/>
-              <w:left w:type="dxa" w:w="80"/>
-              <w:bottom w:type="dxa" w:w="40"/>
-              <w:right w:type="dxa" w:w="80"/>
-            </w:tcMar>
-            <w:vAlign w:val="top"/>
-          </w:tcPr>
-          <w:p>
-            <w:pPr>
-              <w:keepNext/>
-              <w:keepLines/>
-              <w:spacing w:after="0"/>
-            </w:pPr>
-            <w:r>
-              <w:rPr>
-                <w:rFonts w:ascii="Arial" w:cs="Arial" w:eastAsia="Arial" w:hAnsi="Arial"/>
-                <w:b w:val="false"/>
-                <w:bCs w:val="false"/>
-                <w:i w:val="false"/>
-                <w:iCs w:val="false"/>
-                <w:sz w:val="24"/>
-                <w:szCs w:val="24"/>
-              </w:rPr>
-              <w:t xml:space="preserve">Exemple :        192  .  168  .  0  .  10</w:t>
-            </w:r>
-          </w:p>
-        </w:tc>
-      </w:tr>
-      <w:tr>
-        <w:trPr>
-          <w:cantSplit/>
-        </w:trPr>
-        <w:tc>
-          <w:tcPr>
-            <w:tcW w:type="dxa" w:w="9360"/>
-            <w:tcBorders>
-              <w:top w:val="single" w:color="000000" w:sz="6"/>
-              <w:left w:val="single" w:color="000000" w:sz="6"/>
-              <w:bottom w:val="single" w:color="000000" w:sz="6"/>
-              <w:right w:val="single" w:color="000000" w:sz="6"/>
-            </w:tcBorders>
-            <w:tcMar>
-              <w:top w:type="dxa" w:w="40"/>
-              <w:left w:type="dxa" w:w="80"/>
-              <w:bottom w:type="dxa" w:w="40"/>
-              <w:right w:type="dxa" w:w="80"/>
-            </w:tcMar>
-            <w:vAlign w:val="top"/>
-          </w:tcPr>
-          <w:p>
-            <w:pPr>
-              <w:keepNext/>
-              <w:keepLines/>
-              <w:spacing w:after="0"/>
-            </w:pPr>
-            <w:r>
-              <w:rPr>
-                <w:rFonts w:ascii="Arial" w:cs="Arial" w:eastAsia="Arial" w:hAnsi="Arial"/>
-                <w:b w:val="false"/>
-                <w:bCs w:val="false"/>
-                <w:i w:val="false"/>
-                <w:iCs w:val="false"/>
-                <w:sz w:val="24"/>
-                <w:szCs w:val="24"/>
-              </w:rPr>
-              <w:t xml:space="preserve">Chaque nombre va de 0 à 255. Jamais plus.</w:t>
-            </w:r>
-          </w:p>
-        </w:tc>
-      </w:tr>
-      <w:tr>
-        <w:trPr>
-          <w:cantSplit/>
-        </w:trPr>
-        <w:tc>
-          <w:tcPr>
-            <w:tcW w:type="dxa" w:w="9360"/>
-            <w:tcBorders>
-              <w:top w:val="single" w:color="000000" w:sz="6"/>
-              <w:left w:val="single" w:color="000000" w:sz="6"/>
-              <w:bottom w:val="single" w:color="000000" w:sz="6"/>
-              <w:right w:val="single" w:color="000000" w:sz="6"/>
-            </w:tcBorders>
-            <w:tcMar>
-              <w:top w:type="dxa" w:w="40"/>
-              <w:left w:type="dxa" w:w="80"/>
-              <w:bottom w:type="dxa" w:w="40"/>
-              <w:right w:type="dxa" w:w="80"/>
-            </w:tcMar>
-            <w:vAlign w:val="top"/>
-          </w:tcPr>
-          <w:p>
-            <w:pPr>
-              <w:keepNext/>
-              <w:keepLines/>
-              <w:spacing w:after="0"/>
-            </w:pPr>
-            <w:r>
-              <w:rPr>
-                <w:rFonts w:ascii="Arial" w:cs="Arial" w:eastAsia="Arial" w:hAnsi="Arial"/>
-                <w:b w:val="false"/>
-                <w:bCs w:val="false"/>
-                <w:i w:val="false"/>
-                <w:iCs w:val="false"/>
-                <w:sz w:val="24"/>
-                <w:szCs w:val="24"/>
-              </w:rPr>
-              <w:t xml:space="preserve">Les TROIS PREMIERS  =  le RÉSEAU        ici : 192.168.0   (la rue)</w:t>
-            </w:r>
-          </w:p>
-        </w:tc>
-      </w:tr>
-      <w:tr>
-        <w:trPr>
-          <w:cantSplit/>
-        </w:trPr>
-        <w:tc>
-          <w:tcPr>
-            <w:tcW w:type="dxa" w:w="9360"/>
-            <w:tcBorders>
-              <w:top w:val="single" w:color="000000" w:sz="6"/>
-              <w:left w:val="single" w:color="000000" w:sz="6"/>
-              <w:bottom w:val="single" w:color="000000" w:sz="6"/>
-              <w:right w:val="single" w:color="000000" w:sz="6"/>
-            </w:tcBorders>
-            <w:tcMar>
-              <w:top w:type="dxa" w:w="40"/>
-              <w:left w:type="dxa" w:w="80"/>
-              <w:bottom w:type="dxa" w:w="40"/>
-              <w:right w:type="dxa" w:w="80"/>
-            </w:tcMar>
-            <w:vAlign w:val="top"/>
-          </w:tcPr>
-          <w:p>
-            <w:pPr>
-              <w:keepNext/>
-              <w:keepLines/>
-              <w:spacing w:after="0"/>
-            </w:pPr>
-            <w:r>
-              <w:rPr>
-                <w:rFonts w:ascii="Arial" w:cs="Arial" w:eastAsia="Arial" w:hAnsi="Arial"/>
-                <w:b w:val="false"/>
-                <w:bCs w:val="false"/>
-                <w:i w:val="false"/>
-                <w:iCs w:val="false"/>
-                <w:sz w:val="24"/>
-                <w:szCs w:val="24"/>
-              </w:rPr>
-              <w:t xml:space="preserve">Le DERNIER          =  LA MACHINE       ici : 10          (le numéro)</w:t>
-            </w:r>
-          </w:p>
-        </w:tc>
-      </w:tr>
-      <w:tr>
-        <w:trPr>
-          <w:cantSplit/>
-        </w:trPr>
-        <w:tc>
-          <w:tcPr>
-            <w:tcW w:type="dxa" w:w="9360"/>
-            <w:tcBorders>
-              <w:top w:val="single" w:color="000000" w:sz="6"/>
-              <w:left w:val="single" w:color="000000" w:sz="6"/>
-              <w:bottom w:val="single" w:color="000000" w:sz="6"/>
-              <w:right w:val="single" w:color="000000" w:sz="6"/>
-            </w:tcBorders>
-            <w:tcMar>
-              <w:top w:type="dxa" w:w="40"/>
-              <w:left w:type="dxa" w:w="80"/>
-              <w:bottom w:type="dxa" w:w="40"/>
-              <w:right w:type="dxa" w:w="80"/>
-            </w:tcMar>
-            <w:vAlign w:val="top"/>
-          </w:tcPr>
-          <w:p>
-            <w:pPr>
-              <w:spacing w:after="0"/>
-            </w:pPr>
-            <w:r>
-              <w:rPr>
-                <w:rFonts w:ascii="Arial" w:cs="Arial" w:eastAsia="Arial" w:hAnsi="Arial"/>
-                <w:b w:val="false"/>
-                <w:bCs w:val="false"/>
-                <w:i w:val="false"/>
-                <w:iCs w:val="false"/>
-                <w:sz w:val="24"/>
-                <w:szCs w:val="24"/>
-              </w:rPr>
-              <w:t xml:space="preserve">Dans la salle, toutes les machines sont dans la même rue.</w:t>
-            </w:r>
-          </w:p>
-        </w:tc>
-      </w:tr>
-    </w:tbl>
     <w:p>
       <w:pPr>
-        <w:spacing w:after="60"/>
+        <w:spacing w:after="120" w:before="40"/>
       </w:pPr>
-    </w:p>
-    <w:tbl>
-      <w:tblPr>
-        <w:tblW w:type="dxa" w:w="9360"/>
-        <w:tblBorders>
-          <w:top w:val="single" w:color="auto" w:sz="4"/>
-          <w:left w:val="single" w:color="auto" w:sz="4"/>
-          <w:bottom w:val="single" w:color="auto" w:sz="4"/>
-          <w:right w:val="single" w:color="auto" w:sz="4"/>
-          <w:insideH w:val="single" w:color="auto" w:sz="4"/>
-          <w:insideV w:val="single" w:color="auto" w:sz="4"/>
-        </w:tblBorders>
-      </w:tblPr>
-      <w:tblGrid>
-        <w:gridCol w:w="9360"/>
-      </w:tblGrid>
-      <w:tr>
-        <w:trPr>
-          <w:cantSplit/>
-        </w:trPr>
-        <w:tc>
-          <w:tcPr>
-            <w:tcW w:type="dxa" w:w="9360"/>
-            <w:tcBorders>
-              <w:top w:val="single" w:color="000000" w:sz="6"/>
-              <w:left w:val="single" w:color="000000" w:sz="6"/>
-              <w:bottom w:val="single" w:color="000000" w:sz="6"/>
-              <w:right w:val="single" w:color="000000" w:sz="6"/>
-            </w:tcBorders>
-            <w:shd w:fill="D9D9D9" w:val="clear"/>
-            <w:tcMar>
-              <w:top w:type="dxa" w:w="40"/>
-              <w:left w:type="dxa" w:w="80"/>
-              <w:bottom w:type="dxa" w:w="40"/>
-              <w:right w:type="dxa" w:w="80"/>
-            </w:tcMar>
-            <w:vAlign w:val="center"/>
-          </w:tcPr>
-          <w:p>
-            <w:pPr>
-              <w:keepNext/>
-              <w:keepLines/>
-              <w:spacing w:after="0"/>
-            </w:pPr>
-            <w:r>
-              <w:rPr>
-                <w:rFonts w:ascii="Arial" w:cs="Arial" w:eastAsia="Arial" w:hAnsi="Arial"/>
-                <w:b/>
-                <w:bCs/>
-                <w:i w:val="false"/>
-                <w:iCs w:val="false"/>
-                <w:sz w:val="24"/>
-                <w:szCs w:val="24"/>
-              </w:rPr>
-              <w:t xml:space="preserve">À SAVOIR — LA COMMANDE ping</w:t>
-            </w:r>
-          </w:p>
-        </w:tc>
-      </w:tr>
-      <w:tr>
-        <w:trPr>
-          <w:cantSplit/>
-        </w:trPr>
-        <w:tc>
-          <w:tcPr>
-            <w:tcW w:type="dxa" w:w="9360"/>
-            <w:tcBorders>
-              <w:top w:val="single" w:color="000000" w:sz="6"/>
-              <w:left w:val="single" w:color="000000" w:sz="6"/>
-              <w:bottom w:val="single" w:color="000000" w:sz="6"/>
-              <w:right w:val="single" w:color="000000" w:sz="6"/>
-            </w:tcBorders>
-            <w:tcMar>
-              <w:top w:type="dxa" w:w="40"/>
-              <w:left w:type="dxa" w:w="80"/>
-              <w:bottom w:type="dxa" w:w="40"/>
-              <w:right w:type="dxa" w:w="80"/>
-            </w:tcMar>
-            <w:vAlign w:val="top"/>
-          </w:tcPr>
-          <w:p>
-            <w:pPr>
-              <w:keepNext/>
-              <w:keepLines/>
-              <w:spacing w:after="0"/>
-            </w:pPr>
-            <w:r>
-              <w:rPr>
-                <w:rFonts w:ascii="Arial" w:cs="Arial" w:eastAsia="Arial" w:hAnsi="Arial"/>
-                <w:b w:val="false"/>
-                <w:bCs w:val="false"/>
-                <w:i w:val="false"/>
-                <w:iCs w:val="false"/>
-                <w:sz w:val="24"/>
-                <w:szCs w:val="24"/>
-              </w:rPr>
-              <w:t xml:space="preserve">ping envoie un petit message à une machine et attend sa réponse.</w:t>
-            </w:r>
-          </w:p>
-        </w:tc>
-      </w:tr>
-      <w:tr>
-        <w:trPr>
-          <w:cantSplit/>
-        </w:trPr>
-        <w:tc>
-          <w:tcPr>
-            <w:tcW w:type="dxa" w:w="9360"/>
-            <w:tcBorders>
-              <w:top w:val="single" w:color="000000" w:sz="6"/>
-              <w:left w:val="single" w:color="000000" w:sz="6"/>
-              <w:bottom w:val="single" w:color="000000" w:sz="6"/>
-              <w:right w:val="single" w:color="000000" w:sz="6"/>
-            </w:tcBorders>
-            <w:tcMar>
-              <w:top w:type="dxa" w:w="40"/>
-              <w:left w:type="dxa" w:w="80"/>
-              <w:bottom w:type="dxa" w:w="40"/>
-              <w:right w:type="dxa" w:w="80"/>
-            </w:tcMar>
-            <w:vAlign w:val="top"/>
-          </w:tcPr>
-          <w:p>
-            <w:pPr>
-              <w:keepNext/>
-              <w:keepLines/>
-              <w:spacing w:after="0"/>
-            </w:pPr>
-            <w:r>
-              <w:rPr>
-                <w:rFonts w:ascii="Arial" w:cs="Arial" w:eastAsia="Arial" w:hAnsi="Arial"/>
-                <w:b w:val="false"/>
-                <w:bCs w:val="false"/>
-                <w:i w:val="false"/>
-                <w:iCs w:val="false"/>
-                <w:sz w:val="24"/>
-                <w:szCs w:val="24"/>
-              </w:rPr>
-              <w:t xml:space="preserve">0 % perdus        →   elle répond           →   ça fonctionne.</w:t>
-            </w:r>
-          </w:p>
-        </w:tc>
-      </w:tr>
-      <w:tr>
-        <w:trPr>
-          <w:cantSplit/>
-        </w:trPr>
-        <w:tc>
-          <w:tcPr>
-            <w:tcW w:type="dxa" w:w="9360"/>
-            <w:tcBorders>
-              <w:top w:val="single" w:color="000000" w:sz="6"/>
-              <w:left w:val="single" w:color="000000" w:sz="6"/>
-              <w:bottom w:val="single" w:color="000000" w:sz="6"/>
-              <w:right w:val="single" w:color="000000" w:sz="6"/>
-            </w:tcBorders>
-            <w:tcMar>
-              <w:top w:type="dxa" w:w="40"/>
-              <w:left w:type="dxa" w:w="80"/>
-              <w:bottom w:type="dxa" w:w="40"/>
-              <w:right w:type="dxa" w:w="80"/>
-            </w:tcMar>
-            <w:vAlign w:val="top"/>
-          </w:tcPr>
-          <w:p>
-            <w:pPr>
-              <w:spacing w:after="0"/>
-            </w:pPr>
-            <w:r>
-              <w:rPr>
-                <w:rFonts w:ascii="Arial" w:cs="Arial" w:eastAsia="Arial" w:hAnsi="Arial"/>
-                <w:b w:val="false"/>
-                <w:bCs w:val="false"/>
-                <w:i w:val="false"/>
-                <w:iCs w:val="false"/>
-                <w:sz w:val="24"/>
-                <w:szCs w:val="24"/>
-              </w:rPr>
-              <w:t xml:space="preserve">100 % perdus      →   elle ne répond pas    →   ça ne fonctionne pas.</w:t>
-            </w:r>
-          </w:p>
-        </w:tc>
-      </w:tr>
-    </w:tbl>
-    <w:p>
-      <w:pPr>
-        <w:spacing w:after="60"/>
-      </w:pPr>
+      <w:r>
+        <w:rPr>
+          <w:rFonts w:ascii="Arial" w:cs="Arial" w:eastAsia="Arial" w:hAnsi="Arial"/>
+          <w:b/>
+          <w:bCs/>
+          <w:i w:val="false"/>
+          <w:iCs w:val="false"/>
+          <w:sz w:val="14"/>
+          <w:szCs w:val="14"/>
+        </w:rPr>
+        <w:t xml:space="preserve">AU TABLEAU — </w:t>
+      </w:r>
+      <w:r>
+        <w:rPr>
+          <w:rFonts w:ascii="Arial" w:cs="Arial" w:eastAsia="Arial" w:hAnsi="Arial"/>
+          <w:b w:val="false"/>
+          <w:bCs w:val="false"/>
+          <w:i w:val="false"/>
+          <w:iCs w:val="false"/>
+          <w:sz w:val="14"/>
+          <w:szCs w:val="14"/>
+        </w:rPr>
+        <w:t xml:space="preserve">pendant toute la séance : une adresse ip · la commande ping. Regarde l’écran dès que tu bloques.</w:t>
+      </w:r>
     </w:p>
     <w:p>
       <w:pPr>
@@ -1606,87 +1133,6 @@
               <w:bottom w:val="single" w:color="000000" w:sz="6"/>
               <w:right w:val="single" w:color="000000" w:sz="6"/>
             </w:tcBorders>
-            <w:shd w:fill="D9D9D9" w:val="clear"/>
-            <w:tcMar>
-              <w:top w:type="dxa" w:w="40"/>
-              <w:left w:type="dxa" w:w="80"/>
-              <w:bottom w:type="dxa" w:w="40"/>
-              <w:right w:type="dxa" w:w="80"/>
-            </w:tcMar>
-            <w:vAlign w:val="center"/>
-          </w:tcPr>
-          <w:p>
-            <w:pPr>
-              <w:keepNext/>
-              <w:keepLines/>
-              <w:spacing w:after="0"/>
-            </w:pPr>
-            <w:r>
-              <w:rPr>
-                <w:rFonts w:ascii="Arial" w:cs="Arial" w:eastAsia="Arial" w:hAnsi="Arial"/>
-                <w:b/>
-                <w:bCs/>
-                <w:i w:val="false"/>
-                <w:iCs w:val="false"/>
-                <w:sz w:val="24"/>
-                <w:szCs w:val="24"/>
-              </w:rPr>
-              <w:t xml:space="preserve">Fait</w:t>
-            </w:r>
-          </w:p>
-        </w:tc>
-        <w:tc>
-          <w:tcPr>
-            <w:tcW w:type="dxa" w:w="8460"/>
-            <w:tcBorders>
-              <w:top w:val="single" w:color="000000" w:sz="6"/>
-              <w:left w:val="single" w:color="000000" w:sz="6"/>
-              <w:bottom w:val="single" w:color="000000" w:sz="6"/>
-              <w:right w:val="single" w:color="000000" w:sz="6"/>
-            </w:tcBorders>
-            <w:shd w:fill="D9D9D9" w:val="clear"/>
-            <w:tcMar>
-              <w:top w:type="dxa" w:w="40"/>
-              <w:left w:type="dxa" w:w="80"/>
-              <w:bottom w:type="dxa" w:w="40"/>
-              <w:right w:type="dxa" w:w="80"/>
-            </w:tcMar>
-            <w:vAlign w:val="center"/>
-          </w:tcPr>
-          <w:p>
-            <w:pPr>
-              <w:keepNext/>
-              <w:keepLines/>
-              <w:spacing w:after="0"/>
-            </w:pPr>
-            <w:r>
-              <w:rPr>
-                <w:rFonts w:ascii="Arial" w:cs="Arial" w:eastAsia="Arial" w:hAnsi="Arial"/>
-                <w:b/>
-                <w:bCs/>
-                <w:i w:val="false"/>
-                <w:iCs w:val="false"/>
-                <w:sz w:val="24"/>
-                <w:szCs w:val="24"/>
-              </w:rPr>
-              <w:t xml:space="preserve">Étape</w:t>
-            </w:r>
-          </w:p>
-        </w:tc>
-      </w:tr>
-      <w:tr>
-        <w:trPr>
-          <w:cantSplit/>
-        </w:trPr>
-        <w:tc>
-          <w:tcPr>
-            <w:tcW w:type="dxa" w:w="900"/>
-            <w:tcBorders>
-              <w:top w:val="single" w:color="000000" w:sz="6"/>
-              <w:left w:val="single" w:color="000000" w:sz="6"/>
-              <w:bottom w:val="single" w:color="000000" w:sz="6"/>
-              <w:right w:val="single" w:color="000000" w:sz="6"/>
-            </w:tcBorders>
             <w:tcMar>
               <w:top w:type="dxa" w:w="40"/>
               <w:left w:type="dxa" w:w="80"/>
@@ -2031,87 +1477,6 @@
               <w:bottom w:val="single" w:color="000000" w:sz="6"/>
               <w:right w:val="single" w:color="000000" w:sz="6"/>
             </w:tcBorders>
-            <w:shd w:fill="D9D9D9" w:val="clear"/>
-            <w:tcMar>
-              <w:top w:type="dxa" w:w="40"/>
-              <w:left w:type="dxa" w:w="80"/>
-              <w:bottom w:type="dxa" w:w="40"/>
-              <w:right w:type="dxa" w:w="80"/>
-            </w:tcMar>
-            <w:vAlign w:val="center"/>
-          </w:tcPr>
-          <w:p>
-            <w:pPr>
-              <w:keepNext/>
-              <w:keepLines/>
-              <w:spacing w:after="0"/>
-            </w:pPr>
-            <w:r>
-              <w:rPr>
-                <w:rFonts w:ascii="Arial" w:cs="Arial" w:eastAsia="Arial" w:hAnsi="Arial"/>
-                <w:b/>
-                <w:bCs/>
-                <w:i w:val="false"/>
-                <w:iCs w:val="false"/>
-                <w:sz w:val="24"/>
-                <w:szCs w:val="24"/>
-              </w:rPr>
-              <w:t xml:space="preserve">Fait</w:t>
-            </w:r>
-          </w:p>
-        </w:tc>
-        <w:tc>
-          <w:tcPr>
-            <w:tcW w:type="dxa" w:w="8460"/>
-            <w:tcBorders>
-              <w:top w:val="single" w:color="000000" w:sz="6"/>
-              <w:left w:val="single" w:color="000000" w:sz="6"/>
-              <w:bottom w:val="single" w:color="000000" w:sz="6"/>
-              <w:right w:val="single" w:color="000000" w:sz="6"/>
-            </w:tcBorders>
-            <w:shd w:fill="D9D9D9" w:val="clear"/>
-            <w:tcMar>
-              <w:top w:type="dxa" w:w="40"/>
-              <w:left w:type="dxa" w:w="80"/>
-              <w:bottom w:type="dxa" w:w="40"/>
-              <w:right w:type="dxa" w:w="80"/>
-            </w:tcMar>
-            <w:vAlign w:val="center"/>
-          </w:tcPr>
-          <w:p>
-            <w:pPr>
-              <w:keepNext/>
-              <w:keepLines/>
-              <w:spacing w:after="0"/>
-            </w:pPr>
-            <w:r>
-              <w:rPr>
-                <w:rFonts w:ascii="Arial" w:cs="Arial" w:eastAsia="Arial" w:hAnsi="Arial"/>
-                <w:b/>
-                <w:bCs/>
-                <w:i w:val="false"/>
-                <w:iCs w:val="false"/>
-                <w:sz w:val="24"/>
-                <w:szCs w:val="24"/>
-              </w:rPr>
-              <w:t xml:space="preserve">Étape</w:t>
-            </w:r>
-          </w:p>
-        </w:tc>
-      </w:tr>
-      <w:tr>
-        <w:trPr>
-          <w:cantSplit/>
-        </w:trPr>
-        <w:tc>
-          <w:tcPr>
-            <w:tcW w:type="dxa" w:w="900"/>
-            <w:tcBorders>
-              <w:top w:val="single" w:color="000000" w:sz="6"/>
-              <w:left w:val="single" w:color="000000" w:sz="6"/>
-              <w:bottom w:val="single" w:color="000000" w:sz="6"/>
-              <w:right w:val="single" w:color="000000" w:sz="6"/>
-            </w:tcBorders>
             <w:tcMar>
               <w:top w:type="dxa" w:w="40"/>
               <w:left w:type="dxa" w:w="80"/>
@@ -2363,25 +1728,6 @@
           <w:szCs w:val="26"/>
         </w:rPr>
         <w:t xml:space="preserve">PARTIE 2 — Le réseau en étoile, comme une vraie salle</w:t>
-      </w:r>
-    </w:p>
-    <w:p>
-      <w:pPr>
-        <w:keepNext/>
-        <w:keepLines/>
-        <w:spacing w:after="96"/>
-      </w:pPr>
-      <w:r>
-        <w:rPr>
-          <w:rFonts w:ascii="Arial" w:cs="Arial" w:eastAsia="Arial" w:hAnsi="Arial"/>
-          <w:b w:val="false"/>
-          <w:bCs w:val="false"/>
-          <w:i/>
-          <w:iCs/>
-          <w:sz w:val="24"/>
-          <w:szCs w:val="24"/>
-        </w:rPr>
-        <w:t xml:space="preserve">➤ Continue les étapes dans l'ordre. Coche la case dès que l'étape est réussie.</w:t>
       </w:r>
     </w:p>
     <w:tbl>
@@ -3955,24 +3301,6 @@
         </w:tc>
       </w:tr>
     </w:tbl>
-    <w:p>
-      <w:pPr>
-        <w:spacing w:after="0" w:before="80"/>
-        <w:jc w:val="center"/>
-      </w:pPr>
-      <w:r>
-        <w:rPr>
-          <w:rFonts w:ascii="Arial" w:cs="Arial" w:eastAsia="Arial" w:hAnsi="Arial"/>
-          <w:b w:val="false"/>
-          <w:bCs w:val="false"/>
-          <w:i/>
-          <w:iCs/>
-          <w:sz w:val="24"/>
-          <w:szCs w:val="24"/>
-        </w:rPr>
-        <w:t xml:space="preserve">« Tester, c'est prouver. »</w:t>
-      </w:r>
-    </w:p>
     <w:sectPr>
       <w:pgSz w:w="11906" w:h="16838" w:orient="portrait"/>
       <w:pgMar w:top="620" w:right="720" w:bottom="560" w:left="720" w:header="708" w:footer="708" w:gutter="0"/>
